--- a/Week_2/MeetingReport_Student_Information_System.docx
+++ b/Week_2/MeetingReport_Student_Information_System.docx
@@ -33,6 +33,13 @@
           <w:sz w:val="28"/>
         </w:rPr>
       </w:r>
+      <w:r>
+        <w:rPr>
+          <w:rFonts w:ascii="Arial" w:hAnsi="Arial"/>
+          <w:b/>
+          <w:sz w:val="28"/>
+        </w:rPr>
+      </w:r>
     </w:p>
     <w:p>
       <w:pPr>
@@ -45,6 +52,13 @@
           <w:sz w:val="22"/>
         </w:rPr>
       </w:pPr>
+      <w:r>
+        <w:rPr>
+          <w:rFonts w:ascii="Arial" w:hAnsi="Arial"/>
+          <w:b/>
+          <w:sz w:val="22"/>
+        </w:rPr>
+      </w:r>
       <w:r>
         <w:rPr>
           <w:rFonts w:ascii="Arial" w:hAnsi="Arial"/>
@@ -71,6 +85,13 @@
           <w:sz w:val="22"/>
         </w:rPr>
       </w:pPr>
+      <w:r>
+        <w:rPr>
+          <w:rFonts w:ascii="Arial" w:hAnsi="Arial"/>
+          <w:b/>
+          <w:sz w:val="22"/>
+        </w:rPr>
+      </w:r>
       <w:r>
         <w:rPr>
           <w:rFonts w:ascii="Arial" w:hAnsi="Arial"/>
@@ -134,18 +155,32 @@
           <w:sz w:val="22"/>
         </w:rPr>
       </w:r>
-    </w:p>
-    <w:p>
-      <w:pPr>
-        <w:pBdr/>
-        <w:spacing/>
-        <w:ind/>
+      <w:r>
         <w:rPr>
           <w:rFonts w:ascii="Arial" w:hAnsi="Arial"/>
           <w:b/>
           <w:sz w:val="22"/>
         </w:rPr>
-      </w:pPr>
+      </w:r>
+    </w:p>
+    <w:p>
+      <w:pPr>
+        <w:pBdr/>
+        <w:spacing/>
+        <w:ind/>
+        <w:rPr>
+          <w:rFonts w:ascii="Arial" w:hAnsi="Arial"/>
+          <w:b/>
+          <w:sz w:val="22"/>
+        </w:rPr>
+      </w:pPr>
+      <w:r>
+        <w:rPr>
+          <w:rFonts w:ascii="Arial" w:hAnsi="Arial"/>
+          <w:b/>
+          <w:sz w:val="22"/>
+        </w:rPr>
+      </w:r>
       <w:r>
         <w:rPr>
           <w:rFonts w:ascii="Arial" w:hAnsi="Arial"/>
@@ -226,18 +261,32 @@
           <w:sz w:val="22"/>
         </w:rPr>
       </w:r>
-    </w:p>
-    <w:p>
-      <w:pPr>
-        <w:pBdr/>
-        <w:spacing/>
-        <w:ind/>
+      <w:r>
         <w:rPr>
           <w:rFonts w:ascii="Arial" w:hAnsi="Arial"/>
           <w:b/>
           <w:sz w:val="22"/>
         </w:rPr>
-      </w:pPr>
+      </w:r>
+    </w:p>
+    <w:p>
+      <w:pPr>
+        <w:pBdr/>
+        <w:spacing/>
+        <w:ind/>
+        <w:rPr>
+          <w:rFonts w:ascii="Arial" w:hAnsi="Arial"/>
+          <w:b/>
+          <w:sz w:val="22"/>
+        </w:rPr>
+      </w:pPr>
+      <w:r>
+        <w:rPr>
+          <w:rFonts w:ascii="Arial" w:hAnsi="Arial"/>
+          <w:b/>
+          <w:sz w:val="22"/>
+        </w:rPr>
+      </w:r>
       <w:r>
         <w:rPr>
           <w:rFonts w:ascii="Arial" w:hAnsi="Arial"/>
@@ -319,18 +368,32 @@
           <w:sz w:val="22"/>
         </w:rPr>
       </w:r>
-    </w:p>
-    <w:p>
-      <w:pPr>
-        <w:pBdr/>
-        <w:spacing/>
-        <w:ind/>
+      <w:r>
         <w:rPr>
           <w:rFonts w:ascii="Arial" w:hAnsi="Arial"/>
           <w:b/>
           <w:sz w:val="22"/>
         </w:rPr>
-      </w:pPr>
+      </w:r>
+    </w:p>
+    <w:p>
+      <w:pPr>
+        <w:pBdr/>
+        <w:spacing/>
+        <w:ind/>
+        <w:rPr>
+          <w:rFonts w:ascii="Arial" w:hAnsi="Arial"/>
+          <w:b/>
+          <w:sz w:val="22"/>
+        </w:rPr>
+      </w:pPr>
+      <w:r>
+        <w:rPr>
+          <w:rFonts w:ascii="Arial" w:hAnsi="Arial"/>
+          <w:b/>
+          <w:sz w:val="22"/>
+        </w:rPr>
+      </w:r>
       <w:r>
         <w:rPr>
           <w:rFonts w:ascii="Arial" w:hAnsi="Arial"/>
@@ -366,28 +429,12 @@
       </w:r>
       <w:r>
         <w:rPr>
-          <w:rFonts w:ascii="Arial" w:hAnsi="Arial"/>
-          <w:b/>
-          <w:sz w:val="22"/>
-        </w:rPr>
-      </w:r>
-      <w:r>
-        <w:rPr>
           <w:rFonts w:ascii="Arial" w:hAnsi="Arial" w:eastAsia="Arial" w:cs="Arial"/>
           <w:sz w:val="20"/>
           <w:szCs w:val="20"/>
         </w:rPr>
         <w:t xml:space="preserve"> Bjorni Prrini, Bajram Kuqi, Bjorni Pasha, Genti Zenelaj, Henea Daiko, Ergi Sejdi, Ardit Cikalleshi
 </w:t>
-      </w:r>
-      <w:r/>
-      <w:r/>
-      <w:r>
-        <w:rPr>
-          <w:rFonts w:ascii="Arial" w:hAnsi="Arial"/>
-          <w:b/>
-          <w:sz w:val="22"/>
-        </w:rPr>
       </w:r>
       <w:r>
         <w:rPr>
@@ -397,7 +444,6 @@
         </w:rPr>
       </w:r>
       <w:r/>
-      <w:r/>
     </w:p>
     <w:p>
       <w:pPr>
@@ -410,6 +456,13 @@
           <w:sz w:val="22"/>
         </w:rPr>
       </w:pPr>
+      <w:r>
+        <w:rPr>
+          <w:rFonts w:ascii="Arial" w:hAnsi="Arial"/>
+          <w:b/>
+          <w:sz w:val="22"/>
+        </w:rPr>
+      </w:r>
       <w:r>
         <w:rPr>
           <w:rFonts w:ascii="Arial" w:hAnsi="Arial"/>
@@ -458,18 +511,32 @@
           <w:sz w:val="22"/>
         </w:rPr>
       </w:r>
-    </w:p>
-    <w:p>
-      <w:pPr>
-        <w:pBdr/>
-        <w:spacing/>
-        <w:ind/>
+      <w:r>
         <w:rPr>
           <w:rFonts w:ascii="Arial" w:hAnsi="Arial"/>
           <w:b/>
           <w:sz w:val="22"/>
         </w:rPr>
-      </w:pPr>
+      </w:r>
+    </w:p>
+    <w:p>
+      <w:pPr>
+        <w:pBdr/>
+        <w:spacing/>
+        <w:ind/>
+        <w:rPr>
+          <w:rFonts w:ascii="Arial" w:hAnsi="Arial"/>
+          <w:b/>
+          <w:sz w:val="22"/>
+        </w:rPr>
+      </w:pPr>
+      <w:r>
+        <w:rPr>
+          <w:rFonts w:ascii="Arial" w:hAnsi="Arial"/>
+          <w:b/>
+          <w:sz w:val="22"/>
+        </w:rPr>
+      </w:r>
       <w:r>
         <w:rPr>
           <w:rFonts w:ascii="Arial" w:hAnsi="Arial"/>
@@ -510,26 +577,6 @@
           <w:sz w:val="22"/>
         </w:rPr>
       </w:r>
-    </w:p>
-    <w:p>
-      <w:pPr>
-        <w:pBdr/>
-        <w:spacing/>
-        <w:ind/>
-        <w:rPr>
-          <w:rFonts w:ascii="Arial" w:hAnsi="Arial"/>
-          <w:b/>
-          <w:sz w:val="22"/>
-        </w:rPr>
-      </w:pPr>
-      <w:r>
-        <w:rPr>
-          <w:rFonts w:ascii="Arial" w:hAnsi="Arial"/>
-          <w:b/>
-          <w:sz w:val="22"/>
-        </w:rPr>
-        <w:t xml:space="preserve">Topics Discussed:</w:t>
-      </w:r>
       <w:r>
         <w:rPr>
           <w:rFonts w:ascii="Arial" w:hAnsi="Arial"/>
@@ -545,154 +592,18 @@
         <w:ind/>
         <w:rPr>
           <w:rFonts w:ascii="Arial" w:hAnsi="Arial"/>
+          <w:b/>
           <w:sz w:val="22"/>
         </w:rPr>
       </w:pPr>
       <w:r>
-        <w:rPr>
-          <w:rFonts w:ascii="Arial" w:hAnsi="Arial"/>
-          <w:sz w:val="22"/>
-        </w:rPr>
-        <w:t xml:space="preserve">1. Review of teacher feedback and suggestions on the initial project submission.</w:t>
-      </w:r>
-      <w:r>
-        <w:rPr>
-          <w:rFonts w:ascii="Arial" w:hAnsi="Arial"/>
-          <w:sz w:val="22"/>
-        </w:rPr>
-      </w:r>
-    </w:p>
-    <w:p>
-      <w:pPr>
-        <w:pBdr/>
-        <w:spacing/>
-        <w:ind/>
-        <w:rPr>
-          <w:rFonts w:ascii="Arial" w:hAnsi="Arial"/>
-          <w:sz w:val="22"/>
-        </w:rPr>
-      </w:pPr>
-      <w:r>
-        <w:rPr>
-          <w:rFonts w:ascii="Arial" w:hAnsi="Arial"/>
-          <w:sz w:val="22"/>
-        </w:rPr>
-        <w:t xml:space="preserve">2. Expansion of user roles: addition of Registrar Office and IT/System Support, bringing the total to 7 roles.</w:t>
-      </w:r>
-      <w:r>
-        <w:rPr>
-          <w:rFonts w:ascii="Arial" w:hAnsi="Arial"/>
-          <w:sz w:val="22"/>
-        </w:rPr>
-      </w:r>
-    </w:p>
-    <w:p>
-      <w:pPr>
-        <w:pBdr/>
-        <w:spacing/>
-        <w:ind/>
-        <w:rPr>
-          <w:rFonts w:ascii="Arial" w:hAnsi="Arial"/>
-          <w:sz w:val="22"/>
-        </w:rPr>
-      </w:pPr>
-      <w:r>
-        <w:rPr>
-          <w:rFonts w:ascii="Arial" w:hAnsi="Arial"/>
-          <w:sz w:val="22"/>
-        </w:rPr>
-        <w:t xml:space="preserve">3. Format and structure of functional requirements User Role + Verb + Object.</w:t>
-      </w:r>
-      <w:r>
-        <w:rPr>
-          <w:rFonts w:ascii="Arial" w:hAnsi="Arial"/>
-          <w:sz w:val="22"/>
-        </w:rPr>
-      </w:r>
-    </w:p>
-    <w:p>
-      <w:pPr>
-        <w:pBdr/>
-        <w:spacing/>
-        <w:ind/>
-        <w:rPr>
-          <w:rFonts w:ascii="Arial" w:hAnsi="Arial"/>
-          <w:sz w:val="22"/>
-        </w:rPr>
-      </w:pPr>
-      <w:r>
-        <w:rPr>
-          <w:rFonts w:ascii="Arial" w:hAnsi="Arial"/>
-          <w:sz w:val="22"/>
-        </w:rPr>
-        <w:t xml:space="preserve">4. Organization of non-functional requirements by type Performance, Security, Usability, Reliability, Scalability, Maintainability, Compliance.</w:t>
-      </w:r>
-      <w:r>
-        <w:rPr>
-          <w:rFonts w:ascii="Arial" w:hAnsi="Arial"/>
-          <w:sz w:val="22"/>
-        </w:rPr>
-      </w:r>
-    </w:p>
-    <w:p>
-      <w:pPr>
-        <w:pBdr/>
-        <w:spacing/>
-        <w:ind/>
-        <w:rPr>
-          <w:rFonts w:ascii="Arial" w:hAnsi="Arial"/>
-          <w:sz w:val="22"/>
-        </w:rPr>
-      </w:pPr>
-      <w:r>
-        <w:rPr>
-          <w:rFonts w:ascii="Arial" w:hAnsi="Arial"/>
-          <w:sz w:val="22"/>
-        </w:rPr>
-        <w:t xml:space="preserve">5. Assignment of one system role per group member for ownership and future UML diagram work.</w:t>
-      </w:r>
-      <w:r>
-        <w:rPr>
-          <w:rFonts w:ascii="Arial" w:hAnsi="Arial"/>
-          <w:sz w:val="22"/>
-        </w:rPr>
-      </w:r>
-    </w:p>
-    <w:p>
-      <w:pPr>
-        <w:pBdr/>
-        <w:spacing/>
-        <w:ind/>
-        <w:rPr>
-          <w:rFonts w:ascii="Arial" w:hAnsi="Arial"/>
-          <w:sz w:val="22"/>
-        </w:rPr>
-      </w:pPr>
-      <w:r>
-        <w:rPr>
-          <w:rFonts w:ascii="Arial" w:hAnsi="Arial"/>
-          <w:sz w:val="22"/>
-        </w:rPr>
-        <w:t xml:space="preserve">6. Planning for upcoming project milestones including UML diagrams and system design.</w:t>
-      </w:r>
-      <w:r>
-        <w:rPr>
-          <w:rFonts w:ascii="Arial" w:hAnsi="Arial"/>
-          <w:sz w:val="22"/>
-        </w:rPr>
-      </w:r>
-    </w:p>
-    <w:p>
-      <w:pPr>
-        <w:pBdr/>
-        <w:spacing/>
-        <w:ind/>
         <w:rPr>
           <w:rFonts w:ascii="Arial" w:hAnsi="Arial"/>
           <w:b/>
           <w:sz w:val="22"/>
         </w:rPr>
-      </w:pPr>
+        <w:t xml:space="preserve">Topics Discussed:</w:t>
+      </w:r>
       <w:r>
         <w:rPr>
           <w:rFonts w:ascii="Arial" w:hAnsi="Arial"/>
@@ -715,10 +626,197 @@
         <w:ind/>
         <w:rPr>
           <w:rFonts w:ascii="Arial" w:hAnsi="Arial"/>
+          <w:sz w:val="22"/>
+        </w:rPr>
+      </w:pPr>
+      <w:r>
+        <w:rPr>
+          <w:rFonts w:ascii="Arial" w:hAnsi="Arial"/>
+          <w:sz w:val="22"/>
+        </w:rPr>
+        <w:t xml:space="preserve">1. Review of teacher feedback and suggestions on the initial project submission.</w:t>
+      </w:r>
+      <w:r>
+        <w:rPr>
+          <w:rFonts w:ascii="Arial" w:hAnsi="Arial"/>
+          <w:sz w:val="22"/>
+        </w:rPr>
+      </w:r>
+      <w:r>
+        <w:rPr>
+          <w:rFonts w:ascii="Arial" w:hAnsi="Arial"/>
+          <w:sz w:val="22"/>
+        </w:rPr>
+      </w:r>
+    </w:p>
+    <w:p>
+      <w:pPr>
+        <w:pBdr/>
+        <w:spacing/>
+        <w:ind/>
+        <w:rPr>
+          <w:rFonts w:ascii="Arial" w:hAnsi="Arial"/>
+          <w:sz w:val="22"/>
+        </w:rPr>
+      </w:pPr>
+      <w:r>
+        <w:rPr>
+          <w:rFonts w:ascii="Arial" w:hAnsi="Arial"/>
+          <w:sz w:val="22"/>
+        </w:rPr>
+        <w:t xml:space="preserve">2. Expansion of user roles: addition of Registrar Office and IT/System Support, bringing the total to 7 roles.</w:t>
+      </w:r>
+      <w:r>
+        <w:rPr>
+          <w:rFonts w:ascii="Arial" w:hAnsi="Arial"/>
+          <w:sz w:val="22"/>
+        </w:rPr>
+      </w:r>
+      <w:r>
+        <w:rPr>
+          <w:rFonts w:ascii="Arial" w:hAnsi="Arial"/>
+          <w:sz w:val="22"/>
+        </w:rPr>
+      </w:r>
+    </w:p>
+    <w:p>
+      <w:pPr>
+        <w:pBdr/>
+        <w:spacing/>
+        <w:ind/>
+        <w:rPr>
+          <w:rFonts w:ascii="Arial" w:hAnsi="Arial"/>
+          <w:sz w:val="22"/>
+        </w:rPr>
+      </w:pPr>
+      <w:r>
+        <w:rPr>
+          <w:rFonts w:ascii="Arial" w:hAnsi="Arial"/>
+          <w:sz w:val="22"/>
+        </w:rPr>
+        <w:t xml:space="preserve">3. Format and structure of functional requirements User Role + Verb + Object.</w:t>
+      </w:r>
+      <w:r>
+        <w:rPr>
+          <w:rFonts w:ascii="Arial" w:hAnsi="Arial"/>
+          <w:sz w:val="22"/>
+        </w:rPr>
+      </w:r>
+      <w:r>
+        <w:rPr>
+          <w:rFonts w:ascii="Arial" w:hAnsi="Arial"/>
+          <w:sz w:val="22"/>
+        </w:rPr>
+      </w:r>
+    </w:p>
+    <w:p>
+      <w:pPr>
+        <w:pBdr/>
+        <w:spacing/>
+        <w:ind/>
+        <w:rPr>
+          <w:rFonts w:ascii="Arial" w:hAnsi="Arial"/>
+          <w:sz w:val="22"/>
+        </w:rPr>
+      </w:pPr>
+      <w:r>
+        <w:rPr>
+          <w:rFonts w:ascii="Arial" w:hAnsi="Arial"/>
+          <w:sz w:val="22"/>
+        </w:rPr>
+        <w:t xml:space="preserve">4. Organization of non-functional requirements by type Performance, Security, Usability, Reliability, Scalability, Maintainability, Compliance.</w:t>
+      </w:r>
+      <w:r>
+        <w:rPr>
+          <w:rFonts w:ascii="Arial" w:hAnsi="Arial"/>
+          <w:sz w:val="22"/>
+        </w:rPr>
+      </w:r>
+      <w:r>
+        <w:rPr>
+          <w:rFonts w:ascii="Arial" w:hAnsi="Arial"/>
+          <w:sz w:val="22"/>
+        </w:rPr>
+      </w:r>
+    </w:p>
+    <w:p>
+      <w:pPr>
+        <w:pBdr/>
+        <w:spacing/>
+        <w:ind/>
+        <w:rPr>
+          <w:rFonts w:ascii="Arial" w:hAnsi="Arial"/>
+          <w:sz w:val="22"/>
+        </w:rPr>
+      </w:pPr>
+      <w:r>
+        <w:rPr>
+          <w:rFonts w:ascii="Arial" w:hAnsi="Arial"/>
+          <w:sz w:val="22"/>
+        </w:rPr>
+        <w:t xml:space="preserve">5. Assignment of one system role per group member for ownership and future UML diagram work.</w:t>
+      </w:r>
+      <w:r>
+        <w:rPr>
+          <w:rFonts w:ascii="Arial" w:hAnsi="Arial"/>
+          <w:sz w:val="22"/>
+        </w:rPr>
+      </w:r>
+      <w:r>
+        <w:rPr>
+          <w:rFonts w:ascii="Arial" w:hAnsi="Arial"/>
+          <w:sz w:val="22"/>
+        </w:rPr>
+      </w:r>
+    </w:p>
+    <w:p>
+      <w:pPr>
+        <w:pBdr/>
+        <w:spacing/>
+        <w:ind/>
+        <w:rPr>
+          <w:rFonts w:ascii="Arial" w:hAnsi="Arial"/>
+          <w:sz w:val="22"/>
+        </w:rPr>
+      </w:pPr>
+      <w:r>
+        <w:rPr>
+          <w:rFonts w:ascii="Arial" w:hAnsi="Arial"/>
+          <w:sz w:val="22"/>
+        </w:rPr>
+        <w:t xml:space="preserve">6. Planning for upcoming project milestones including UML diagrams and system design.</w:t>
+      </w:r>
+      <w:r>
+        <w:rPr>
+          <w:rFonts w:ascii="Arial" w:hAnsi="Arial"/>
+          <w:sz w:val="22"/>
+        </w:rPr>
+      </w:r>
+      <w:r>
+        <w:rPr>
+          <w:rFonts w:ascii="Arial" w:hAnsi="Arial"/>
+          <w:sz w:val="22"/>
+        </w:rPr>
+      </w:r>
+    </w:p>
+    <w:p>
+      <w:pPr>
+        <w:pBdr/>
+        <w:spacing/>
+        <w:ind/>
+        <w:rPr>
+          <w:rFonts w:ascii="Arial" w:hAnsi="Arial"/>
           <w:b/>
           <w:sz w:val="22"/>
         </w:rPr>
       </w:pPr>
+      <w:r>
+        <w:rPr>
+          <w:rFonts w:ascii="Arial" w:hAnsi="Arial"/>
+          <w:b/>
+          <w:sz w:val="22"/>
+        </w:rPr>
+      </w:r>
       <w:r>
         <w:rPr>
           <w:rFonts w:ascii="Arial" w:hAnsi="Arial"/>
@@ -751,171 +849,7 @@
           <w:b/>
           <w:sz w:val="22"/>
         </w:rPr>
-        <w:t xml:space="preserve">Decisions Made:</w:t>
       </w:r>
-      <w:r>
-        <w:rPr>
-          <w:rFonts w:ascii="Arial" w:hAnsi="Arial"/>
-          <w:b/>
-          <w:sz w:val="22"/>
-        </w:rPr>
-      </w:r>
-    </w:p>
-    <w:p>
-      <w:pPr>
-        <w:pBdr/>
-        <w:spacing/>
-        <w:ind/>
-        <w:rPr>
-          <w:rFonts w:ascii="Arial" w:hAnsi="Arial"/>
-          <w:sz w:val="22"/>
-        </w:rPr>
-      </w:pPr>
-      <w:r>
-        <w:rPr>
-          <w:rFonts w:ascii="Arial" w:hAnsi="Arial"/>
-          <w:sz w:val="22"/>
-        </w:rPr>
-        <w:t xml:space="preserve">1. Finance Office confirmed as a distinct and separate user role with dedicated responsibilities.</w:t>
-      </w:r>
-      <w:r>
-        <w:rPr>
-          <w:rFonts w:ascii="Arial" w:hAnsi="Arial"/>
-          <w:sz w:val="22"/>
-        </w:rPr>
-      </w:r>
-    </w:p>
-    <w:p>
-      <w:pPr>
-        <w:pBdr/>
-        <w:spacing/>
-        <w:ind/>
-        <w:rPr>
-          <w:rFonts w:ascii="Arial" w:hAnsi="Arial"/>
-          <w:sz w:val="22"/>
-        </w:rPr>
-      </w:pPr>
-      <w:r>
-        <w:rPr>
-          <w:rFonts w:ascii="Arial" w:hAnsi="Arial"/>
-          <w:sz w:val="22"/>
-        </w:rPr>
-        <w:t xml:space="preserve">2. Registrar Office and IT/System Support added as new roles, bringing the total number of roles to 7.</w:t>
-      </w:r>
-      <w:r>
-        <w:rPr>
-          <w:rFonts w:ascii="Arial" w:hAnsi="Arial"/>
-          <w:sz w:val="22"/>
-        </w:rPr>
-      </w:r>
-    </w:p>
-    <w:p>
-      <w:pPr>
-        <w:pBdr/>
-        <w:spacing/>
-        <w:ind/>
-        <w:rPr>
-          <w:rFonts w:ascii="Arial" w:hAnsi="Arial"/>
-          <w:sz w:val="22"/>
-        </w:rPr>
-      </w:pPr>
-      <w:r>
-        <w:rPr>
-          <w:rFonts w:ascii="Arial" w:hAnsi="Arial"/>
-          <w:sz w:val="22"/>
-        </w:rPr>
-        <w:t xml:space="preserve">3. Each group member is assigned ownership of one system role for future UML diagram work.</w:t>
-      </w:r>
-      <w:r>
-        <w:rPr>
-          <w:rFonts w:ascii="Arial" w:hAnsi="Arial"/>
-          <w:sz w:val="22"/>
-        </w:rPr>
-      </w:r>
-    </w:p>
-    <w:p>
-      <w:pPr>
-        <w:pBdr/>
-        <w:spacing/>
-        <w:ind/>
-        <w:rPr>
-          <w:rFonts w:ascii="Arial" w:hAnsi="Arial"/>
-          <w:sz w:val="22"/>
-        </w:rPr>
-      </w:pPr>
-      <w:r>
-        <w:rPr>
-          <w:rFonts w:ascii="Arial" w:hAnsi="Arial"/>
-          <w:sz w:val="22"/>
-        </w:rPr>
-        <w:t xml:space="preserve">4. Dean / Academic Administration role has read-only access and cannot modify student records or grades.</w:t>
-      </w:r>
-      <w:r>
-        <w:rPr>
-          <w:rFonts w:ascii="Arial" w:hAnsi="Arial"/>
-          <w:sz w:val="22"/>
-        </w:rPr>
-      </w:r>
-    </w:p>
-    <w:p>
-      <w:pPr>
-        <w:pBdr/>
-        <w:spacing/>
-        <w:ind/>
-        <w:rPr>
-          <w:rFonts w:ascii="Arial" w:hAnsi="Arial"/>
-          <w:sz w:val="22"/>
-        </w:rPr>
-      </w:pPr>
-      <w:r>
-        <w:rPr>
-          <w:rFonts w:ascii="Arial" w:hAnsi="Arial"/>
-          <w:sz w:val="22"/>
-        </w:rPr>
-        <w:t xml:space="preserve">5. Functional requirements will follow the format: User Role + Verb + Object.</w:t>
-      </w:r>
-      <w:r>
-        <w:rPr>
-          <w:rFonts w:ascii="Arial" w:hAnsi="Arial"/>
-          <w:sz w:val="22"/>
-        </w:rPr>
-      </w:r>
-    </w:p>
-    <w:p>
-      <w:pPr>
-        <w:pBdr/>
-        <w:spacing/>
-        <w:ind/>
-        <w:rPr>
-          <w:rFonts w:ascii="Arial" w:hAnsi="Arial"/>
-          <w:sz w:val="22"/>
-        </w:rPr>
-      </w:pPr>
-      <w:r>
-        <w:rPr>
-          <w:rFonts w:ascii="Arial" w:hAnsi="Arial"/>
-          <w:sz w:val="22"/>
-        </w:rPr>
-        <w:t xml:space="preserve">6. Non-functional requirements organized into 7 categories with measurable criteria.</w:t>
-      </w:r>
-      <w:r>
-        <w:rPr>
-          <w:rFonts w:ascii="Arial" w:hAnsi="Arial"/>
-          <w:sz w:val="22"/>
-        </w:rPr>
-      </w:r>
-    </w:p>
-    <w:p>
-      <w:pPr>
-        <w:pBdr/>
-        <w:spacing/>
-        <w:ind/>
-        <w:rPr>
-          <w:rFonts w:ascii="Arial" w:hAnsi="Arial"/>
-          <w:b/>
-          <w:sz w:val="22"/>
-        </w:rPr>
-      </w:pPr>
       <w:r>
         <w:rPr>
           <w:rFonts w:ascii="Arial" w:hAnsi="Arial"/>
@@ -948,7 +882,261 @@
           <w:b/>
           <w:sz w:val="22"/>
         </w:rPr>
+        <w:t xml:space="preserve">Decisions Made:</w:t>
+      </w:r>
+      <w:r>
+        <w:rPr>
+          <w:rFonts w:ascii="Arial" w:hAnsi="Arial"/>
+          <w:b/>
+          <w:sz w:val="22"/>
+        </w:rPr>
+      </w:r>
+      <w:r>
+        <w:rPr>
+          <w:rFonts w:ascii="Arial" w:hAnsi="Arial"/>
+          <w:b/>
+          <w:sz w:val="22"/>
+        </w:rPr>
+      </w:r>
+    </w:p>
+    <w:p>
+      <w:pPr>
+        <w:pBdr/>
+        <w:spacing/>
+        <w:ind/>
+        <w:rPr>
+          <w:rFonts w:ascii="Arial" w:hAnsi="Arial"/>
+          <w:sz w:val="22"/>
+        </w:rPr>
+      </w:pPr>
+      <w:r>
+        <w:rPr>
+          <w:rFonts w:ascii="Arial" w:hAnsi="Arial"/>
+          <w:sz w:val="22"/>
+        </w:rPr>
+        <w:t xml:space="preserve">1. Finance Office confirmed as a distinct and separate user role with dedicated responsibilities.</w:t>
+      </w:r>
+      <w:r>
+        <w:rPr>
+          <w:rFonts w:ascii="Arial" w:hAnsi="Arial"/>
+          <w:sz w:val="22"/>
+        </w:rPr>
+      </w:r>
+      <w:r>
+        <w:rPr>
+          <w:rFonts w:ascii="Arial" w:hAnsi="Arial"/>
+          <w:sz w:val="22"/>
+        </w:rPr>
+      </w:r>
+    </w:p>
+    <w:p>
+      <w:pPr>
+        <w:pBdr/>
+        <w:spacing/>
+        <w:ind/>
+        <w:rPr>
+          <w:rFonts w:ascii="Arial" w:hAnsi="Arial"/>
+          <w:sz w:val="22"/>
+        </w:rPr>
+      </w:pPr>
+      <w:r>
+        <w:rPr>
+          <w:rFonts w:ascii="Arial" w:hAnsi="Arial"/>
+          <w:sz w:val="22"/>
+        </w:rPr>
+        <w:t xml:space="preserve">2. Registrar Office and IT/System Support added as new roles, bringing the total number of roles to 7.</w:t>
+      </w:r>
+      <w:r>
+        <w:rPr>
+          <w:rFonts w:ascii="Arial" w:hAnsi="Arial"/>
+          <w:sz w:val="22"/>
+        </w:rPr>
+      </w:r>
+      <w:r>
+        <w:rPr>
+          <w:rFonts w:ascii="Arial" w:hAnsi="Arial"/>
+          <w:sz w:val="22"/>
+        </w:rPr>
+      </w:r>
+    </w:p>
+    <w:p>
+      <w:pPr>
+        <w:pBdr/>
+        <w:spacing/>
+        <w:ind/>
+        <w:rPr>
+          <w:rFonts w:ascii="Arial" w:hAnsi="Arial"/>
+          <w:sz w:val="22"/>
+        </w:rPr>
+      </w:pPr>
+      <w:r>
+        <w:rPr>
+          <w:rFonts w:ascii="Arial" w:hAnsi="Arial"/>
+          <w:sz w:val="22"/>
+        </w:rPr>
+        <w:t xml:space="preserve">3. Each group member is assigned ownership of one system role for future UML diagram work.</w:t>
+      </w:r>
+      <w:r>
+        <w:rPr>
+          <w:rFonts w:ascii="Arial" w:hAnsi="Arial"/>
+          <w:sz w:val="22"/>
+        </w:rPr>
+      </w:r>
+      <w:r>
+        <w:rPr>
+          <w:rFonts w:ascii="Arial" w:hAnsi="Arial"/>
+          <w:sz w:val="22"/>
+        </w:rPr>
+      </w:r>
+    </w:p>
+    <w:p>
+      <w:pPr>
+        <w:pBdr/>
+        <w:spacing/>
+        <w:ind/>
+        <w:rPr>
+          <w:rFonts w:ascii="Arial" w:hAnsi="Arial"/>
+          <w:sz w:val="22"/>
+        </w:rPr>
+      </w:pPr>
+      <w:r>
+        <w:rPr>
+          <w:rFonts w:ascii="Arial" w:hAnsi="Arial"/>
+          <w:sz w:val="22"/>
+        </w:rPr>
+        <w:t xml:space="preserve">4. Dean / Academic Administration role has read-only access and cannot modify student records or grades.</w:t>
+      </w:r>
+      <w:r>
+        <w:rPr>
+          <w:rFonts w:ascii="Arial" w:hAnsi="Arial"/>
+          <w:sz w:val="22"/>
+        </w:rPr>
+      </w:r>
+      <w:r>
+        <w:rPr>
+          <w:rFonts w:ascii="Arial" w:hAnsi="Arial"/>
+          <w:sz w:val="22"/>
+        </w:rPr>
+      </w:r>
+    </w:p>
+    <w:p>
+      <w:pPr>
+        <w:pBdr/>
+        <w:spacing/>
+        <w:ind/>
+        <w:rPr>
+          <w:rFonts w:ascii="Arial" w:hAnsi="Arial"/>
+          <w:sz w:val="22"/>
+        </w:rPr>
+      </w:pPr>
+      <w:r>
+        <w:rPr>
+          <w:rFonts w:ascii="Arial" w:hAnsi="Arial"/>
+          <w:sz w:val="22"/>
+        </w:rPr>
+        <w:t xml:space="preserve">5. Functional requirements will follow the format: User Role + Verb + Object.</w:t>
+      </w:r>
+      <w:r>
+        <w:rPr>
+          <w:rFonts w:ascii="Arial" w:hAnsi="Arial"/>
+          <w:sz w:val="22"/>
+        </w:rPr>
+      </w:r>
+      <w:r>
+        <w:rPr>
+          <w:rFonts w:ascii="Arial" w:hAnsi="Arial"/>
+          <w:sz w:val="22"/>
+        </w:rPr>
+      </w:r>
+    </w:p>
+    <w:p>
+      <w:pPr>
+        <w:pBdr/>
+        <w:spacing/>
+        <w:ind/>
+        <w:rPr>
+          <w:rFonts w:ascii="Arial" w:hAnsi="Arial"/>
+          <w:sz w:val="22"/>
+        </w:rPr>
+      </w:pPr>
+      <w:r>
+        <w:rPr>
+          <w:rFonts w:ascii="Arial" w:hAnsi="Arial"/>
+          <w:sz w:val="22"/>
+        </w:rPr>
+        <w:t xml:space="preserve">6. Non-functional requirements organized into 7 categories with measurable criteria.</w:t>
+      </w:r>
+      <w:r>
+        <w:rPr>
+          <w:rFonts w:ascii="Arial" w:hAnsi="Arial"/>
+          <w:sz w:val="22"/>
+        </w:rPr>
+      </w:r>
+      <w:r>
+        <w:rPr>
+          <w:rFonts w:ascii="Arial" w:hAnsi="Arial"/>
+          <w:sz w:val="22"/>
+        </w:rPr>
+      </w:r>
+    </w:p>
+    <w:p>
+      <w:pPr>
+        <w:pBdr/>
+        <w:spacing/>
+        <w:ind/>
+        <w:rPr>
+          <w:rFonts w:ascii="Arial" w:hAnsi="Arial"/>
+          <w:b/>
+          <w:sz w:val="22"/>
+        </w:rPr>
+      </w:pPr>
+      <w:r>
+        <w:rPr>
+          <w:rFonts w:ascii="Arial" w:hAnsi="Arial"/>
+          <w:b/>
+          <w:sz w:val="22"/>
+        </w:rPr>
+      </w:r>
+      <w:r>
+        <w:rPr>
+          <w:rFonts w:ascii="Arial" w:hAnsi="Arial"/>
+          <w:b/>
+          <w:sz w:val="22"/>
+        </w:rPr>
+      </w:r>
+      <w:r>
+        <w:rPr>
+          <w:rFonts w:ascii="Arial" w:hAnsi="Arial"/>
+          <w:b/>
+          <w:sz w:val="22"/>
+        </w:rPr>
+      </w:r>
+    </w:p>
+    <w:p>
+      <w:pPr>
+        <w:pBdr/>
+        <w:spacing/>
+        <w:ind/>
+        <w:rPr>
+          <w:rFonts w:ascii="Arial" w:hAnsi="Arial"/>
+          <w:b/>
+          <w:sz w:val="22"/>
+        </w:rPr>
+      </w:pPr>
+      <w:r>
+        <w:rPr>
+          <w:rFonts w:ascii="Arial" w:hAnsi="Arial"/>
+          <w:b/>
+          <w:sz w:val="22"/>
+        </w:rPr>
         <w:t xml:space="preserve">Tasks Assigned:</w:t>
+      </w:r>
+      <w:r>
+        <w:rPr>
+          <w:rFonts w:ascii="Arial" w:hAnsi="Arial"/>
+          <w:b/>
+          <w:sz w:val="22"/>
+        </w:rPr>
       </w:r>
       <w:r>
         <w:rPr>
@@ -979,6 +1167,146 @@
         <w:rPr>
           <w:rFonts w:ascii="Arial" w:hAnsi="Arial"/>
           <w:sz w:val="22"/>
+        </w:rPr>
+      </w:r>
+      <w:r>
+        <w:rPr>
+          <w:rFonts w:ascii="Arial" w:hAnsi="Arial"/>
+          <w:sz w:val="22"/>
+        </w:rPr>
+      </w:r>
+    </w:p>
+    <w:p>
+      <w:pPr>
+        <w:pBdr/>
+        <w:spacing/>
+        <w:ind/>
+        <w:rPr>
+          <w:rFonts w:ascii="Arial" w:hAnsi="Arial"/>
+          <w:sz w:val="22"/>
+          <w:szCs w:val="22"/>
+        </w:rPr>
+      </w:pPr>
+      <w:r>
+        <w:rPr>
+          <w:rFonts w:ascii="Arial" w:hAnsi="Arial"/>
+          <w:sz w:val="22"/>
+          <w:highlight w:val="none"/>
+        </w:rPr>
+      </w:r>
+      <w:r>
+        <w:rPr>
+          <w:rFonts w:ascii="Arial" w:hAnsi="Arial"/>
+          <w:sz w:val="22"/>
+          <w:highlight w:val="none"/>
+        </w:rPr>
+      </w:r>
+      <w:r>
+        <w:rPr>
+          <w:rFonts w:ascii="Arial" w:hAnsi="Arial"/>
+          <w:sz w:val="22"/>
+          <w:szCs w:val="22"/>
+        </w:rPr>
+      </w:r>
+    </w:p>
+    <w:p>
+      <w:pPr>
+        <w:pBdr/>
+        <w:spacing/>
+        <w:ind/>
+        <w:rPr>
+          <w:rFonts w:ascii="Arial" w:hAnsi="Arial"/>
+          <w:sz w:val="22"/>
+          <w:szCs w:val="22"/>
+          <w:highlight w:val="none"/>
+        </w:rPr>
+      </w:pPr>
+      <w:r>
+        <w:rPr>
+          <w:rFonts w:ascii="Arial" w:hAnsi="Arial"/>
+          <w:sz w:val="22"/>
+        </w:rPr>
+        <w:t xml:space="preserve">Bajram Kuqi – Teacher Role: Draft functional requirements for Teacher role and compile the full FR table.</w:t>
+      </w:r>
+      <w:r>
+        <w:rPr>
+          <w:rFonts w:ascii="Arial" w:hAnsi="Arial"/>
+          <w:sz w:val="22"/>
+        </w:rPr>
+      </w:r>
+      <w:r>
+        <w:rPr>
+          <w:rFonts w:ascii="Arial" w:hAnsi="Arial"/>
+          <w:sz w:val="22"/>
+          <w:szCs w:val="22"/>
+          <w:highlight w:val="none"/>
+        </w:rPr>
+      </w:r>
+    </w:p>
+    <w:p>
+      <w:pPr>
+        <w:pBdr/>
+        <w:spacing/>
+        <w:ind/>
+        <w:rPr>
+          <w:rFonts w:ascii="Arial" w:hAnsi="Arial"/>
+          <w:sz w:val="22"/>
+          <w:szCs w:val="22"/>
+        </w:rPr>
+      </w:pPr>
+      <w:r>
+        <w:rPr>
+          <w:rFonts w:ascii="Arial" w:hAnsi="Arial"/>
+          <w:sz w:val="22"/>
+          <w:highlight w:val="none"/>
+        </w:rPr>
+      </w:r>
+      <w:r>
+        <w:rPr>
+          <w:rFonts w:ascii="Arial" w:hAnsi="Arial"/>
+          <w:sz w:val="22"/>
+          <w:highlight w:val="none"/>
+        </w:rPr>
+      </w:r>
+      <w:r>
+        <w:rPr>
+          <w:rFonts w:ascii="Arial" w:hAnsi="Arial"/>
+          <w:sz w:val="22"/>
+          <w:szCs w:val="22"/>
+        </w:rPr>
+      </w:r>
+    </w:p>
+    <w:p>
+      <w:pPr>
+        <w:pBdr/>
+        <w:spacing/>
+        <w:ind/>
+        <w:rPr>
+          <w:rFonts w:ascii="Arial" w:hAnsi="Arial"/>
+          <w:sz w:val="22"/>
+          <w:szCs w:val="22"/>
+          <w:highlight w:val="none"/>
+        </w:rPr>
+      </w:pPr>
+      <w:r>
+        <w:rPr>
+          <w:rFonts w:ascii="Arial" w:hAnsi="Arial"/>
+          <w:sz w:val="22"/>
+        </w:rPr>
+        <w:t xml:space="preserve">Genti Zenelaj – Student Role: Draft functional requirements for Student role and compile the NFR table.</w:t>
+      </w:r>
+      <w:r>
+        <w:rPr>
+          <w:rFonts w:ascii="Arial" w:hAnsi="Arial"/>
+          <w:sz w:val="22"/>
+        </w:rPr>
+      </w:r>
+      <w:r>
+        <w:rPr>
+          <w:rFonts w:ascii="Arial" w:hAnsi="Arial"/>
+          <w:sz w:val="22"/>
+          <w:szCs w:val="22"/>
+          <w:highlight w:val="none"/>
         </w:rPr>
       </w:r>
     </w:p>
@@ -1032,12 +1360,26 @@
           <w:rFonts w:ascii="Arial" w:hAnsi="Arial"/>
           <w:sz w:val="22"/>
         </w:rPr>
-        <w:t xml:space="preserve">Bajram Kuqi – Teacher Role: Draft functional requirements for Teacher role and compile the full FR table.</w:t>
+        <w:t xml:space="preserve">Bjorni Pasha</w:t>
       </w:r>
       <w:r>
         <w:rPr>
           <w:rFonts w:ascii="Arial" w:hAnsi="Arial"/>
           <w:sz w:val="22"/>
+        </w:rPr>
+        <w:t xml:space="preserve"> – Finance Office Role: Draft functional requirements for Finance Office role.</w:t>
+      </w:r>
+      <w:r>
+        <w:rPr>
+          <w:rFonts w:ascii="Arial" w:hAnsi="Arial"/>
+          <w:sz w:val="22"/>
+        </w:rPr>
+      </w:r>
+      <w:r>
+        <w:rPr>
+          <w:rFonts w:ascii="Arial" w:hAnsi="Arial"/>
+          <w:sz w:val="22"/>
+          <w:szCs w:val="22"/>
         </w:rPr>
       </w:r>
     </w:p>
@@ -1070,7 +1412,7 @@
         <w:rPr>
           <w:rFonts w:ascii="Arial" w:hAnsi="Arial"/>
           <w:sz w:val="22"/>
-          <w:highlight w:val="none"/>
+          <w:szCs w:val="22"/>
         </w:rPr>
       </w:r>
     </w:p>
@@ -1091,7 +1433,7 @@
           <w:rFonts w:ascii="Arial" w:hAnsi="Arial"/>
           <w:sz w:val="22"/>
         </w:rPr>
-        <w:t xml:space="preserve">Genti Zenelaj – Student Role: Draft functional requirements for Student role and compile the NFR table.</w:t>
+        <w:t xml:space="preserve">Ardit Cikalleshi – Dean Role: Draft functional requirements for Dean / Academic Administration role.</w:t>
       </w:r>
       <w:r>
         <w:rPr>
@@ -1099,39 +1441,14 @@
           <w:sz w:val="22"/>
         </w:rPr>
       </w:r>
-    </w:p>
-    <w:p>
-      <w:pPr>
-        <w:pBdr/>
-        <w:spacing/>
-        <w:ind/>
+      <w:r>
         <w:rPr>
           <w:rFonts w:ascii="Arial" w:hAnsi="Arial"/>
           <w:sz w:val="22"/>
           <w:szCs w:val="22"/>
-        </w:rPr>
-      </w:pPr>
-      <w:r>
-        <w:rPr>
-          <w:rFonts w:ascii="Arial" w:hAnsi="Arial"/>
-          <w:sz w:val="22"/>
-        </w:rPr>
-        <w:t xml:space="preserve">Bjorni Pasha</w:t>
-      </w:r>
-      <w:r>
-        <w:rPr>
-          <w:rFonts w:ascii="Arial" w:hAnsi="Arial"/>
-          <w:sz w:val="22"/>
-        </w:rPr>
-        <w:t xml:space="preserve"> – Finance Office Role: Draft functional requirements for Finance Office role.</w:t>
-      </w:r>
-      <w:r>
-        <w:rPr>
-          <w:rFonts w:ascii="Arial" w:hAnsi="Arial"/>
-          <w:sz w:val="22"/>
+          <w:highlight w:val="none"/>
         </w:rPr>
       </w:r>
-      <w:r/>
     </w:p>
     <w:p>
       <w:pPr>
@@ -1162,7 +1479,7 @@
         <w:rPr>
           <w:rFonts w:ascii="Arial" w:hAnsi="Arial"/>
           <w:sz w:val="22"/>
-          <w:highlight w:val="none"/>
+          <w:szCs w:val="22"/>
         </w:rPr>
       </w:r>
     </w:p>
@@ -1183,12 +1500,20 @@
           <w:rFonts w:ascii="Arial" w:hAnsi="Arial"/>
           <w:sz w:val="22"/>
         </w:rPr>
-        <w:t xml:space="preserve">Ardit Cikalleshi – Dean Role: Draft functional requirements for Dean / Academic Administration role.</w:t>
+        <w:t xml:space="preserve">Ergi Sejdi – Registrar Office Role: Draft functional requirements for Registrar Office role.</w:t>
       </w:r>
       <w:r>
         <w:rPr>
           <w:rFonts w:ascii="Arial" w:hAnsi="Arial"/>
           <w:sz w:val="22"/>
+        </w:rPr>
+      </w:r>
+      <w:r>
+        <w:rPr>
+          <w:rFonts w:ascii="Arial" w:hAnsi="Arial"/>
+          <w:sz w:val="22"/>
+          <w:szCs w:val="22"/>
+          <w:highlight w:val="none"/>
         </w:rPr>
       </w:r>
     </w:p>
@@ -1221,66 +1546,7 @@
         <w:rPr>
           <w:rFonts w:ascii="Arial" w:hAnsi="Arial"/>
           <w:sz w:val="22"/>
-          <w:highlight w:val="none"/>
-        </w:rPr>
-      </w:r>
-    </w:p>
-    <w:p>
-      <w:pPr>
-        <w:pBdr/>
-        <w:spacing/>
-        <w:ind/>
-        <w:rPr>
-          <w:rFonts w:ascii="Arial" w:hAnsi="Arial"/>
-          <w:sz w:val="22"/>
           <w:szCs w:val="22"/>
-          <w:highlight w:val="none"/>
-        </w:rPr>
-      </w:pPr>
-      <w:r>
-        <w:rPr>
-          <w:rFonts w:ascii="Arial" w:hAnsi="Arial"/>
-          <w:sz w:val="22"/>
-        </w:rPr>
-        <w:t xml:space="preserve">Ergi Sejdi – Registrar Office Role: Draft functional requirements for Registrar Office role.</w:t>
-      </w:r>
-      <w:r>
-        <w:rPr>
-          <w:rFonts w:ascii="Arial" w:hAnsi="Arial"/>
-          <w:sz w:val="22"/>
-        </w:rPr>
-      </w:r>
-    </w:p>
-    <w:p>
-      <w:pPr>
-        <w:pBdr/>
-        <w:spacing/>
-        <w:ind/>
-        <w:rPr>
-          <w:rFonts w:ascii="Arial" w:hAnsi="Arial"/>
-          <w:sz w:val="22"/>
-          <w:szCs w:val="22"/>
-        </w:rPr>
-      </w:pPr>
-      <w:r>
-        <w:rPr>
-          <w:rFonts w:ascii="Arial" w:hAnsi="Arial"/>
-          <w:sz w:val="22"/>
-          <w:highlight w:val="none"/>
-        </w:rPr>
-      </w:r>
-      <w:r>
-        <w:rPr>
-          <w:rFonts w:ascii="Arial" w:hAnsi="Arial"/>
-          <w:sz w:val="22"/>
-          <w:highlight w:val="none"/>
-        </w:rPr>
-      </w:r>
-      <w:r>
-        <w:rPr>
-          <w:rFonts w:ascii="Arial" w:hAnsi="Arial"/>
-          <w:sz w:val="22"/>
-          <w:highlight w:val="none"/>
         </w:rPr>
       </w:r>
     </w:p>
@@ -1309,6 +1575,14 @@
           <w:sz w:val="22"/>
         </w:rPr>
       </w:r>
+      <w:r>
+        <w:rPr>
+          <w:rFonts w:ascii="Arial" w:hAnsi="Arial"/>
+          <w:sz w:val="22"/>
+          <w:szCs w:val="22"/>
+          <w:highlight w:val="none"/>
+        </w:rPr>
+      </w:r>
     </w:p>
     <w:p>
       <w:pPr>
@@ -1321,6 +1595,13 @@
           <w:sz w:val="22"/>
         </w:rPr>
       </w:pPr>
+      <w:r>
+        <w:rPr>
+          <w:rFonts w:ascii="Arial" w:hAnsi="Arial"/>
+          <w:b/>
+          <w:sz w:val="22"/>
+        </w:rPr>
+      </w:r>
       <w:r>
         <w:rPr>
           <w:rFonts w:ascii="Arial" w:hAnsi="Arial"/>
@@ -1362,6 +1643,13 @@
           <w:sz w:val="22"/>
         </w:rPr>
       </w:r>
+      <w:r>
+        <w:rPr>
+          <w:rFonts w:ascii="Arial" w:hAnsi="Arial"/>
+          <w:b/>
+          <w:sz w:val="22"/>
+        </w:rPr>
+      </w:r>
     </w:p>
     <w:p>
       <w:pPr>
@@ -1386,6 +1674,12 @@
           <w:sz w:val="22"/>
         </w:rPr>
       </w:r>
+      <w:r>
+        <w:rPr>
+          <w:rFonts w:ascii="Arial" w:hAnsi="Arial"/>
+          <w:sz w:val="22"/>
+        </w:rPr>
+      </w:r>
     </w:p>
     <w:p>
       <w:pPr>
@@ -1410,6 +1704,12 @@
           <w:sz w:val="22"/>
         </w:rPr>
       </w:r>
+      <w:r>
+        <w:rPr>
+          <w:rFonts w:ascii="Arial" w:hAnsi="Arial"/>
+          <w:sz w:val="22"/>
+        </w:rPr>
+      </w:r>
     </w:p>
     <w:p>
       <w:pPr>
@@ -1427,6 +1727,12 @@
           <w:sz w:val="22"/>
         </w:rPr>
         <w:t xml:space="preserve">Agenda: Review of completed requirements document and begin planning for UML diagrams and system architecture design.</w:t>
+      </w:r>
+      <w:r>
+        <w:rPr>
+          <w:rFonts w:ascii="Arial" w:hAnsi="Arial"/>
+          <w:sz w:val="22"/>
+        </w:rPr>
       </w:r>
       <w:r>
         <w:rPr>
@@ -1457,7 +1763,6 @@
         <w:ind/>
         <w:rPr/>
       </w:pPr>
-      <w:r/>
       <w:r>
         <w:separator/>
       </w:r>
@@ -1472,7 +1777,6 @@
         <w:ind/>
         <w:rPr/>
       </w:pPr>
-      <w:r/>
       <w:r>
         <w:continuationSeparator/>
       </w:r>
@@ -1492,7 +1796,6 @@
         <w:ind/>
         <w:rPr/>
       </w:pPr>
-      <w:r/>
       <w:r>
         <w:separator/>
       </w:r>
@@ -1507,7 +1810,6 @@
         <w:ind/>
         <w:rPr/>
       </w:pPr>
-      <w:r/>
       <w:r>
         <w:continuationSeparator/>
       </w:r>
@@ -1672,9 +1974,9 @@
     <w:lsdException w:name="Bibliography" w:uiPriority="37"/>
     <w:lsdException w:name="TOC Heading" w:uiPriority="39" w:qFormat="1"/>
   </w:latentStyles>
-  <w:style w:type="table" w:styleId="12">
+  <w:style w:type="table" w:styleId="701">
     <w:name w:val="Table Grid"/>
-    <w:basedOn w:val="666"/>
+    <w:basedOn w:val="889"/>
     <w:uiPriority w:val="59"/>
     <w:pPr>
       <w:pBdr/>
@@ -1871,9 +2173,9 @@
       </w:tcPr>
     </w:tblStylePr>
   </w:style>
-  <w:style w:type="table" w:styleId="13">
+  <w:style w:type="table" w:styleId="702">
     <w:name w:val="Table Grid Light"/>
-    <w:basedOn w:val="666"/>
+    <w:basedOn w:val="889"/>
     <w:uiPriority w:val="59"/>
     <w:pPr>
       <w:pBdr/>
@@ -2070,9 +2372,9 @@
       </w:tcPr>
     </w:tblStylePr>
   </w:style>
-  <w:style w:type="table" w:styleId="14">
+  <w:style w:type="table" w:styleId="703">
     <w:name w:val="Plain Table 1"/>
-    <w:basedOn w:val="666"/>
+    <w:basedOn w:val="889"/>
     <w:uiPriority w:val="59"/>
     <w:pPr>
       <w:pBdr/>
@@ -2295,9 +2597,9 @@
       </w:tcPr>
     </w:tblStylePr>
   </w:style>
-  <w:style w:type="table" w:styleId="15">
+  <w:style w:type="table" w:styleId="704">
     <w:name w:val="Plain Table 2"/>
-    <w:basedOn w:val="666"/>
+    <w:basedOn w:val="889"/>
     <w:uiPriority w:val="59"/>
     <w:pPr>
       <w:pBdr/>
@@ -2528,9 +2830,9 @@
       </w:tcPr>
     </w:tblStylePr>
   </w:style>
-  <w:style w:type="table" w:styleId="16">
+  <w:style w:type="table" w:styleId="705">
     <w:name w:val="Plain Table 3"/>
-    <w:basedOn w:val="666"/>
+    <w:basedOn w:val="889"/>
     <w:uiPriority w:val="99"/>
     <w:pPr>
       <w:pBdr/>
@@ -2758,9 +3060,9 @@
       </w:tcPr>
     </w:tblStylePr>
   </w:style>
-  <w:style w:type="table" w:styleId="17">
+  <w:style w:type="table" w:styleId="706">
     <w:name w:val="Plain Table 4"/>
-    <w:basedOn w:val="666"/>
+    <w:basedOn w:val="889"/>
     <w:uiPriority w:val="99"/>
     <w:pPr>
       <w:pBdr/>
@@ -2974,9 +3276,9 @@
       </w:tcPr>
     </w:tblStylePr>
   </w:style>
-  <w:style w:type="table" w:styleId="18">
+  <w:style w:type="table" w:styleId="707">
     <w:name w:val="Plain Table 5"/>
-    <w:basedOn w:val="666"/>
+    <w:basedOn w:val="889"/>
     <w:uiPriority w:val="99"/>
     <w:pPr>
       <w:pBdr/>
@@ -3207,9 +3509,9 @@
       </w:tcPr>
     </w:tblStylePr>
   </w:style>
-  <w:style w:type="table" w:styleId="19">
+  <w:style w:type="table" w:styleId="708">
     <w:name w:val="Grid Table 1 Light"/>
-    <w:basedOn w:val="666"/>
+    <w:basedOn w:val="889"/>
     <w:uiPriority w:val="99"/>
     <w:pPr>
       <w:pBdr/>
@@ -3430,9 +3732,9 @@
       </w:tcPr>
     </w:tblStylePr>
   </w:style>
-  <w:style w:type="table" w:styleId="20">
+  <w:style w:type="table" w:styleId="709">
     <w:name w:val="Grid Table 1 Light - Accent 1"/>
-    <w:basedOn w:val="666"/>
+    <w:basedOn w:val="889"/>
     <w:uiPriority w:val="99"/>
     <w:pPr>
       <w:pBdr/>
@@ -3653,9 +3955,9 @@
       </w:tcPr>
     </w:tblStylePr>
   </w:style>
-  <w:style w:type="table" w:styleId="21">
+  <w:style w:type="table" w:styleId="710">
     <w:name w:val="Grid Table 1 Light - Accent 2"/>
-    <w:basedOn w:val="666"/>
+    <w:basedOn w:val="889"/>
     <w:uiPriority w:val="99"/>
     <w:pPr>
       <w:pBdr/>
@@ -3876,9 +4178,9 @@
       </w:tcPr>
     </w:tblStylePr>
   </w:style>
-  <w:style w:type="table" w:styleId="22">
+  <w:style w:type="table" w:styleId="711">
     <w:name w:val="Grid Table 1 Light - Accent 3"/>
-    <w:basedOn w:val="666"/>
+    <w:basedOn w:val="889"/>
     <w:uiPriority w:val="99"/>
     <w:pPr>
       <w:pBdr/>
@@ -4099,9 +4401,9 @@
       </w:tcPr>
     </w:tblStylePr>
   </w:style>
-  <w:style w:type="table" w:styleId="23">
+  <w:style w:type="table" w:styleId="712">
     <w:name w:val="Grid Table 1 Light - Accent 4"/>
-    <w:basedOn w:val="666"/>
+    <w:basedOn w:val="889"/>
     <w:uiPriority w:val="99"/>
     <w:pPr>
       <w:pBdr/>
@@ -4322,9 +4624,9 @@
       </w:tcPr>
     </w:tblStylePr>
   </w:style>
-  <w:style w:type="table" w:styleId="24">
+  <w:style w:type="table" w:styleId="713">
     <w:name w:val="Grid Table 1 Light - Accent 5"/>
-    <w:basedOn w:val="666"/>
+    <w:basedOn w:val="889"/>
     <w:uiPriority w:val="99"/>
     <w:pPr>
       <w:pBdr/>
@@ -4545,9 +4847,9 @@
       </w:tcPr>
     </w:tblStylePr>
   </w:style>
-  <w:style w:type="table" w:styleId="25">
+  <w:style w:type="table" w:styleId="714">
     <w:name w:val="Grid Table 1 Light - Accent 6"/>
-    <w:basedOn w:val="666"/>
+    <w:basedOn w:val="889"/>
     <w:uiPriority w:val="99"/>
     <w:pPr>
       <w:pBdr/>
@@ -4768,9 +5070,9 @@
       </w:tcPr>
     </w:tblStylePr>
   </w:style>
-  <w:style w:type="table" w:styleId="26">
+  <w:style w:type="table" w:styleId="715">
     <w:name w:val="Grid Table 2"/>
-    <w:basedOn w:val="666"/>
+    <w:basedOn w:val="889"/>
     <w:uiPriority w:val="99"/>
     <w:pPr>
       <w:pBdr/>
@@ -5000,9 +5302,9 @@
       </w:tcPr>
     </w:tblStylePr>
   </w:style>
-  <w:style w:type="table" w:styleId="27">
+  <w:style w:type="table" w:styleId="716">
     <w:name w:val="Grid Table 2 - Accent 1"/>
-    <w:basedOn w:val="666"/>
+    <w:basedOn w:val="889"/>
     <w:uiPriority w:val="99"/>
     <w:pPr>
       <w:pBdr/>
@@ -5232,9 +5534,9 @@
       </w:tcPr>
     </w:tblStylePr>
   </w:style>
-  <w:style w:type="table" w:styleId="28">
+  <w:style w:type="table" w:styleId="717">
     <w:name w:val="Grid Table 2 - Accent 2"/>
-    <w:basedOn w:val="666"/>
+    <w:basedOn w:val="889"/>
     <w:uiPriority w:val="99"/>
     <w:pPr>
       <w:pBdr/>
@@ -5464,9 +5766,9 @@
       </w:tcPr>
     </w:tblStylePr>
   </w:style>
-  <w:style w:type="table" w:styleId="29">
+  <w:style w:type="table" w:styleId="718">
     <w:name w:val="Grid Table 2 - Accent 3"/>
-    <w:basedOn w:val="666"/>
+    <w:basedOn w:val="889"/>
     <w:uiPriority w:val="99"/>
     <w:pPr>
       <w:pBdr/>
@@ -5696,9 +5998,9 @@
       </w:tcPr>
     </w:tblStylePr>
   </w:style>
-  <w:style w:type="table" w:styleId="30">
+  <w:style w:type="table" w:styleId="719">
     <w:name w:val="Grid Table 2 - Accent 4"/>
-    <w:basedOn w:val="666"/>
+    <w:basedOn w:val="889"/>
     <w:uiPriority w:val="99"/>
     <w:pPr>
       <w:pBdr/>
@@ -5928,9 +6230,9 @@
       </w:tcPr>
     </w:tblStylePr>
   </w:style>
-  <w:style w:type="table" w:styleId="31">
+  <w:style w:type="table" w:styleId="720">
     <w:name w:val="Grid Table 2 - Accent 5"/>
-    <w:basedOn w:val="666"/>
+    <w:basedOn w:val="889"/>
     <w:uiPriority w:val="99"/>
     <w:pPr>
       <w:pBdr/>
@@ -6160,9 +6462,9 @@
       </w:tcPr>
     </w:tblStylePr>
   </w:style>
-  <w:style w:type="table" w:styleId="32">
+  <w:style w:type="table" w:styleId="721">
     <w:name w:val="Grid Table 2 - Accent 6"/>
-    <w:basedOn w:val="666"/>
+    <w:basedOn w:val="889"/>
     <w:uiPriority w:val="99"/>
     <w:pPr>
       <w:pBdr/>
@@ -6392,9 +6694,9 @@
       </w:tcPr>
     </w:tblStylePr>
   </w:style>
-  <w:style w:type="table" w:styleId="33">
+  <w:style w:type="table" w:styleId="722">
     <w:name w:val="Grid Table 3"/>
-    <w:basedOn w:val="666"/>
+    <w:basedOn w:val="889"/>
     <w:uiPriority w:val="99"/>
     <w:pPr>
       <w:pBdr/>
@@ -6493,29 +6795,6 @@
         <w:tblBorders/>
       </w:tblPr>
       <w:tcPr>
-        <w:shd w:color="ffffff"/>
-        <w:tcBorders>
-          <w:top w:val="none" w:color="000000" w:sz="4" w:space="0"/>
-          <w:left w:val="none" w:color="000000" w:sz="4" w:space="0"/>
-          <w:bottom w:val="none" w:color="000000" w:sz="4" w:space="0"/>
-          <w:right w:val="none" w:color="000000" w:sz="4" w:space="0"/>
-        </w:tcBorders>
-      </w:tcPr>
-    </w:tblStylePr>
-    <w:tblStylePr w:type="firstRow">
-      <w:rPr>
-        <w:b/>
-        <w:color w:val="404040"/>
-      </w:rPr>
-      <w:pPr>
-        <w:pBdr/>
-        <w:spacing/>
-        <w:ind/>
-      </w:pPr>
-      <w:tblPr>
-        <w:tblBorders/>
-      </w:tblPr>
-      <w:tcPr>
         <w:shd w:val="clear" w:color="ffffff"/>
         <w:tcBorders>
           <w:top w:val="none" w:color="000000" w:sz="4" w:space="0"/>
@@ -6525,30 +6804,7 @@
         </w:tcBorders>
       </w:tcPr>
     </w:tblStylePr>
-    <w:tblStylePr w:type="lastCol">
-      <w:rPr>
-        <w:i/>
-        <w:color w:val="404040"/>
-      </w:rPr>
-      <w:pPr>
-        <w:pBdr/>
-        <w:spacing/>
-        <w:ind/>
-      </w:pPr>
-      <w:tblPr>
-        <w:tblBorders/>
-      </w:tblPr>
-      <w:tcPr>
-        <w:shd w:color="ffffff"/>
-        <w:tcBorders>
-          <w:top w:val="none" w:color="000000" w:sz="4" w:space="0"/>
-          <w:left w:val="none" w:color="000000" w:sz="4" w:space="0"/>
-          <w:bottom w:val="none" w:color="000000" w:sz="4" w:space="0"/>
-          <w:right w:val="none" w:color="000000" w:sz="4" w:space="0"/>
-        </w:tcBorders>
-      </w:tcPr>
-    </w:tblStylePr>
-    <w:tblStylePr w:type="lastRow">
+    <w:tblStylePr w:type="firstRow">
       <w:rPr>
         <w:b/>
         <w:color w:val="404040"/>
@@ -6571,6 +6827,52 @@
         </w:tcBorders>
       </w:tcPr>
     </w:tblStylePr>
+    <w:tblStylePr w:type="lastCol">
+      <w:rPr>
+        <w:i/>
+        <w:color w:val="404040"/>
+      </w:rPr>
+      <w:pPr>
+        <w:pBdr/>
+        <w:spacing/>
+        <w:ind/>
+      </w:pPr>
+      <w:tblPr>
+        <w:tblBorders/>
+      </w:tblPr>
+      <w:tcPr>
+        <w:shd w:val="clear" w:color="ffffff"/>
+        <w:tcBorders>
+          <w:top w:val="none" w:color="000000" w:sz="4" w:space="0"/>
+          <w:left w:val="none" w:color="000000" w:sz="4" w:space="0"/>
+          <w:bottom w:val="none" w:color="000000" w:sz="4" w:space="0"/>
+          <w:right w:val="none" w:color="000000" w:sz="4" w:space="0"/>
+        </w:tcBorders>
+      </w:tcPr>
+    </w:tblStylePr>
+    <w:tblStylePr w:type="lastRow">
+      <w:rPr>
+        <w:b/>
+        <w:color w:val="404040"/>
+      </w:rPr>
+      <w:pPr>
+        <w:pBdr/>
+        <w:spacing/>
+        <w:ind/>
+      </w:pPr>
+      <w:tblPr>
+        <w:tblBorders/>
+      </w:tblPr>
+      <w:tcPr>
+        <w:shd w:val="clear" w:color="ffffff"/>
+        <w:tcBorders>
+          <w:top w:val="none" w:color="000000" w:sz="4" w:space="0"/>
+          <w:left w:val="none" w:color="000000" w:sz="4" w:space="0"/>
+          <w:bottom w:val="none" w:color="000000" w:sz="4" w:space="0"/>
+          <w:right w:val="none" w:color="000000" w:sz="4" w:space="0"/>
+        </w:tcBorders>
+      </w:tcPr>
+    </w:tblStylePr>
     <w:tblStylePr w:type="nwCell">
       <w:pPr>
         <w:pBdr/>
@@ -6637,9 +6939,9 @@
       </w:tcPr>
     </w:tblStylePr>
   </w:style>
-  <w:style w:type="table" w:styleId="34">
+  <w:style w:type="table" w:styleId="723">
     <w:name w:val="Grid Table 3 - Accent 1"/>
-    <w:basedOn w:val="666"/>
+    <w:basedOn w:val="889"/>
     <w:uiPriority w:val="99"/>
     <w:pPr>
       <w:pBdr/>
@@ -6738,29 +7040,6 @@
         <w:tblBorders/>
       </w:tblPr>
       <w:tcPr>
-        <w:shd w:color="ffffff"/>
-        <w:tcBorders>
-          <w:top w:val="none" w:color="000000" w:sz="4" w:space="0"/>
-          <w:left w:val="none" w:color="000000" w:sz="4" w:space="0"/>
-          <w:bottom w:val="none" w:color="000000" w:sz="4" w:space="0"/>
-          <w:right w:val="none" w:color="000000" w:sz="4" w:space="0"/>
-        </w:tcBorders>
-      </w:tcPr>
-    </w:tblStylePr>
-    <w:tblStylePr w:type="firstRow">
-      <w:rPr>
-        <w:b/>
-        <w:color w:val="404040"/>
-      </w:rPr>
-      <w:pPr>
-        <w:pBdr/>
-        <w:spacing/>
-        <w:ind/>
-      </w:pPr>
-      <w:tblPr>
-        <w:tblBorders/>
-      </w:tblPr>
-      <w:tcPr>
         <w:shd w:val="clear" w:color="ffffff"/>
         <w:tcBorders>
           <w:top w:val="none" w:color="000000" w:sz="4" w:space="0"/>
@@ -6770,30 +7049,7 @@
         </w:tcBorders>
       </w:tcPr>
     </w:tblStylePr>
-    <w:tblStylePr w:type="lastCol">
-      <w:rPr>
-        <w:i/>
-        <w:color w:val="404040"/>
-      </w:rPr>
-      <w:pPr>
-        <w:pBdr/>
-        <w:spacing/>
-        <w:ind/>
-      </w:pPr>
-      <w:tblPr>
-        <w:tblBorders/>
-      </w:tblPr>
-      <w:tcPr>
-        <w:shd w:color="ffffff"/>
-        <w:tcBorders>
-          <w:top w:val="none" w:color="000000" w:sz="4" w:space="0"/>
-          <w:left w:val="none" w:color="000000" w:sz="4" w:space="0"/>
-          <w:bottom w:val="none" w:color="000000" w:sz="4" w:space="0"/>
-          <w:right w:val="none" w:color="000000" w:sz="4" w:space="0"/>
-        </w:tcBorders>
-      </w:tcPr>
-    </w:tblStylePr>
-    <w:tblStylePr w:type="lastRow">
+    <w:tblStylePr w:type="firstRow">
       <w:rPr>
         <w:b/>
         <w:color w:val="404040"/>
@@ -6816,6 +7072,52 @@
         </w:tcBorders>
       </w:tcPr>
     </w:tblStylePr>
+    <w:tblStylePr w:type="lastCol">
+      <w:rPr>
+        <w:i/>
+        <w:color w:val="404040"/>
+      </w:rPr>
+      <w:pPr>
+        <w:pBdr/>
+        <w:spacing/>
+        <w:ind/>
+      </w:pPr>
+      <w:tblPr>
+        <w:tblBorders/>
+      </w:tblPr>
+      <w:tcPr>
+        <w:shd w:val="clear" w:color="ffffff"/>
+        <w:tcBorders>
+          <w:top w:val="none" w:color="000000" w:sz="4" w:space="0"/>
+          <w:left w:val="none" w:color="000000" w:sz="4" w:space="0"/>
+          <w:bottom w:val="none" w:color="000000" w:sz="4" w:space="0"/>
+          <w:right w:val="none" w:color="000000" w:sz="4" w:space="0"/>
+        </w:tcBorders>
+      </w:tcPr>
+    </w:tblStylePr>
+    <w:tblStylePr w:type="lastRow">
+      <w:rPr>
+        <w:b/>
+        <w:color w:val="404040"/>
+      </w:rPr>
+      <w:pPr>
+        <w:pBdr/>
+        <w:spacing/>
+        <w:ind/>
+      </w:pPr>
+      <w:tblPr>
+        <w:tblBorders/>
+      </w:tblPr>
+      <w:tcPr>
+        <w:shd w:val="clear" w:color="ffffff"/>
+        <w:tcBorders>
+          <w:top w:val="none" w:color="000000" w:sz="4" w:space="0"/>
+          <w:left w:val="none" w:color="000000" w:sz="4" w:space="0"/>
+          <w:bottom w:val="none" w:color="000000" w:sz="4" w:space="0"/>
+          <w:right w:val="none" w:color="000000" w:sz="4" w:space="0"/>
+        </w:tcBorders>
+      </w:tcPr>
+    </w:tblStylePr>
     <w:tblStylePr w:type="nwCell">
       <w:pPr>
         <w:pBdr/>
@@ -6882,9 +7184,9 @@
       </w:tcPr>
     </w:tblStylePr>
   </w:style>
-  <w:style w:type="table" w:styleId="35">
+  <w:style w:type="table" w:styleId="724">
     <w:name w:val="Grid Table 3 - Accent 2"/>
-    <w:basedOn w:val="666"/>
+    <w:basedOn w:val="889"/>
     <w:uiPriority w:val="99"/>
     <w:pPr>
       <w:pBdr/>
@@ -6983,29 +7285,6 @@
         <w:tblBorders/>
       </w:tblPr>
       <w:tcPr>
-        <w:shd w:color="ffffff"/>
-        <w:tcBorders>
-          <w:top w:val="none" w:color="000000" w:sz="4" w:space="0"/>
-          <w:left w:val="none" w:color="000000" w:sz="4" w:space="0"/>
-          <w:bottom w:val="none" w:color="000000" w:sz="4" w:space="0"/>
-          <w:right w:val="none" w:color="000000" w:sz="4" w:space="0"/>
-        </w:tcBorders>
-      </w:tcPr>
-    </w:tblStylePr>
-    <w:tblStylePr w:type="firstRow">
-      <w:rPr>
-        <w:b/>
-        <w:color w:val="404040"/>
-      </w:rPr>
-      <w:pPr>
-        <w:pBdr/>
-        <w:spacing/>
-        <w:ind/>
-      </w:pPr>
-      <w:tblPr>
-        <w:tblBorders/>
-      </w:tblPr>
-      <w:tcPr>
         <w:shd w:val="clear" w:color="ffffff"/>
         <w:tcBorders>
           <w:top w:val="none" w:color="000000" w:sz="4" w:space="0"/>
@@ -7015,30 +7294,7 @@
         </w:tcBorders>
       </w:tcPr>
     </w:tblStylePr>
-    <w:tblStylePr w:type="lastCol">
-      <w:rPr>
-        <w:i/>
-        <w:color w:val="404040"/>
-      </w:rPr>
-      <w:pPr>
-        <w:pBdr/>
-        <w:spacing/>
-        <w:ind/>
-      </w:pPr>
-      <w:tblPr>
-        <w:tblBorders/>
-      </w:tblPr>
-      <w:tcPr>
-        <w:shd w:color="ffffff"/>
-        <w:tcBorders>
-          <w:top w:val="none" w:color="000000" w:sz="4" w:space="0"/>
-          <w:left w:val="none" w:color="000000" w:sz="4" w:space="0"/>
-          <w:bottom w:val="none" w:color="000000" w:sz="4" w:space="0"/>
-          <w:right w:val="none" w:color="000000" w:sz="4" w:space="0"/>
-        </w:tcBorders>
-      </w:tcPr>
-    </w:tblStylePr>
-    <w:tblStylePr w:type="lastRow">
+    <w:tblStylePr w:type="firstRow">
       <w:rPr>
         <w:b/>
         <w:color w:val="404040"/>
@@ -7061,6 +7317,52 @@
         </w:tcBorders>
       </w:tcPr>
     </w:tblStylePr>
+    <w:tblStylePr w:type="lastCol">
+      <w:rPr>
+        <w:i/>
+        <w:color w:val="404040"/>
+      </w:rPr>
+      <w:pPr>
+        <w:pBdr/>
+        <w:spacing/>
+        <w:ind/>
+      </w:pPr>
+      <w:tblPr>
+        <w:tblBorders/>
+      </w:tblPr>
+      <w:tcPr>
+        <w:shd w:val="clear" w:color="ffffff"/>
+        <w:tcBorders>
+          <w:top w:val="none" w:color="000000" w:sz="4" w:space="0"/>
+          <w:left w:val="none" w:color="000000" w:sz="4" w:space="0"/>
+          <w:bottom w:val="none" w:color="000000" w:sz="4" w:space="0"/>
+          <w:right w:val="none" w:color="000000" w:sz="4" w:space="0"/>
+        </w:tcBorders>
+      </w:tcPr>
+    </w:tblStylePr>
+    <w:tblStylePr w:type="lastRow">
+      <w:rPr>
+        <w:b/>
+        <w:color w:val="404040"/>
+      </w:rPr>
+      <w:pPr>
+        <w:pBdr/>
+        <w:spacing/>
+        <w:ind/>
+      </w:pPr>
+      <w:tblPr>
+        <w:tblBorders/>
+      </w:tblPr>
+      <w:tcPr>
+        <w:shd w:val="clear" w:color="ffffff"/>
+        <w:tcBorders>
+          <w:top w:val="none" w:color="000000" w:sz="4" w:space="0"/>
+          <w:left w:val="none" w:color="000000" w:sz="4" w:space="0"/>
+          <w:bottom w:val="none" w:color="000000" w:sz="4" w:space="0"/>
+          <w:right w:val="none" w:color="000000" w:sz="4" w:space="0"/>
+        </w:tcBorders>
+      </w:tcPr>
+    </w:tblStylePr>
     <w:tblStylePr w:type="nwCell">
       <w:pPr>
         <w:pBdr/>
@@ -7127,9 +7429,9 @@
       </w:tcPr>
     </w:tblStylePr>
   </w:style>
-  <w:style w:type="table" w:styleId="36">
+  <w:style w:type="table" w:styleId="725">
     <w:name w:val="Grid Table 3 - Accent 3"/>
-    <w:basedOn w:val="666"/>
+    <w:basedOn w:val="889"/>
     <w:uiPriority w:val="99"/>
     <w:pPr>
       <w:pBdr/>
@@ -7228,29 +7530,6 @@
         <w:tblBorders/>
       </w:tblPr>
       <w:tcPr>
-        <w:shd w:color="ffffff"/>
-        <w:tcBorders>
-          <w:top w:val="none" w:color="000000" w:sz="4" w:space="0"/>
-          <w:left w:val="none" w:color="000000" w:sz="4" w:space="0"/>
-          <w:bottom w:val="none" w:color="000000" w:sz="4" w:space="0"/>
-          <w:right w:val="none" w:color="000000" w:sz="4" w:space="0"/>
-        </w:tcBorders>
-      </w:tcPr>
-    </w:tblStylePr>
-    <w:tblStylePr w:type="firstRow">
-      <w:rPr>
-        <w:b/>
-        <w:color w:val="404040"/>
-      </w:rPr>
-      <w:pPr>
-        <w:pBdr/>
-        <w:spacing/>
-        <w:ind/>
-      </w:pPr>
-      <w:tblPr>
-        <w:tblBorders/>
-      </w:tblPr>
-      <w:tcPr>
         <w:shd w:val="clear" w:color="ffffff"/>
         <w:tcBorders>
           <w:top w:val="none" w:color="000000" w:sz="4" w:space="0"/>
@@ -7260,30 +7539,7 @@
         </w:tcBorders>
       </w:tcPr>
     </w:tblStylePr>
-    <w:tblStylePr w:type="lastCol">
-      <w:rPr>
-        <w:i/>
-        <w:color w:val="404040"/>
-      </w:rPr>
-      <w:pPr>
-        <w:pBdr/>
-        <w:spacing/>
-        <w:ind/>
-      </w:pPr>
-      <w:tblPr>
-        <w:tblBorders/>
-      </w:tblPr>
-      <w:tcPr>
-        <w:shd w:color="ffffff"/>
-        <w:tcBorders>
-          <w:top w:val="none" w:color="000000" w:sz="4" w:space="0"/>
-          <w:left w:val="none" w:color="000000" w:sz="4" w:space="0"/>
-          <w:bottom w:val="none" w:color="000000" w:sz="4" w:space="0"/>
-          <w:right w:val="none" w:color="000000" w:sz="4" w:space="0"/>
-        </w:tcBorders>
-      </w:tcPr>
-    </w:tblStylePr>
-    <w:tblStylePr w:type="lastRow">
+    <w:tblStylePr w:type="firstRow">
       <w:rPr>
         <w:b/>
         <w:color w:val="404040"/>
@@ -7306,6 +7562,52 @@
         </w:tcBorders>
       </w:tcPr>
     </w:tblStylePr>
+    <w:tblStylePr w:type="lastCol">
+      <w:rPr>
+        <w:i/>
+        <w:color w:val="404040"/>
+      </w:rPr>
+      <w:pPr>
+        <w:pBdr/>
+        <w:spacing/>
+        <w:ind/>
+      </w:pPr>
+      <w:tblPr>
+        <w:tblBorders/>
+      </w:tblPr>
+      <w:tcPr>
+        <w:shd w:val="clear" w:color="ffffff"/>
+        <w:tcBorders>
+          <w:top w:val="none" w:color="000000" w:sz="4" w:space="0"/>
+          <w:left w:val="none" w:color="000000" w:sz="4" w:space="0"/>
+          <w:bottom w:val="none" w:color="000000" w:sz="4" w:space="0"/>
+          <w:right w:val="none" w:color="000000" w:sz="4" w:space="0"/>
+        </w:tcBorders>
+      </w:tcPr>
+    </w:tblStylePr>
+    <w:tblStylePr w:type="lastRow">
+      <w:rPr>
+        <w:b/>
+        <w:color w:val="404040"/>
+      </w:rPr>
+      <w:pPr>
+        <w:pBdr/>
+        <w:spacing/>
+        <w:ind/>
+      </w:pPr>
+      <w:tblPr>
+        <w:tblBorders/>
+      </w:tblPr>
+      <w:tcPr>
+        <w:shd w:val="clear" w:color="ffffff"/>
+        <w:tcBorders>
+          <w:top w:val="none" w:color="000000" w:sz="4" w:space="0"/>
+          <w:left w:val="none" w:color="000000" w:sz="4" w:space="0"/>
+          <w:bottom w:val="none" w:color="000000" w:sz="4" w:space="0"/>
+          <w:right w:val="none" w:color="000000" w:sz="4" w:space="0"/>
+        </w:tcBorders>
+      </w:tcPr>
+    </w:tblStylePr>
     <w:tblStylePr w:type="nwCell">
       <w:pPr>
         <w:pBdr/>
@@ -7372,9 +7674,9 @@
       </w:tcPr>
     </w:tblStylePr>
   </w:style>
-  <w:style w:type="table" w:styleId="37">
+  <w:style w:type="table" w:styleId="726">
     <w:name w:val="Grid Table 3 - Accent 4"/>
-    <w:basedOn w:val="666"/>
+    <w:basedOn w:val="889"/>
     <w:uiPriority w:val="99"/>
     <w:pPr>
       <w:pBdr/>
@@ -7473,29 +7775,6 @@
         <w:tblBorders/>
       </w:tblPr>
       <w:tcPr>
-        <w:shd w:color="ffffff"/>
-        <w:tcBorders>
-          <w:top w:val="none" w:color="000000" w:sz="4" w:space="0"/>
-          <w:left w:val="none" w:color="000000" w:sz="4" w:space="0"/>
-          <w:bottom w:val="none" w:color="000000" w:sz="4" w:space="0"/>
-          <w:right w:val="none" w:color="000000" w:sz="4" w:space="0"/>
-        </w:tcBorders>
-      </w:tcPr>
-    </w:tblStylePr>
-    <w:tblStylePr w:type="firstRow">
-      <w:rPr>
-        <w:b/>
-        <w:color w:val="404040"/>
-      </w:rPr>
-      <w:pPr>
-        <w:pBdr/>
-        <w:spacing/>
-        <w:ind/>
-      </w:pPr>
-      <w:tblPr>
-        <w:tblBorders/>
-      </w:tblPr>
-      <w:tcPr>
         <w:shd w:val="clear" w:color="ffffff"/>
         <w:tcBorders>
           <w:top w:val="none" w:color="000000" w:sz="4" w:space="0"/>
@@ -7505,30 +7784,7 @@
         </w:tcBorders>
       </w:tcPr>
     </w:tblStylePr>
-    <w:tblStylePr w:type="lastCol">
-      <w:rPr>
-        <w:i/>
-        <w:color w:val="404040"/>
-      </w:rPr>
-      <w:pPr>
-        <w:pBdr/>
-        <w:spacing/>
-        <w:ind/>
-      </w:pPr>
-      <w:tblPr>
-        <w:tblBorders/>
-      </w:tblPr>
-      <w:tcPr>
-        <w:shd w:color="ffffff"/>
-        <w:tcBorders>
-          <w:top w:val="none" w:color="000000" w:sz="4" w:space="0"/>
-          <w:left w:val="none" w:color="000000" w:sz="4" w:space="0"/>
-          <w:bottom w:val="none" w:color="000000" w:sz="4" w:space="0"/>
-          <w:right w:val="none" w:color="000000" w:sz="4" w:space="0"/>
-        </w:tcBorders>
-      </w:tcPr>
-    </w:tblStylePr>
-    <w:tblStylePr w:type="lastRow">
+    <w:tblStylePr w:type="firstRow">
       <w:rPr>
         <w:b/>
         <w:color w:val="404040"/>
@@ -7551,6 +7807,52 @@
         </w:tcBorders>
       </w:tcPr>
     </w:tblStylePr>
+    <w:tblStylePr w:type="lastCol">
+      <w:rPr>
+        <w:i/>
+        <w:color w:val="404040"/>
+      </w:rPr>
+      <w:pPr>
+        <w:pBdr/>
+        <w:spacing/>
+        <w:ind/>
+      </w:pPr>
+      <w:tblPr>
+        <w:tblBorders/>
+      </w:tblPr>
+      <w:tcPr>
+        <w:shd w:val="clear" w:color="ffffff"/>
+        <w:tcBorders>
+          <w:top w:val="none" w:color="000000" w:sz="4" w:space="0"/>
+          <w:left w:val="none" w:color="000000" w:sz="4" w:space="0"/>
+          <w:bottom w:val="none" w:color="000000" w:sz="4" w:space="0"/>
+          <w:right w:val="none" w:color="000000" w:sz="4" w:space="0"/>
+        </w:tcBorders>
+      </w:tcPr>
+    </w:tblStylePr>
+    <w:tblStylePr w:type="lastRow">
+      <w:rPr>
+        <w:b/>
+        <w:color w:val="404040"/>
+      </w:rPr>
+      <w:pPr>
+        <w:pBdr/>
+        <w:spacing/>
+        <w:ind/>
+      </w:pPr>
+      <w:tblPr>
+        <w:tblBorders/>
+      </w:tblPr>
+      <w:tcPr>
+        <w:shd w:val="clear" w:color="ffffff"/>
+        <w:tcBorders>
+          <w:top w:val="none" w:color="000000" w:sz="4" w:space="0"/>
+          <w:left w:val="none" w:color="000000" w:sz="4" w:space="0"/>
+          <w:bottom w:val="none" w:color="000000" w:sz="4" w:space="0"/>
+          <w:right w:val="none" w:color="000000" w:sz="4" w:space="0"/>
+        </w:tcBorders>
+      </w:tcPr>
+    </w:tblStylePr>
     <w:tblStylePr w:type="nwCell">
       <w:pPr>
         <w:pBdr/>
@@ -7617,9 +7919,9 @@
       </w:tcPr>
     </w:tblStylePr>
   </w:style>
-  <w:style w:type="table" w:styleId="38">
+  <w:style w:type="table" w:styleId="727">
     <w:name w:val="Grid Table 3 - Accent 5"/>
-    <w:basedOn w:val="666"/>
+    <w:basedOn w:val="889"/>
     <w:uiPriority w:val="99"/>
     <w:pPr>
       <w:pBdr/>
@@ -7718,29 +8020,6 @@
         <w:tblBorders/>
       </w:tblPr>
       <w:tcPr>
-        <w:shd w:color="ffffff"/>
-        <w:tcBorders>
-          <w:top w:val="none" w:color="000000" w:sz="4" w:space="0"/>
-          <w:left w:val="none" w:color="000000" w:sz="4" w:space="0"/>
-          <w:bottom w:val="none" w:color="000000" w:sz="4" w:space="0"/>
-          <w:right w:val="none" w:color="000000" w:sz="4" w:space="0"/>
-        </w:tcBorders>
-      </w:tcPr>
-    </w:tblStylePr>
-    <w:tblStylePr w:type="firstRow">
-      <w:rPr>
-        <w:b/>
-        <w:color w:val="404040"/>
-      </w:rPr>
-      <w:pPr>
-        <w:pBdr/>
-        <w:spacing/>
-        <w:ind/>
-      </w:pPr>
-      <w:tblPr>
-        <w:tblBorders/>
-      </w:tblPr>
-      <w:tcPr>
         <w:shd w:val="clear" w:color="ffffff"/>
         <w:tcBorders>
           <w:top w:val="none" w:color="000000" w:sz="4" w:space="0"/>
@@ -7750,30 +8029,7 @@
         </w:tcBorders>
       </w:tcPr>
     </w:tblStylePr>
-    <w:tblStylePr w:type="lastCol">
-      <w:rPr>
-        <w:i/>
-        <w:color w:val="404040"/>
-      </w:rPr>
-      <w:pPr>
-        <w:pBdr/>
-        <w:spacing/>
-        <w:ind/>
-      </w:pPr>
-      <w:tblPr>
-        <w:tblBorders/>
-      </w:tblPr>
-      <w:tcPr>
-        <w:shd w:color="ffffff"/>
-        <w:tcBorders>
-          <w:top w:val="none" w:color="000000" w:sz="4" w:space="0"/>
-          <w:left w:val="none" w:color="000000" w:sz="4" w:space="0"/>
-          <w:bottom w:val="none" w:color="000000" w:sz="4" w:space="0"/>
-          <w:right w:val="none" w:color="000000" w:sz="4" w:space="0"/>
-        </w:tcBorders>
-      </w:tcPr>
-    </w:tblStylePr>
-    <w:tblStylePr w:type="lastRow">
+    <w:tblStylePr w:type="firstRow">
       <w:rPr>
         <w:b/>
         <w:color w:val="404040"/>
@@ -7796,6 +8052,52 @@
         </w:tcBorders>
       </w:tcPr>
     </w:tblStylePr>
+    <w:tblStylePr w:type="lastCol">
+      <w:rPr>
+        <w:i/>
+        <w:color w:val="404040"/>
+      </w:rPr>
+      <w:pPr>
+        <w:pBdr/>
+        <w:spacing/>
+        <w:ind/>
+      </w:pPr>
+      <w:tblPr>
+        <w:tblBorders/>
+      </w:tblPr>
+      <w:tcPr>
+        <w:shd w:val="clear" w:color="ffffff"/>
+        <w:tcBorders>
+          <w:top w:val="none" w:color="000000" w:sz="4" w:space="0"/>
+          <w:left w:val="none" w:color="000000" w:sz="4" w:space="0"/>
+          <w:bottom w:val="none" w:color="000000" w:sz="4" w:space="0"/>
+          <w:right w:val="none" w:color="000000" w:sz="4" w:space="0"/>
+        </w:tcBorders>
+      </w:tcPr>
+    </w:tblStylePr>
+    <w:tblStylePr w:type="lastRow">
+      <w:rPr>
+        <w:b/>
+        <w:color w:val="404040"/>
+      </w:rPr>
+      <w:pPr>
+        <w:pBdr/>
+        <w:spacing/>
+        <w:ind/>
+      </w:pPr>
+      <w:tblPr>
+        <w:tblBorders/>
+      </w:tblPr>
+      <w:tcPr>
+        <w:shd w:val="clear" w:color="ffffff"/>
+        <w:tcBorders>
+          <w:top w:val="none" w:color="000000" w:sz="4" w:space="0"/>
+          <w:left w:val="none" w:color="000000" w:sz="4" w:space="0"/>
+          <w:bottom w:val="none" w:color="000000" w:sz="4" w:space="0"/>
+          <w:right w:val="none" w:color="000000" w:sz="4" w:space="0"/>
+        </w:tcBorders>
+      </w:tcPr>
+    </w:tblStylePr>
     <w:tblStylePr w:type="nwCell">
       <w:pPr>
         <w:pBdr/>
@@ -7862,9 +8164,9 @@
       </w:tcPr>
     </w:tblStylePr>
   </w:style>
-  <w:style w:type="table" w:styleId="39">
+  <w:style w:type="table" w:styleId="728">
     <w:name w:val="Grid Table 3 - Accent 6"/>
-    <w:basedOn w:val="666"/>
+    <w:basedOn w:val="889"/>
     <w:uiPriority w:val="99"/>
     <w:pPr>
       <w:pBdr/>
@@ -7963,29 +8265,6 @@
         <w:tblBorders/>
       </w:tblPr>
       <w:tcPr>
-        <w:shd w:color="ffffff"/>
-        <w:tcBorders>
-          <w:top w:val="none" w:color="000000" w:sz="4" w:space="0"/>
-          <w:left w:val="none" w:color="000000" w:sz="4" w:space="0"/>
-          <w:bottom w:val="none" w:color="000000" w:sz="4" w:space="0"/>
-          <w:right w:val="none" w:color="000000" w:sz="4" w:space="0"/>
-        </w:tcBorders>
-      </w:tcPr>
-    </w:tblStylePr>
-    <w:tblStylePr w:type="firstRow">
-      <w:rPr>
-        <w:b/>
-        <w:color w:val="404040"/>
-      </w:rPr>
-      <w:pPr>
-        <w:pBdr/>
-        <w:spacing/>
-        <w:ind/>
-      </w:pPr>
-      <w:tblPr>
-        <w:tblBorders/>
-      </w:tblPr>
-      <w:tcPr>
         <w:shd w:val="clear" w:color="ffffff"/>
         <w:tcBorders>
           <w:top w:val="none" w:color="000000" w:sz="4" w:space="0"/>
@@ -7995,30 +8274,7 @@
         </w:tcBorders>
       </w:tcPr>
     </w:tblStylePr>
-    <w:tblStylePr w:type="lastCol">
-      <w:rPr>
-        <w:i/>
-        <w:color w:val="404040"/>
-      </w:rPr>
-      <w:pPr>
-        <w:pBdr/>
-        <w:spacing/>
-        <w:ind/>
-      </w:pPr>
-      <w:tblPr>
-        <w:tblBorders/>
-      </w:tblPr>
-      <w:tcPr>
-        <w:shd w:color="ffffff"/>
-        <w:tcBorders>
-          <w:top w:val="none" w:color="000000" w:sz="4" w:space="0"/>
-          <w:left w:val="none" w:color="000000" w:sz="4" w:space="0"/>
-          <w:bottom w:val="none" w:color="000000" w:sz="4" w:space="0"/>
-          <w:right w:val="none" w:color="000000" w:sz="4" w:space="0"/>
-        </w:tcBorders>
-      </w:tcPr>
-    </w:tblStylePr>
-    <w:tblStylePr w:type="lastRow">
+    <w:tblStylePr w:type="firstRow">
       <w:rPr>
         <w:b/>
         <w:color w:val="404040"/>
@@ -8041,6 +8297,52 @@
         </w:tcBorders>
       </w:tcPr>
     </w:tblStylePr>
+    <w:tblStylePr w:type="lastCol">
+      <w:rPr>
+        <w:i/>
+        <w:color w:val="404040"/>
+      </w:rPr>
+      <w:pPr>
+        <w:pBdr/>
+        <w:spacing/>
+        <w:ind/>
+      </w:pPr>
+      <w:tblPr>
+        <w:tblBorders/>
+      </w:tblPr>
+      <w:tcPr>
+        <w:shd w:val="clear" w:color="ffffff"/>
+        <w:tcBorders>
+          <w:top w:val="none" w:color="000000" w:sz="4" w:space="0"/>
+          <w:left w:val="none" w:color="000000" w:sz="4" w:space="0"/>
+          <w:bottom w:val="none" w:color="000000" w:sz="4" w:space="0"/>
+          <w:right w:val="none" w:color="000000" w:sz="4" w:space="0"/>
+        </w:tcBorders>
+      </w:tcPr>
+    </w:tblStylePr>
+    <w:tblStylePr w:type="lastRow">
+      <w:rPr>
+        <w:b/>
+        <w:color w:val="404040"/>
+      </w:rPr>
+      <w:pPr>
+        <w:pBdr/>
+        <w:spacing/>
+        <w:ind/>
+      </w:pPr>
+      <w:tblPr>
+        <w:tblBorders/>
+      </w:tblPr>
+      <w:tcPr>
+        <w:shd w:val="clear" w:color="ffffff"/>
+        <w:tcBorders>
+          <w:top w:val="none" w:color="000000" w:sz="4" w:space="0"/>
+          <w:left w:val="none" w:color="000000" w:sz="4" w:space="0"/>
+          <w:bottom w:val="none" w:color="000000" w:sz="4" w:space="0"/>
+          <w:right w:val="none" w:color="000000" w:sz="4" w:space="0"/>
+        </w:tcBorders>
+      </w:tcPr>
+    </w:tblStylePr>
     <w:tblStylePr w:type="nwCell">
       <w:pPr>
         <w:pBdr/>
@@ -8107,9 +8409,9 @@
       </w:tcPr>
     </w:tblStylePr>
   </w:style>
-  <w:style w:type="table" w:styleId="40">
+  <w:style w:type="table" w:styleId="729">
     <w:name w:val="Grid Table 4"/>
-    <w:basedOn w:val="666"/>
+    <w:basedOn w:val="889"/>
     <w:uiPriority w:val="59"/>
     <w:pPr>
       <w:pBdr/>
@@ -8340,9 +8642,9 @@
       </w:tcPr>
     </w:tblStylePr>
   </w:style>
-  <w:style w:type="table" w:styleId="41">
+  <w:style w:type="table" w:styleId="730">
     <w:name w:val="Grid Table 4 - Accent 1"/>
-    <w:basedOn w:val="666"/>
+    <w:basedOn w:val="889"/>
     <w:uiPriority w:val="59"/>
     <w:pPr>
       <w:pBdr/>
@@ -8573,9 +8875,9 @@
       </w:tcPr>
     </w:tblStylePr>
   </w:style>
-  <w:style w:type="table" w:styleId="42">
+  <w:style w:type="table" w:styleId="731">
     <w:name w:val="Grid Table 4 - Accent 2"/>
-    <w:basedOn w:val="666"/>
+    <w:basedOn w:val="889"/>
     <w:uiPriority w:val="59"/>
     <w:pPr>
       <w:pBdr/>
@@ -8806,9 +9108,9 @@
       </w:tcPr>
     </w:tblStylePr>
   </w:style>
-  <w:style w:type="table" w:styleId="43">
+  <w:style w:type="table" w:styleId="732">
     <w:name w:val="Grid Table 4 - Accent 3"/>
-    <w:basedOn w:val="666"/>
+    <w:basedOn w:val="889"/>
     <w:uiPriority w:val="59"/>
     <w:pPr>
       <w:pBdr/>
@@ -9039,9 +9341,9 @@
       </w:tcPr>
     </w:tblStylePr>
   </w:style>
-  <w:style w:type="table" w:styleId="44">
+  <w:style w:type="table" w:styleId="733">
     <w:name w:val="Grid Table 4 - Accent 4"/>
-    <w:basedOn w:val="666"/>
+    <w:basedOn w:val="889"/>
     <w:uiPriority w:val="59"/>
     <w:pPr>
       <w:pBdr/>
@@ -9272,9 +9574,9 @@
       </w:tcPr>
     </w:tblStylePr>
   </w:style>
-  <w:style w:type="table" w:styleId="45">
+  <w:style w:type="table" w:styleId="734">
     <w:name w:val="Grid Table 4 - Accent 5"/>
-    <w:basedOn w:val="666"/>
+    <w:basedOn w:val="889"/>
     <w:uiPriority w:val="59"/>
     <w:pPr>
       <w:pBdr/>
@@ -9505,9 +9807,9 @@
       </w:tcPr>
     </w:tblStylePr>
   </w:style>
-  <w:style w:type="table" w:styleId="46">
+  <w:style w:type="table" w:styleId="735">
     <w:name w:val="Grid Table 4 - Accent 6"/>
-    <w:basedOn w:val="666"/>
+    <w:basedOn w:val="889"/>
     <w:uiPriority w:val="59"/>
     <w:pPr>
       <w:pBdr/>
@@ -9738,9 +10040,9 @@
       </w:tcPr>
     </w:tblStylePr>
   </w:style>
-  <w:style w:type="table" w:styleId="47">
+  <w:style w:type="table" w:styleId="736">
     <w:name w:val="Grid Table 5 Dark"/>
-    <w:basedOn w:val="666"/>
+    <w:basedOn w:val="889"/>
     <w:uiPriority w:val="99"/>
     <w:pPr>
       <w:pBdr/>
@@ -9966,9 +10268,9 @@
       </w:tcPr>
     </w:tblStylePr>
   </w:style>
-  <w:style w:type="table" w:styleId="48">
+  <w:style w:type="table" w:styleId="737">
     <w:name w:val="Grid Table 5 Dark- Accent 1"/>
-    <w:basedOn w:val="666"/>
+    <w:basedOn w:val="889"/>
     <w:uiPriority w:val="99"/>
     <w:pPr>
       <w:pBdr/>
@@ -10194,9 +10496,9 @@
       </w:tcPr>
     </w:tblStylePr>
   </w:style>
-  <w:style w:type="table" w:styleId="49">
+  <w:style w:type="table" w:styleId="738">
     <w:name w:val="Grid Table 5 Dark - Accent 2"/>
-    <w:basedOn w:val="666"/>
+    <w:basedOn w:val="889"/>
     <w:uiPriority w:val="99"/>
     <w:pPr>
       <w:pBdr/>
@@ -10422,9 +10724,9 @@
       </w:tcPr>
     </w:tblStylePr>
   </w:style>
-  <w:style w:type="table" w:styleId="50">
+  <w:style w:type="table" w:styleId="739">
     <w:name w:val="Grid Table 5 Dark - Accent 3"/>
-    <w:basedOn w:val="666"/>
+    <w:basedOn w:val="889"/>
     <w:uiPriority w:val="99"/>
     <w:pPr>
       <w:pBdr/>
@@ -10650,9 +10952,9 @@
       </w:tcPr>
     </w:tblStylePr>
   </w:style>
-  <w:style w:type="table" w:styleId="51">
+  <w:style w:type="table" w:styleId="740">
     <w:name w:val="Grid Table 5 Dark- Accent 4"/>
-    <w:basedOn w:val="666"/>
+    <w:basedOn w:val="889"/>
     <w:uiPriority w:val="99"/>
     <w:pPr>
       <w:pBdr/>
@@ -10878,9 +11180,9 @@
       </w:tcPr>
     </w:tblStylePr>
   </w:style>
-  <w:style w:type="table" w:styleId="52">
+  <w:style w:type="table" w:styleId="741">
     <w:name w:val="Grid Table 5 Dark - Accent 5"/>
-    <w:basedOn w:val="666"/>
+    <w:basedOn w:val="889"/>
     <w:uiPriority w:val="99"/>
     <w:pPr>
       <w:pBdr/>
@@ -11106,9 +11408,9 @@
       </w:tcPr>
     </w:tblStylePr>
   </w:style>
-  <w:style w:type="table" w:styleId="53">
+  <w:style w:type="table" w:styleId="742">
     <w:name w:val="Grid Table 5 Dark - Accent 6"/>
-    <w:basedOn w:val="666"/>
+    <w:basedOn w:val="889"/>
     <w:uiPriority w:val="99"/>
     <w:pPr>
       <w:pBdr/>
@@ -11334,9 +11636,9 @@
       </w:tcPr>
     </w:tblStylePr>
   </w:style>
-  <w:style w:type="table" w:styleId="54">
+  <w:style w:type="table" w:styleId="743">
     <w:name w:val="Grid Table 6 Colorful"/>
-    <w:basedOn w:val="666"/>
+    <w:basedOn w:val="889"/>
     <w:uiPriority w:val="99"/>
     <w:pPr>
       <w:pBdr/>
@@ -11564,9 +11866,9 @@
       </w:tcPr>
     </w:tblStylePr>
   </w:style>
-  <w:style w:type="table" w:styleId="55">
+  <w:style w:type="table" w:styleId="744">
     <w:name w:val="Grid Table 6 Colorful - Accent 1"/>
-    <w:basedOn w:val="666"/>
+    <w:basedOn w:val="889"/>
     <w:uiPriority w:val="99"/>
     <w:pPr>
       <w:pBdr/>
@@ -11794,9 +12096,9 @@
       </w:tcPr>
     </w:tblStylePr>
   </w:style>
-  <w:style w:type="table" w:styleId="56">
+  <w:style w:type="table" w:styleId="745">
     <w:name w:val="Grid Table 6 Colorful - Accent 2"/>
-    <w:basedOn w:val="666"/>
+    <w:basedOn w:val="889"/>
     <w:uiPriority w:val="99"/>
     <w:pPr>
       <w:pBdr/>
@@ -12024,9 +12326,9 @@
       </w:tcPr>
     </w:tblStylePr>
   </w:style>
-  <w:style w:type="table" w:styleId="57">
+  <w:style w:type="table" w:styleId="746">
     <w:name w:val="Grid Table 6 Colorful - Accent 3"/>
-    <w:basedOn w:val="666"/>
+    <w:basedOn w:val="889"/>
     <w:uiPriority w:val="99"/>
     <w:pPr>
       <w:pBdr/>
@@ -12254,9 +12556,9 @@
       </w:tcPr>
     </w:tblStylePr>
   </w:style>
-  <w:style w:type="table" w:styleId="58">
+  <w:style w:type="table" w:styleId="747">
     <w:name w:val="Grid Table 6 Colorful - Accent 4"/>
-    <w:basedOn w:val="666"/>
+    <w:basedOn w:val="889"/>
     <w:uiPriority w:val="99"/>
     <w:pPr>
       <w:pBdr/>
@@ -12484,9 +12786,9 @@
       </w:tcPr>
     </w:tblStylePr>
   </w:style>
-  <w:style w:type="table" w:styleId="59">
+  <w:style w:type="table" w:styleId="748">
     <w:name w:val="Grid Table 6 Colorful - Accent 5"/>
-    <w:basedOn w:val="666"/>
+    <w:basedOn w:val="889"/>
     <w:uiPriority w:val="99"/>
     <w:pPr>
       <w:pBdr/>
@@ -12714,9 +13016,9 @@
       </w:tcPr>
     </w:tblStylePr>
   </w:style>
-  <w:style w:type="table" w:styleId="60">
+  <w:style w:type="table" w:styleId="749">
     <w:name w:val="Grid Table 6 Colorful - Accent 6"/>
-    <w:basedOn w:val="666"/>
+    <w:basedOn w:val="889"/>
     <w:uiPriority w:val="99"/>
     <w:pPr>
       <w:pBdr/>
@@ -12944,9 +13246,9 @@
       </w:tcPr>
     </w:tblStylePr>
   </w:style>
-  <w:style w:type="table" w:styleId="61">
+  <w:style w:type="table" w:styleId="750">
     <w:name w:val="Grid Table 7 Colorful"/>
-    <w:basedOn w:val="666"/>
+    <w:basedOn w:val="889"/>
     <w:uiPriority w:val="99"/>
     <w:pPr>
       <w:pBdr/>
@@ -13048,11 +13350,11 @@
         <w:tblBorders/>
       </w:tblPr>
       <w:tcPr>
-        <w:shd w:color="ffffff"/>
+        <w:shd w:val="clear" w:color="ffffff"/>
         <w:tcBorders>
-          <w:top w:val="none"/>
-          <w:left w:val="none"/>
-          <w:bottom w:val="none"/>
+          <w:top w:val="none" w:color="000000" w:sz="4" w:space="0"/>
+          <w:left w:val="none" w:color="000000" w:sz="4" w:space="0"/>
+          <w:bottom w:val="none" w:color="000000" w:sz="4" w:space="0"/>
           <w:right w:val="single" w:color="000000" w:themeColor="text1" w:themeTint="80" w:sz="4" w:space="0"/>
         </w:tcBorders>
       </w:tcPr>
@@ -13075,10 +13377,10 @@
       <w:tcPr>
         <w:shd w:val="clear" w:color="ffffff" w:themeColor="light1" w:fill="ffffff" w:themeFill="light1"/>
         <w:tcBorders>
-          <w:top w:val="none"/>
-          <w:left w:val="none"/>
+          <w:top w:val="none" w:color="000000" w:sz="4" w:space="0"/>
+          <w:left w:val="none" w:color="000000" w:sz="4" w:space="0"/>
           <w:bottom w:val="single" w:color="000000" w:themeColor="text1" w:themeTint="80" w:sz="4" w:space="0"/>
-          <w:right w:val="none"/>
+          <w:right w:val="none" w:color="000000" w:sz="4" w:space="0"/>
         </w:tcBorders>
       </w:tcPr>
     </w:tblStylePr>
@@ -13098,12 +13400,12 @@
         <w:tblBorders/>
       </w:tblPr>
       <w:tcPr>
-        <w:shd w:color="ffffff"/>
+        <w:shd w:val="clear" w:color="ffffff"/>
         <w:tcBorders>
-          <w:top w:val="none"/>
+          <w:top w:val="none" w:color="000000" w:sz="4" w:space="0"/>
           <w:left w:val="single" w:color="000000" w:themeColor="text1" w:themeTint="80" w:sz="4" w:space="0"/>
-          <w:bottom w:val="none"/>
-          <w:right w:val="none"/>
+          <w:bottom w:val="none" w:color="000000" w:sz="4" w:space="0"/>
+          <w:right w:val="none" w:color="000000" w:sz="4" w:space="0"/>
         </w:tcBorders>
       </w:tcPr>
     </w:tblStylePr>
@@ -13126,9 +13428,9 @@
         <w:shd w:val="clear" w:color="ffffff" w:themeColor="light1" w:fill="ffffff" w:themeFill="light1"/>
         <w:tcBorders>
           <w:top w:val="single" w:color="000000" w:themeColor="text1" w:themeTint="80" w:sz="4" w:space="0"/>
-          <w:left w:val="none"/>
-          <w:bottom w:val="none"/>
-          <w:right w:val="none"/>
+          <w:left w:val="none" w:color="000000" w:sz="4" w:space="0"/>
+          <w:bottom w:val="none" w:color="000000" w:sz="4" w:space="0"/>
+          <w:right w:val="none" w:color="000000" w:sz="4" w:space="0"/>
         </w:tcBorders>
       </w:tcPr>
     </w:tblStylePr>
@@ -13198,9 +13500,9 @@
       </w:tcPr>
     </w:tblStylePr>
   </w:style>
-  <w:style w:type="table" w:styleId="62">
+  <w:style w:type="table" w:styleId="751">
     <w:name w:val="Grid Table 7 Colorful - Accent 1"/>
-    <w:basedOn w:val="666"/>
+    <w:basedOn w:val="889"/>
     <w:uiPriority w:val="99"/>
     <w:pPr>
       <w:pBdr/>
@@ -13302,11 +13604,11 @@
         <w:tblBorders/>
       </w:tblPr>
       <w:tcPr>
-        <w:shd w:color="ffffff"/>
+        <w:shd w:val="clear" w:color="ffffff"/>
         <w:tcBorders>
-          <w:top w:val="none"/>
-          <w:left w:val="none"/>
-          <w:bottom w:val="none"/>
+          <w:top w:val="none" w:color="000000" w:sz="4" w:space="0"/>
+          <w:left w:val="none" w:color="000000" w:sz="4" w:space="0"/>
+          <w:bottom w:val="none" w:color="000000" w:sz="4" w:space="0"/>
           <w:right w:val="single" w:color="000000" w:themeColor="accent1" w:themeTint="80" w:sz="4" w:space="0"/>
         </w:tcBorders>
       </w:tcPr>
@@ -13329,10 +13631,10 @@
       <w:tcPr>
         <w:shd w:val="clear" w:color="ffffff" w:themeColor="light1" w:fill="ffffff" w:themeFill="light1"/>
         <w:tcBorders>
-          <w:top w:val="none"/>
-          <w:left w:val="none"/>
+          <w:top w:val="none" w:color="000000" w:sz="4" w:space="0"/>
+          <w:left w:val="none" w:color="000000" w:sz="4" w:space="0"/>
           <w:bottom w:val="single" w:color="000000" w:themeColor="accent1" w:themeTint="80" w:sz="4" w:space="0"/>
-          <w:right w:val="none"/>
+          <w:right w:val="none" w:color="000000" w:sz="4" w:space="0"/>
         </w:tcBorders>
       </w:tcPr>
     </w:tblStylePr>
@@ -13352,12 +13654,12 @@
         <w:tblBorders/>
       </w:tblPr>
       <w:tcPr>
-        <w:shd w:color="ffffff"/>
+        <w:shd w:val="clear" w:color="ffffff"/>
         <w:tcBorders>
-          <w:top w:val="none"/>
+          <w:top w:val="none" w:color="000000" w:sz="4" w:space="0"/>
           <w:left w:val="single" w:color="000000" w:themeColor="accent1" w:themeTint="80" w:sz="4" w:space="0"/>
-          <w:bottom w:val="none"/>
-          <w:right w:val="none"/>
+          <w:bottom w:val="none" w:color="000000" w:sz="4" w:space="0"/>
+          <w:right w:val="none" w:color="000000" w:sz="4" w:space="0"/>
         </w:tcBorders>
       </w:tcPr>
     </w:tblStylePr>
@@ -13380,9 +13682,9 @@
         <w:shd w:val="clear" w:color="ffffff" w:themeColor="light1" w:fill="ffffff" w:themeFill="light1"/>
         <w:tcBorders>
           <w:top w:val="single" w:color="000000" w:themeColor="accent1" w:themeTint="80" w:sz="4" w:space="0"/>
-          <w:left w:val="none"/>
-          <w:bottom w:val="none"/>
-          <w:right w:val="none"/>
+          <w:left w:val="none" w:color="000000" w:sz="4" w:space="0"/>
+          <w:bottom w:val="none" w:color="000000" w:sz="4" w:space="0"/>
+          <w:right w:val="none" w:color="000000" w:sz="4" w:space="0"/>
         </w:tcBorders>
       </w:tcPr>
     </w:tblStylePr>
@@ -13452,9 +13754,9 @@
       </w:tcPr>
     </w:tblStylePr>
   </w:style>
-  <w:style w:type="table" w:styleId="63">
+  <w:style w:type="table" w:styleId="752">
     <w:name w:val="Grid Table 7 Colorful - Accent 2"/>
-    <w:basedOn w:val="666"/>
+    <w:basedOn w:val="889"/>
     <w:uiPriority w:val="99"/>
     <w:pPr>
       <w:pBdr/>
@@ -13556,11 +13858,11 @@
         <w:tblBorders/>
       </w:tblPr>
       <w:tcPr>
-        <w:shd w:color="ffffff"/>
+        <w:shd w:val="clear" w:color="ffffff"/>
         <w:tcBorders>
-          <w:top w:val="none"/>
-          <w:left w:val="none"/>
-          <w:bottom w:val="none"/>
+          <w:top w:val="none" w:color="000000" w:sz="4" w:space="0"/>
+          <w:left w:val="none" w:color="000000" w:sz="4" w:space="0"/>
+          <w:bottom w:val="none" w:color="000000" w:sz="4" w:space="0"/>
           <w:right w:val="single" w:color="000000" w:themeColor="accent2" w:themeTint="97" w:sz="4" w:space="0"/>
         </w:tcBorders>
       </w:tcPr>
@@ -13583,10 +13885,10 @@
       <w:tcPr>
         <w:shd w:val="clear" w:color="ffffff" w:themeColor="light1" w:fill="ffffff" w:themeFill="light1"/>
         <w:tcBorders>
-          <w:top w:val="none"/>
-          <w:left w:val="none"/>
+          <w:top w:val="none" w:color="000000" w:sz="4" w:space="0"/>
+          <w:left w:val="none" w:color="000000" w:sz="4" w:space="0"/>
           <w:bottom w:val="single" w:color="000000" w:themeColor="accent2" w:themeTint="97" w:sz="4" w:space="0"/>
-          <w:right w:val="none"/>
+          <w:right w:val="none" w:color="000000" w:sz="4" w:space="0"/>
         </w:tcBorders>
       </w:tcPr>
     </w:tblStylePr>
@@ -13606,12 +13908,12 @@
         <w:tblBorders/>
       </w:tblPr>
       <w:tcPr>
-        <w:shd w:color="ffffff"/>
+        <w:shd w:val="clear" w:color="ffffff"/>
         <w:tcBorders>
-          <w:top w:val="none"/>
+          <w:top w:val="none" w:color="000000" w:sz="4" w:space="0"/>
           <w:left w:val="single" w:color="000000" w:themeColor="accent2" w:themeTint="97" w:sz="4" w:space="0"/>
-          <w:bottom w:val="none"/>
-          <w:right w:val="none"/>
+          <w:bottom w:val="none" w:color="000000" w:sz="4" w:space="0"/>
+          <w:right w:val="none" w:color="000000" w:sz="4" w:space="0"/>
         </w:tcBorders>
       </w:tcPr>
     </w:tblStylePr>
@@ -13634,9 +13936,9 @@
         <w:shd w:val="clear" w:color="ffffff" w:themeColor="light1" w:fill="ffffff" w:themeFill="light1"/>
         <w:tcBorders>
           <w:top w:val="single" w:color="000000" w:themeColor="accent2" w:themeTint="97" w:sz="4" w:space="0"/>
-          <w:left w:val="none"/>
-          <w:bottom w:val="none"/>
-          <w:right w:val="none"/>
+          <w:left w:val="none" w:color="000000" w:sz="4" w:space="0"/>
+          <w:bottom w:val="none" w:color="000000" w:sz="4" w:space="0"/>
+          <w:right w:val="none" w:color="000000" w:sz="4" w:space="0"/>
         </w:tcBorders>
       </w:tcPr>
     </w:tblStylePr>
@@ -13706,9 +14008,9 @@
       </w:tcPr>
     </w:tblStylePr>
   </w:style>
-  <w:style w:type="table" w:styleId="64">
+  <w:style w:type="table" w:styleId="753">
     <w:name w:val="Grid Table 7 Colorful - Accent 3"/>
-    <w:basedOn w:val="666"/>
+    <w:basedOn w:val="889"/>
     <w:uiPriority w:val="99"/>
     <w:pPr>
       <w:pBdr/>
@@ -13810,11 +14112,11 @@
         <w:tblBorders/>
       </w:tblPr>
       <w:tcPr>
-        <w:shd w:color="ffffff"/>
+        <w:shd w:val="clear" w:color="ffffff"/>
         <w:tcBorders>
-          <w:top w:val="none"/>
-          <w:left w:val="none"/>
-          <w:bottom w:val="none"/>
+          <w:top w:val="none" w:color="000000" w:sz="4" w:space="0"/>
+          <w:left w:val="none" w:color="000000" w:sz="4" w:space="0"/>
+          <w:bottom w:val="none" w:color="000000" w:sz="4" w:space="0"/>
           <w:right w:val="single" w:color="000000" w:themeColor="accent3" w:themeTint="FE" w:sz="4" w:space="0"/>
         </w:tcBorders>
       </w:tcPr>
@@ -13837,10 +14139,10 @@
       <w:tcPr>
         <w:shd w:val="clear" w:color="ffffff" w:themeColor="light1" w:fill="ffffff" w:themeFill="light1"/>
         <w:tcBorders>
-          <w:top w:val="none"/>
-          <w:left w:val="none"/>
+          <w:top w:val="none" w:color="000000" w:sz="4" w:space="0"/>
+          <w:left w:val="none" w:color="000000" w:sz="4" w:space="0"/>
           <w:bottom w:val="single" w:color="000000" w:themeColor="accent3" w:themeTint="FE" w:sz="4" w:space="0"/>
-          <w:right w:val="none"/>
+          <w:right w:val="none" w:color="000000" w:sz="4" w:space="0"/>
         </w:tcBorders>
       </w:tcPr>
     </w:tblStylePr>
@@ -13860,12 +14162,12 @@
         <w:tblBorders/>
       </w:tblPr>
       <w:tcPr>
-        <w:shd w:color="ffffff"/>
+        <w:shd w:val="clear" w:color="ffffff"/>
         <w:tcBorders>
-          <w:top w:val="none"/>
+          <w:top w:val="none" w:color="000000" w:sz="4" w:space="0"/>
           <w:left w:val="single" w:color="000000" w:themeColor="accent3" w:themeTint="FE" w:sz="4" w:space="0"/>
-          <w:bottom w:val="none"/>
-          <w:right w:val="none"/>
+          <w:bottom w:val="none" w:color="000000" w:sz="4" w:space="0"/>
+          <w:right w:val="none" w:color="000000" w:sz="4" w:space="0"/>
         </w:tcBorders>
       </w:tcPr>
     </w:tblStylePr>
@@ -13888,9 +14190,9 @@
         <w:shd w:val="clear" w:color="ffffff" w:themeColor="light1" w:fill="ffffff" w:themeFill="light1"/>
         <w:tcBorders>
           <w:top w:val="single" w:color="000000" w:themeColor="accent3" w:themeTint="FE" w:sz="4" w:space="0"/>
-          <w:left w:val="none"/>
-          <w:bottom w:val="none"/>
-          <w:right w:val="none"/>
+          <w:left w:val="none" w:color="000000" w:sz="4" w:space="0"/>
+          <w:bottom w:val="none" w:color="000000" w:sz="4" w:space="0"/>
+          <w:right w:val="none" w:color="000000" w:sz="4" w:space="0"/>
         </w:tcBorders>
       </w:tcPr>
     </w:tblStylePr>
@@ -13960,9 +14262,9 @@
       </w:tcPr>
     </w:tblStylePr>
   </w:style>
-  <w:style w:type="table" w:styleId="65">
+  <w:style w:type="table" w:styleId="754">
     <w:name w:val="Grid Table 7 Colorful - Accent 4"/>
-    <w:basedOn w:val="666"/>
+    <w:basedOn w:val="889"/>
     <w:uiPriority w:val="99"/>
     <w:pPr>
       <w:pBdr/>
@@ -14064,11 +14366,11 @@
         <w:tblBorders/>
       </w:tblPr>
       <w:tcPr>
-        <w:shd w:color="ffffff"/>
+        <w:shd w:val="clear" w:color="ffffff"/>
         <w:tcBorders>
-          <w:top w:val="none"/>
-          <w:left w:val="none"/>
-          <w:bottom w:val="none"/>
+          <w:top w:val="none" w:color="000000" w:sz="4" w:space="0"/>
+          <w:left w:val="none" w:color="000000" w:sz="4" w:space="0"/>
+          <w:bottom w:val="none" w:color="000000" w:sz="4" w:space="0"/>
           <w:right w:val="single" w:color="000000" w:themeColor="accent4" w:themeTint="9A" w:sz="4" w:space="0"/>
         </w:tcBorders>
       </w:tcPr>
@@ -14091,10 +14393,10 @@
       <w:tcPr>
         <w:shd w:val="clear" w:color="ffffff" w:themeColor="light1" w:fill="ffffff" w:themeFill="light1"/>
         <w:tcBorders>
-          <w:top w:val="none"/>
-          <w:left w:val="none"/>
+          <w:top w:val="none" w:color="000000" w:sz="4" w:space="0"/>
+          <w:left w:val="none" w:color="000000" w:sz="4" w:space="0"/>
           <w:bottom w:val="single" w:color="000000" w:themeColor="accent4" w:themeTint="9A" w:sz="4" w:space="0"/>
-          <w:right w:val="none"/>
+          <w:right w:val="none" w:color="000000" w:sz="4" w:space="0"/>
         </w:tcBorders>
       </w:tcPr>
     </w:tblStylePr>
@@ -14114,12 +14416,12 @@
         <w:tblBorders/>
       </w:tblPr>
       <w:tcPr>
-        <w:shd w:color="ffffff"/>
+        <w:shd w:val="clear" w:color="ffffff"/>
         <w:tcBorders>
-          <w:top w:val="none"/>
+          <w:top w:val="none" w:color="000000" w:sz="4" w:space="0"/>
           <w:left w:val="single" w:color="000000" w:themeColor="accent4" w:themeTint="9A" w:sz="4" w:space="0"/>
-          <w:bottom w:val="none"/>
-          <w:right w:val="none"/>
+          <w:bottom w:val="none" w:color="000000" w:sz="4" w:space="0"/>
+          <w:right w:val="none" w:color="000000" w:sz="4" w:space="0"/>
         </w:tcBorders>
       </w:tcPr>
     </w:tblStylePr>
@@ -14142,9 +14444,9 @@
         <w:shd w:val="clear" w:color="ffffff" w:themeColor="light1" w:fill="ffffff" w:themeFill="light1"/>
         <w:tcBorders>
           <w:top w:val="single" w:color="000000" w:themeColor="accent4" w:themeTint="9A" w:sz="4" w:space="0"/>
-          <w:left w:val="none"/>
-          <w:bottom w:val="none"/>
-          <w:right w:val="none"/>
+          <w:left w:val="none" w:color="000000" w:sz="4" w:space="0"/>
+          <w:bottom w:val="none" w:color="000000" w:sz="4" w:space="0"/>
+          <w:right w:val="none" w:color="000000" w:sz="4" w:space="0"/>
         </w:tcBorders>
       </w:tcPr>
     </w:tblStylePr>
@@ -14214,9 +14516,9 @@
       </w:tcPr>
     </w:tblStylePr>
   </w:style>
-  <w:style w:type="table" w:styleId="66">
+  <w:style w:type="table" w:styleId="755">
     <w:name w:val="Grid Table 7 Colorful - Accent 5"/>
-    <w:basedOn w:val="666"/>
+    <w:basedOn w:val="889"/>
     <w:uiPriority w:val="99"/>
     <w:pPr>
       <w:pBdr/>
@@ -14318,11 +14620,11 @@
         <w:tblBorders/>
       </w:tblPr>
       <w:tcPr>
-        <w:shd w:color="ffffff"/>
+        <w:shd w:val="clear" w:color="ffffff"/>
         <w:tcBorders>
-          <w:top w:val="none"/>
-          <w:left w:val="none"/>
-          <w:bottom w:val="none"/>
+          <w:top w:val="none" w:color="000000" w:sz="4" w:space="0"/>
+          <w:left w:val="none" w:color="000000" w:sz="4" w:space="0"/>
+          <w:bottom w:val="none" w:color="000000" w:sz="4" w:space="0"/>
           <w:right w:val="single" w:color="000000" w:themeColor="accent5" w:themeTint="90" w:sz="4" w:space="0"/>
         </w:tcBorders>
       </w:tcPr>
@@ -14345,10 +14647,10 @@
       <w:tcPr>
         <w:shd w:val="clear" w:color="ffffff" w:themeColor="light1" w:fill="ffffff" w:themeFill="light1"/>
         <w:tcBorders>
-          <w:top w:val="none"/>
-          <w:left w:val="none"/>
+          <w:top w:val="none" w:color="000000" w:sz="4" w:space="0"/>
+          <w:left w:val="none" w:color="000000" w:sz="4" w:space="0"/>
           <w:bottom w:val="single" w:color="000000" w:themeColor="accent5" w:themeTint="90" w:sz="4" w:space="0"/>
-          <w:right w:val="none"/>
+          <w:right w:val="none" w:color="000000" w:sz="4" w:space="0"/>
         </w:tcBorders>
       </w:tcPr>
     </w:tblStylePr>
@@ -14368,12 +14670,12 @@
         <w:tblBorders/>
       </w:tblPr>
       <w:tcPr>
-        <w:shd w:color="ffffff"/>
+        <w:shd w:val="clear" w:color="ffffff"/>
         <w:tcBorders>
-          <w:top w:val="none"/>
+          <w:top w:val="none" w:color="000000" w:sz="4" w:space="0"/>
           <w:left w:val="single" w:color="000000" w:themeColor="accent5" w:themeTint="90" w:sz="4" w:space="0"/>
-          <w:bottom w:val="none"/>
-          <w:right w:val="none"/>
+          <w:bottom w:val="none" w:color="000000" w:sz="4" w:space="0"/>
+          <w:right w:val="none" w:color="000000" w:sz="4" w:space="0"/>
         </w:tcBorders>
       </w:tcPr>
     </w:tblStylePr>
@@ -14396,9 +14698,9 @@
         <w:shd w:val="clear" w:color="ffffff" w:themeColor="light1" w:fill="ffffff" w:themeFill="light1"/>
         <w:tcBorders>
           <w:top w:val="single" w:color="000000" w:themeColor="accent5" w:themeTint="90" w:sz="4" w:space="0"/>
-          <w:left w:val="none"/>
-          <w:bottom w:val="none"/>
-          <w:right w:val="none"/>
+          <w:left w:val="none" w:color="000000" w:sz="4" w:space="0"/>
+          <w:bottom w:val="none" w:color="000000" w:sz="4" w:space="0"/>
+          <w:right w:val="none" w:color="000000" w:sz="4" w:space="0"/>
         </w:tcBorders>
       </w:tcPr>
     </w:tblStylePr>
@@ -14468,9 +14770,9 @@
       </w:tcPr>
     </w:tblStylePr>
   </w:style>
-  <w:style w:type="table" w:styleId="67">
+  <w:style w:type="table" w:styleId="756">
     <w:name w:val="Grid Table 7 Colorful - Accent 6"/>
-    <w:basedOn w:val="666"/>
+    <w:basedOn w:val="889"/>
     <w:uiPriority w:val="99"/>
     <w:pPr>
       <w:pBdr/>
@@ -14572,11 +14874,11 @@
         <w:tblBorders/>
       </w:tblPr>
       <w:tcPr>
-        <w:shd w:color="ffffff"/>
+        <w:shd w:val="clear" w:color="ffffff"/>
         <w:tcBorders>
-          <w:top w:val="none"/>
-          <w:left w:val="none"/>
-          <w:bottom w:val="none"/>
+          <w:top w:val="none" w:color="000000" w:sz="4" w:space="0"/>
+          <w:left w:val="none" w:color="000000" w:sz="4" w:space="0"/>
+          <w:bottom w:val="none" w:color="000000" w:sz="4" w:space="0"/>
           <w:right w:val="single" w:color="000000" w:themeColor="accent6" w:themeTint="90" w:sz="4" w:space="0"/>
         </w:tcBorders>
       </w:tcPr>
@@ -14599,10 +14901,10 @@
       <w:tcPr>
         <w:shd w:val="clear" w:color="ffffff" w:themeColor="light1" w:fill="ffffff" w:themeFill="light1"/>
         <w:tcBorders>
-          <w:top w:val="none"/>
-          <w:left w:val="none"/>
+          <w:top w:val="none" w:color="000000" w:sz="4" w:space="0"/>
+          <w:left w:val="none" w:color="000000" w:sz="4" w:space="0"/>
           <w:bottom w:val="single" w:color="000000" w:themeColor="accent6" w:themeTint="90" w:sz="4" w:space="0"/>
-          <w:right w:val="none"/>
+          <w:right w:val="none" w:color="000000" w:sz="4" w:space="0"/>
         </w:tcBorders>
       </w:tcPr>
     </w:tblStylePr>
@@ -14622,12 +14924,12 @@
         <w:tblBorders/>
       </w:tblPr>
       <w:tcPr>
-        <w:shd w:color="ffffff"/>
+        <w:shd w:val="clear" w:color="ffffff"/>
         <w:tcBorders>
-          <w:top w:val="none"/>
+          <w:top w:val="none" w:color="000000" w:sz="4" w:space="0"/>
           <w:left w:val="single" w:color="000000" w:themeColor="accent6" w:themeTint="90" w:sz="4" w:space="0"/>
-          <w:bottom w:val="none"/>
-          <w:right w:val="none"/>
+          <w:bottom w:val="none" w:color="000000" w:sz="4" w:space="0"/>
+          <w:right w:val="none" w:color="000000" w:sz="4" w:space="0"/>
         </w:tcBorders>
       </w:tcPr>
     </w:tblStylePr>
@@ -14650,9 +14952,9 @@
         <w:shd w:val="clear" w:color="ffffff" w:themeColor="light1" w:fill="ffffff" w:themeFill="light1"/>
         <w:tcBorders>
           <w:top w:val="single" w:color="000000" w:themeColor="accent6" w:themeTint="90" w:sz="4" w:space="0"/>
-          <w:left w:val="none"/>
-          <w:bottom w:val="none"/>
-          <w:right w:val="none"/>
+          <w:left w:val="none" w:color="000000" w:sz="4" w:space="0"/>
+          <w:bottom w:val="none" w:color="000000" w:sz="4" w:space="0"/>
+          <w:right w:val="none" w:color="000000" w:sz="4" w:space="0"/>
         </w:tcBorders>
       </w:tcPr>
     </w:tblStylePr>
@@ -14722,9 +15024,9 @@
       </w:tcPr>
     </w:tblStylePr>
   </w:style>
-  <w:style w:type="table" w:styleId="68">
+  <w:style w:type="table" w:styleId="757">
     <w:name w:val="List Table 1 Light"/>
-    <w:basedOn w:val="666"/>
+    <w:basedOn w:val="889"/>
     <w:uiPriority w:val="99"/>
     <w:pPr>
       <w:pBdr/>
@@ -14938,9 +15240,9 @@
       </w:tcPr>
     </w:tblStylePr>
   </w:style>
-  <w:style w:type="table" w:styleId="69">
+  <w:style w:type="table" w:styleId="758">
     <w:name w:val="List Table 1 Light - Accent 1"/>
-    <w:basedOn w:val="666"/>
+    <w:basedOn w:val="889"/>
     <w:uiPriority w:val="99"/>
     <w:pPr>
       <w:pBdr/>
@@ -15154,9 +15456,9 @@
       </w:tcPr>
     </w:tblStylePr>
   </w:style>
-  <w:style w:type="table" w:styleId="70">
+  <w:style w:type="table" w:styleId="759">
     <w:name w:val="List Table 1 Light - Accent 2"/>
-    <w:basedOn w:val="666"/>
+    <w:basedOn w:val="889"/>
     <w:uiPriority w:val="99"/>
     <w:pPr>
       <w:pBdr/>
@@ -15370,9 +15672,9 @@
       </w:tcPr>
     </w:tblStylePr>
   </w:style>
-  <w:style w:type="table" w:styleId="71">
+  <w:style w:type="table" w:styleId="760">
     <w:name w:val="List Table 1 Light - Accent 3"/>
-    <w:basedOn w:val="666"/>
+    <w:basedOn w:val="889"/>
     <w:uiPriority w:val="99"/>
     <w:pPr>
       <w:pBdr/>
@@ -15586,9 +15888,9 @@
       </w:tcPr>
     </w:tblStylePr>
   </w:style>
-  <w:style w:type="table" w:styleId="72">
+  <w:style w:type="table" w:styleId="761">
     <w:name w:val="List Table 1 Light - Accent 4"/>
-    <w:basedOn w:val="666"/>
+    <w:basedOn w:val="889"/>
     <w:uiPriority w:val="99"/>
     <w:pPr>
       <w:pBdr/>
@@ -15802,9 +16104,9 @@
       </w:tcPr>
     </w:tblStylePr>
   </w:style>
-  <w:style w:type="table" w:styleId="73">
+  <w:style w:type="table" w:styleId="762">
     <w:name w:val="List Table 1 Light - Accent 5"/>
-    <w:basedOn w:val="666"/>
+    <w:basedOn w:val="889"/>
     <w:uiPriority w:val="99"/>
     <w:pPr>
       <w:pBdr/>
@@ -16018,9 +16320,9 @@
       </w:tcPr>
     </w:tblStylePr>
   </w:style>
-  <w:style w:type="table" w:styleId="74">
+  <w:style w:type="table" w:styleId="763">
     <w:name w:val="List Table 1 Light - Accent 6"/>
-    <w:basedOn w:val="666"/>
+    <w:basedOn w:val="889"/>
     <w:uiPriority w:val="99"/>
     <w:pPr>
       <w:pBdr/>
@@ -16234,9 +16536,9 @@
       </w:tcPr>
     </w:tblStylePr>
   </w:style>
-  <w:style w:type="table" w:styleId="75">
+  <w:style w:type="table" w:styleId="764">
     <w:name w:val="List Table 2"/>
-    <w:basedOn w:val="666"/>
+    <w:basedOn w:val="889"/>
     <w:uiPriority w:val="99"/>
     <w:pPr>
       <w:pBdr/>
@@ -16472,9 +16774,9 @@
       </w:tcPr>
     </w:tblStylePr>
   </w:style>
-  <w:style w:type="table" w:styleId="76">
+  <w:style w:type="table" w:styleId="765">
     <w:name w:val="List Table 2 - Accent 1"/>
-    <w:basedOn w:val="666"/>
+    <w:basedOn w:val="889"/>
     <w:uiPriority w:val="99"/>
     <w:pPr>
       <w:pBdr/>
@@ -16710,9 +17012,9 @@
       </w:tcPr>
     </w:tblStylePr>
   </w:style>
-  <w:style w:type="table" w:styleId="77">
+  <w:style w:type="table" w:styleId="766">
     <w:name w:val="List Table 2 - Accent 2"/>
-    <w:basedOn w:val="666"/>
+    <w:basedOn w:val="889"/>
     <w:uiPriority w:val="99"/>
     <w:pPr>
       <w:pBdr/>
@@ -16948,9 +17250,9 @@
       </w:tcPr>
     </w:tblStylePr>
   </w:style>
-  <w:style w:type="table" w:styleId="78">
+  <w:style w:type="table" w:styleId="767">
     <w:name w:val="List Table 2 - Accent 3"/>
-    <w:basedOn w:val="666"/>
+    <w:basedOn w:val="889"/>
     <w:uiPriority w:val="99"/>
     <w:pPr>
       <w:pBdr/>
@@ -17186,9 +17488,9 @@
       </w:tcPr>
     </w:tblStylePr>
   </w:style>
-  <w:style w:type="table" w:styleId="79">
+  <w:style w:type="table" w:styleId="768">
     <w:name w:val="List Table 2 - Accent 4"/>
-    <w:basedOn w:val="666"/>
+    <w:basedOn w:val="889"/>
     <w:uiPriority w:val="99"/>
     <w:pPr>
       <w:pBdr/>
@@ -17424,9 +17726,9 @@
       </w:tcPr>
     </w:tblStylePr>
   </w:style>
-  <w:style w:type="table" w:styleId="80">
+  <w:style w:type="table" w:styleId="769">
     <w:name w:val="List Table 2 - Accent 5"/>
-    <w:basedOn w:val="666"/>
+    <w:basedOn w:val="889"/>
     <w:uiPriority w:val="99"/>
     <w:pPr>
       <w:pBdr/>
@@ -17662,9 +17964,9 @@
       </w:tcPr>
     </w:tblStylePr>
   </w:style>
-  <w:style w:type="table" w:styleId="81">
+  <w:style w:type="table" w:styleId="770">
     <w:name w:val="List Table 2 - Accent 6"/>
-    <w:basedOn w:val="666"/>
+    <w:basedOn w:val="889"/>
     <w:uiPriority w:val="99"/>
     <w:pPr>
       <w:pBdr/>
@@ -17900,9 +18202,9 @@
       </w:tcPr>
     </w:tblStylePr>
   </w:style>
-  <w:style w:type="table" w:styleId="82">
+  <w:style w:type="table" w:styleId="771">
     <w:name w:val="List Table 3"/>
-    <w:basedOn w:val="666"/>
+    <w:basedOn w:val="889"/>
     <w:uiPriority w:val="99"/>
     <w:pPr>
       <w:pBdr/>
@@ -18128,9 +18430,9 @@
       </w:tcPr>
     </w:tblStylePr>
   </w:style>
-  <w:style w:type="table" w:styleId="83">
+  <w:style w:type="table" w:styleId="772">
     <w:name w:val="List Table 3 - Accent 1"/>
-    <w:basedOn w:val="666"/>
+    <w:basedOn w:val="889"/>
     <w:uiPriority w:val="99"/>
     <w:pPr>
       <w:pBdr/>
@@ -18356,9 +18658,9 @@
       </w:tcPr>
     </w:tblStylePr>
   </w:style>
-  <w:style w:type="table" w:styleId="84">
+  <w:style w:type="table" w:styleId="773">
     <w:name w:val="List Table 3 - Accent 2"/>
-    <w:basedOn w:val="666"/>
+    <w:basedOn w:val="889"/>
     <w:uiPriority w:val="99"/>
     <w:pPr>
       <w:pBdr/>
@@ -18584,9 +18886,9 @@
       </w:tcPr>
     </w:tblStylePr>
   </w:style>
-  <w:style w:type="table" w:styleId="85">
+  <w:style w:type="table" w:styleId="774">
     <w:name w:val="List Table 3 - Accent 3"/>
-    <w:basedOn w:val="666"/>
+    <w:basedOn w:val="889"/>
     <w:uiPriority w:val="99"/>
     <w:pPr>
       <w:pBdr/>
@@ -18812,9 +19114,9 @@
       </w:tcPr>
     </w:tblStylePr>
   </w:style>
-  <w:style w:type="table" w:styleId="86">
+  <w:style w:type="table" w:styleId="775">
     <w:name w:val="List Table 3 - Accent 4"/>
-    <w:basedOn w:val="666"/>
+    <w:basedOn w:val="889"/>
     <w:uiPriority w:val="99"/>
     <w:pPr>
       <w:pBdr/>
@@ -19040,9 +19342,9 @@
       </w:tcPr>
     </w:tblStylePr>
   </w:style>
-  <w:style w:type="table" w:styleId="87">
+  <w:style w:type="table" w:styleId="776">
     <w:name w:val="List Table 3 - Accent 5"/>
-    <w:basedOn w:val="666"/>
+    <w:basedOn w:val="889"/>
     <w:uiPriority w:val="99"/>
     <w:pPr>
       <w:pBdr/>
@@ -19268,9 +19570,9 @@
       </w:tcPr>
     </w:tblStylePr>
   </w:style>
-  <w:style w:type="table" w:styleId="88">
+  <w:style w:type="table" w:styleId="777">
     <w:name w:val="List Table 3 - Accent 6"/>
-    <w:basedOn w:val="666"/>
+    <w:basedOn w:val="889"/>
     <w:uiPriority w:val="99"/>
     <w:pPr>
       <w:pBdr/>
@@ -19496,9 +19798,9 @@
       </w:tcPr>
     </w:tblStylePr>
   </w:style>
-  <w:style w:type="table" w:styleId="89">
+  <w:style w:type="table" w:styleId="778">
     <w:name w:val="List Table 4"/>
-    <w:basedOn w:val="666"/>
+    <w:basedOn w:val="889"/>
     <w:uiPriority w:val="99"/>
     <w:pPr>
       <w:pBdr/>
@@ -19721,9 +20023,9 @@
       </w:tcPr>
     </w:tblStylePr>
   </w:style>
-  <w:style w:type="table" w:styleId="90">
+  <w:style w:type="table" w:styleId="779">
     <w:name w:val="List Table 4 - Accent 1"/>
-    <w:basedOn w:val="666"/>
+    <w:basedOn w:val="889"/>
     <w:uiPriority w:val="99"/>
     <w:pPr>
       <w:pBdr/>
@@ -19946,9 +20248,9 @@
       </w:tcPr>
     </w:tblStylePr>
   </w:style>
-  <w:style w:type="table" w:styleId="91">
+  <w:style w:type="table" w:styleId="780">
     <w:name w:val="List Table 4 - Accent 2"/>
-    <w:basedOn w:val="666"/>
+    <w:basedOn w:val="889"/>
     <w:uiPriority w:val="99"/>
     <w:pPr>
       <w:pBdr/>
@@ -20171,9 +20473,9 @@
       </w:tcPr>
     </w:tblStylePr>
   </w:style>
-  <w:style w:type="table" w:styleId="92">
+  <w:style w:type="table" w:styleId="781">
     <w:name w:val="List Table 4 - Accent 3"/>
-    <w:basedOn w:val="666"/>
+    <w:basedOn w:val="889"/>
     <w:uiPriority w:val="99"/>
     <w:pPr>
       <w:pBdr/>
@@ -20396,9 +20698,9 @@
       </w:tcPr>
     </w:tblStylePr>
   </w:style>
-  <w:style w:type="table" w:styleId="93">
+  <w:style w:type="table" w:styleId="782">
     <w:name w:val="List Table 4 - Accent 4"/>
-    <w:basedOn w:val="666"/>
+    <w:basedOn w:val="889"/>
     <w:uiPriority w:val="99"/>
     <w:pPr>
       <w:pBdr/>
@@ -20621,9 +20923,9 @@
       </w:tcPr>
     </w:tblStylePr>
   </w:style>
-  <w:style w:type="table" w:styleId="94">
+  <w:style w:type="table" w:styleId="783">
     <w:name w:val="List Table 4 - Accent 5"/>
-    <w:basedOn w:val="666"/>
+    <w:basedOn w:val="889"/>
     <w:uiPriority w:val="99"/>
     <w:pPr>
       <w:pBdr/>
@@ -20846,9 +21148,9 @@
       </w:tcPr>
     </w:tblStylePr>
   </w:style>
-  <w:style w:type="table" w:styleId="95">
+  <w:style w:type="table" w:styleId="784">
     <w:name w:val="List Table 4 - Accent 6"/>
-    <w:basedOn w:val="666"/>
+    <w:basedOn w:val="889"/>
     <w:uiPriority w:val="99"/>
     <w:pPr>
       <w:pBdr/>
@@ -21071,9 +21373,9 @@
       </w:tcPr>
     </w:tblStylePr>
   </w:style>
-  <w:style w:type="table" w:styleId="96">
+  <w:style w:type="table" w:styleId="785">
     <w:name w:val="List Table 5 Dark"/>
-    <w:basedOn w:val="666"/>
+    <w:basedOn w:val="889"/>
     <w:uiPriority w:val="99"/>
     <w:pPr>
       <w:pBdr/>
@@ -21313,9 +21615,9 @@
       </w:tcPr>
     </w:tblStylePr>
   </w:style>
-  <w:style w:type="table" w:styleId="97">
+  <w:style w:type="table" w:styleId="786">
     <w:name w:val="List Table 5 Dark - Accent 1"/>
-    <w:basedOn w:val="666"/>
+    <w:basedOn w:val="889"/>
     <w:uiPriority w:val="99"/>
     <w:pPr>
       <w:pBdr/>
@@ -21555,9 +21857,9 @@
       </w:tcPr>
     </w:tblStylePr>
   </w:style>
-  <w:style w:type="table" w:styleId="98">
+  <w:style w:type="table" w:styleId="787">
     <w:name w:val="List Table 5 Dark - Accent 2"/>
-    <w:basedOn w:val="666"/>
+    <w:basedOn w:val="889"/>
     <w:uiPriority w:val="99"/>
     <w:pPr>
       <w:pBdr/>
@@ -21797,9 +22099,9 @@
       </w:tcPr>
     </w:tblStylePr>
   </w:style>
-  <w:style w:type="table" w:styleId="99">
+  <w:style w:type="table" w:styleId="788">
     <w:name w:val="List Table 5 Dark - Accent 3"/>
-    <w:basedOn w:val="666"/>
+    <w:basedOn w:val="889"/>
     <w:uiPriority w:val="99"/>
     <w:pPr>
       <w:pBdr/>
@@ -22039,9 +22341,9 @@
       </w:tcPr>
     </w:tblStylePr>
   </w:style>
-  <w:style w:type="table" w:styleId="100">
+  <w:style w:type="table" w:styleId="789">
     <w:name w:val="List Table 5 Dark - Accent 4"/>
-    <w:basedOn w:val="666"/>
+    <w:basedOn w:val="889"/>
     <w:uiPriority w:val="99"/>
     <w:pPr>
       <w:pBdr/>
@@ -22281,9 +22583,9 @@
       </w:tcPr>
     </w:tblStylePr>
   </w:style>
-  <w:style w:type="table" w:styleId="101">
+  <w:style w:type="table" w:styleId="790">
     <w:name w:val="List Table 5 Dark - Accent 5"/>
-    <w:basedOn w:val="666"/>
+    <w:basedOn w:val="889"/>
     <w:uiPriority w:val="99"/>
     <w:pPr>
       <w:pBdr/>
@@ -22523,9 +22825,9 @@
       </w:tcPr>
     </w:tblStylePr>
   </w:style>
-  <w:style w:type="table" w:styleId="102">
+  <w:style w:type="table" w:styleId="791">
     <w:name w:val="List Table 5 Dark - Accent 6"/>
-    <w:basedOn w:val="666"/>
+    <w:basedOn w:val="889"/>
     <w:uiPriority w:val="99"/>
     <w:pPr>
       <w:pBdr/>
@@ -22765,9 +23067,9 @@
       </w:tcPr>
     </w:tblStylePr>
   </w:style>
-  <w:style w:type="table" w:styleId="103">
+  <w:style w:type="table" w:styleId="792">
     <w:name w:val="List Table 6 Colorful"/>
-    <w:basedOn w:val="666"/>
+    <w:basedOn w:val="889"/>
     <w:uiPriority w:val="99"/>
     <w:pPr>
       <w:pBdr/>
@@ -22988,9 +23290,9 @@
       </w:tcPr>
     </w:tblStylePr>
   </w:style>
-  <w:style w:type="table" w:styleId="104">
+  <w:style w:type="table" w:styleId="793">
     <w:name w:val="List Table 6 Colorful - Accent 1"/>
-    <w:basedOn w:val="666"/>
+    <w:basedOn w:val="889"/>
     <w:uiPriority w:val="99"/>
     <w:pPr>
       <w:pBdr/>
@@ -23211,9 +23513,9 @@
       </w:tcPr>
     </w:tblStylePr>
   </w:style>
-  <w:style w:type="table" w:styleId="105">
+  <w:style w:type="table" w:styleId="794">
     <w:name w:val="List Table 6 Colorful - Accent 2"/>
-    <w:basedOn w:val="666"/>
+    <w:basedOn w:val="889"/>
     <w:uiPriority w:val="99"/>
     <w:pPr>
       <w:pBdr/>
@@ -23434,9 +23736,9 @@
       </w:tcPr>
     </w:tblStylePr>
   </w:style>
-  <w:style w:type="table" w:styleId="106">
+  <w:style w:type="table" w:styleId="795">
     <w:name w:val="List Table 6 Colorful - Accent 3"/>
-    <w:basedOn w:val="666"/>
+    <w:basedOn w:val="889"/>
     <w:uiPriority w:val="99"/>
     <w:pPr>
       <w:pBdr/>
@@ -23657,9 +23959,9 @@
       </w:tcPr>
     </w:tblStylePr>
   </w:style>
-  <w:style w:type="table" w:styleId="107">
+  <w:style w:type="table" w:styleId="796">
     <w:name w:val="List Table 6 Colorful - Accent 4"/>
-    <w:basedOn w:val="666"/>
+    <w:basedOn w:val="889"/>
     <w:uiPriority w:val="99"/>
     <w:pPr>
       <w:pBdr/>
@@ -23880,9 +24182,9 @@
       </w:tcPr>
     </w:tblStylePr>
   </w:style>
-  <w:style w:type="table" w:styleId="108">
+  <w:style w:type="table" w:styleId="797">
     <w:name w:val="List Table 6 Colorful - Accent 5"/>
-    <w:basedOn w:val="666"/>
+    <w:basedOn w:val="889"/>
     <w:uiPriority w:val="99"/>
     <w:pPr>
       <w:pBdr/>
@@ -24103,9 +24405,9 @@
       </w:tcPr>
     </w:tblStylePr>
   </w:style>
-  <w:style w:type="table" w:styleId="109">
+  <w:style w:type="table" w:styleId="798">
     <w:name w:val="List Table 6 Colorful - Accent 6"/>
-    <w:basedOn w:val="666"/>
+    <w:basedOn w:val="889"/>
     <w:uiPriority w:val="99"/>
     <w:pPr>
       <w:pBdr/>
@@ -24326,9 +24628,9 @@
       </w:tcPr>
     </w:tblStylePr>
   </w:style>
-  <w:style w:type="table" w:styleId="110">
+  <w:style w:type="table" w:styleId="799">
     <w:name w:val="List Table 7 Colorful"/>
-    <w:basedOn w:val="666"/>
+    <w:basedOn w:val="889"/>
     <w:uiPriority w:val="99"/>
     <w:pPr>
       <w:pBdr/>
@@ -24427,11 +24729,11 @@
         <w:tblBorders/>
       </w:tblPr>
       <w:tcPr>
-        <w:shd w:color="ffffff"/>
+        <w:shd w:val="clear" w:color="ffffff"/>
         <w:tcBorders>
-          <w:top w:val="none"/>
-          <w:left w:val="none"/>
-          <w:bottom w:val="none"/>
+          <w:top w:val="none" w:color="000000" w:sz="4" w:space="0"/>
+          <w:left w:val="none" w:color="000000" w:sz="4" w:space="0"/>
+          <w:bottom w:val="none" w:color="000000" w:sz="4" w:space="0"/>
           <w:right w:val="single" w:color="000000" w:themeColor="text1" w:themeTint="80" w:sz="4" w:space="0"/>
         </w:tcBorders>
       </w:tcPr>
@@ -24454,10 +24756,10 @@
       <w:tcPr>
         <w:shd w:val="clear" w:color="ffffff" w:themeColor="light1" w:fill="ffffff" w:themeFill="light1"/>
         <w:tcBorders>
-          <w:top w:val="none"/>
-          <w:left w:val="none"/>
+          <w:top w:val="none" w:color="000000" w:sz="4" w:space="0"/>
+          <w:left w:val="none" w:color="000000" w:sz="4" w:space="0"/>
           <w:bottom w:val="single" w:color="000000" w:themeColor="text1" w:themeTint="80" w:sz="4" w:space="0"/>
-          <w:right w:val="none"/>
+          <w:right w:val="none" w:color="000000" w:sz="4" w:space="0"/>
         </w:tcBorders>
       </w:tcPr>
     </w:tblStylePr>
@@ -24477,12 +24779,12 @@
         <w:tblBorders/>
       </w:tblPr>
       <w:tcPr>
-        <w:shd w:color="ffffff"/>
+        <w:shd w:val="clear" w:color="ffffff"/>
         <w:tcBorders>
-          <w:top w:val="none"/>
+          <w:top w:val="none" w:color="000000" w:sz="4" w:space="0"/>
           <w:left w:val="single" w:color="000000" w:themeColor="text1" w:themeTint="80" w:sz="4" w:space="0"/>
-          <w:bottom w:val="none"/>
-          <w:right w:val="none"/>
+          <w:bottom w:val="none" w:color="000000" w:sz="4" w:space="0"/>
+          <w:right w:val="none" w:color="000000" w:sz="4" w:space="0"/>
         </w:tcBorders>
       </w:tcPr>
     </w:tblStylePr>
@@ -24505,9 +24807,9 @@
         <w:shd w:val="clear" w:color="ffffff" w:themeColor="light1" w:fill="ffffff" w:themeFill="light1"/>
         <w:tcBorders>
           <w:top w:val="single" w:color="000000" w:themeColor="text1" w:themeTint="80" w:sz="4" w:space="0"/>
-          <w:left w:val="none"/>
-          <w:bottom w:val="none"/>
-          <w:right w:val="none"/>
+          <w:left w:val="none" w:color="000000" w:sz="4" w:space="0"/>
+          <w:bottom w:val="none" w:color="000000" w:sz="4" w:space="0"/>
+          <w:right w:val="none" w:color="000000" w:sz="4" w:space="0"/>
         </w:tcBorders>
       </w:tcPr>
     </w:tblStylePr>
@@ -24582,9 +24884,9 @@
       </w:tcPr>
     </w:tblStylePr>
   </w:style>
-  <w:style w:type="table" w:styleId="111">
+  <w:style w:type="table" w:styleId="800">
     <w:name w:val="List Table 7 Colorful - Accent 1"/>
-    <w:basedOn w:val="666"/>
+    <w:basedOn w:val="889"/>
     <w:uiPriority w:val="99"/>
     <w:pPr>
       <w:pBdr/>
@@ -24683,11 +24985,11 @@
         <w:tblBorders/>
       </w:tblPr>
       <w:tcPr>
-        <w:shd w:color="ffffff"/>
+        <w:shd w:val="clear" w:color="ffffff"/>
         <w:tcBorders>
-          <w:top w:val="none"/>
-          <w:left w:val="none"/>
-          <w:bottom w:val="none"/>
+          <w:top w:val="none" w:color="000000" w:sz="4" w:space="0"/>
+          <w:left w:val="none" w:color="000000" w:sz="4" w:space="0"/>
+          <w:bottom w:val="none" w:color="000000" w:sz="4" w:space="0"/>
           <w:right w:val="single" w:color="000000" w:themeColor="accent1" w:sz="4" w:space="0"/>
         </w:tcBorders>
       </w:tcPr>
@@ -24710,10 +25012,10 @@
       <w:tcPr>
         <w:shd w:val="clear" w:color="ffffff" w:themeColor="light1" w:fill="ffffff" w:themeFill="light1"/>
         <w:tcBorders>
-          <w:top w:val="none"/>
-          <w:left w:val="none"/>
+          <w:top w:val="none" w:color="000000" w:sz="4" w:space="0"/>
+          <w:left w:val="none" w:color="000000" w:sz="4" w:space="0"/>
           <w:bottom w:val="single" w:color="000000" w:themeColor="accent1" w:sz="4" w:space="0"/>
-          <w:right w:val="none"/>
+          <w:right w:val="none" w:color="000000" w:sz="4" w:space="0"/>
         </w:tcBorders>
       </w:tcPr>
     </w:tblStylePr>
@@ -24733,12 +25035,12 @@
         <w:tblBorders/>
       </w:tblPr>
       <w:tcPr>
-        <w:shd w:color="ffffff"/>
+        <w:shd w:val="clear" w:color="ffffff"/>
         <w:tcBorders>
-          <w:top w:val="none"/>
+          <w:top w:val="none" w:color="000000" w:sz="4" w:space="0"/>
           <w:left w:val="single" w:color="000000" w:themeColor="accent1" w:sz="4" w:space="0"/>
-          <w:bottom w:val="none"/>
-          <w:right w:val="none"/>
+          <w:bottom w:val="none" w:color="000000" w:sz="4" w:space="0"/>
+          <w:right w:val="none" w:color="000000" w:sz="4" w:space="0"/>
         </w:tcBorders>
       </w:tcPr>
     </w:tblStylePr>
@@ -24761,9 +25063,9 @@
         <w:shd w:val="clear" w:color="ffffff" w:themeColor="light1" w:fill="ffffff" w:themeFill="light1"/>
         <w:tcBorders>
           <w:top w:val="single" w:color="000000" w:themeColor="accent1" w:sz="4" w:space="0"/>
-          <w:left w:val="none"/>
-          <w:bottom w:val="none"/>
-          <w:right w:val="none"/>
+          <w:left w:val="none" w:color="000000" w:sz="4" w:space="0"/>
+          <w:bottom w:val="none" w:color="000000" w:sz="4" w:space="0"/>
+          <w:right w:val="none" w:color="000000" w:sz="4" w:space="0"/>
         </w:tcBorders>
       </w:tcPr>
     </w:tblStylePr>
@@ -24838,9 +25140,9 @@
       </w:tcPr>
     </w:tblStylePr>
   </w:style>
-  <w:style w:type="table" w:styleId="112">
+  <w:style w:type="table" w:styleId="801">
     <w:name w:val="List Table 7 Colorful - Accent 2"/>
-    <w:basedOn w:val="666"/>
+    <w:basedOn w:val="889"/>
     <w:uiPriority w:val="99"/>
     <w:pPr>
       <w:pBdr/>
@@ -24939,11 +25241,11 @@
         <w:tblBorders/>
       </w:tblPr>
       <w:tcPr>
-        <w:shd w:color="ffffff"/>
+        <w:shd w:val="clear" w:color="ffffff"/>
         <w:tcBorders>
-          <w:top w:val="none"/>
-          <w:left w:val="none"/>
-          <w:bottom w:val="none"/>
+          <w:top w:val="none" w:color="000000" w:sz="4" w:space="0"/>
+          <w:left w:val="none" w:color="000000" w:sz="4" w:space="0"/>
+          <w:bottom w:val="none" w:color="000000" w:sz="4" w:space="0"/>
           <w:right w:val="single" w:color="000000" w:themeColor="accent2" w:themeTint="97" w:sz="4" w:space="0"/>
         </w:tcBorders>
       </w:tcPr>
@@ -24966,10 +25268,10 @@
       <w:tcPr>
         <w:shd w:val="clear" w:color="ffffff" w:themeColor="light1" w:fill="ffffff" w:themeFill="light1"/>
         <w:tcBorders>
-          <w:top w:val="none"/>
-          <w:left w:val="none"/>
+          <w:top w:val="none" w:color="000000" w:sz="4" w:space="0"/>
+          <w:left w:val="none" w:color="000000" w:sz="4" w:space="0"/>
           <w:bottom w:val="single" w:color="000000" w:themeColor="accent2" w:themeTint="97" w:sz="4" w:space="0"/>
-          <w:right w:val="none"/>
+          <w:right w:val="none" w:color="000000" w:sz="4" w:space="0"/>
         </w:tcBorders>
       </w:tcPr>
     </w:tblStylePr>
@@ -24989,12 +25291,12 @@
         <w:tblBorders/>
       </w:tblPr>
       <w:tcPr>
-        <w:shd w:color="ffffff"/>
+        <w:shd w:val="clear" w:color="ffffff"/>
         <w:tcBorders>
-          <w:top w:val="none"/>
+          <w:top w:val="none" w:color="000000" w:sz="4" w:space="0"/>
           <w:left w:val="single" w:color="000000" w:themeColor="accent2" w:themeTint="97" w:sz="4" w:space="0"/>
-          <w:bottom w:val="none"/>
-          <w:right w:val="none"/>
+          <w:bottom w:val="none" w:color="000000" w:sz="4" w:space="0"/>
+          <w:right w:val="none" w:color="000000" w:sz="4" w:space="0"/>
         </w:tcBorders>
       </w:tcPr>
     </w:tblStylePr>
@@ -25017,9 +25319,9 @@
         <w:shd w:val="clear" w:color="ffffff" w:themeColor="light1" w:fill="ffffff" w:themeFill="light1"/>
         <w:tcBorders>
           <w:top w:val="single" w:color="000000" w:themeColor="accent2" w:themeTint="97" w:sz="4" w:space="0"/>
-          <w:left w:val="none"/>
-          <w:bottom w:val="none"/>
-          <w:right w:val="none"/>
+          <w:left w:val="none" w:color="000000" w:sz="4" w:space="0"/>
+          <w:bottom w:val="none" w:color="000000" w:sz="4" w:space="0"/>
+          <w:right w:val="none" w:color="000000" w:sz="4" w:space="0"/>
         </w:tcBorders>
       </w:tcPr>
     </w:tblStylePr>
@@ -25094,9 +25396,9 @@
       </w:tcPr>
     </w:tblStylePr>
   </w:style>
-  <w:style w:type="table" w:styleId="113">
+  <w:style w:type="table" w:styleId="802">
     <w:name w:val="List Table 7 Colorful - Accent 3"/>
-    <w:basedOn w:val="666"/>
+    <w:basedOn w:val="889"/>
     <w:uiPriority w:val="99"/>
     <w:pPr>
       <w:pBdr/>
@@ -25195,11 +25497,11 @@
         <w:tblBorders/>
       </w:tblPr>
       <w:tcPr>
-        <w:shd w:color="ffffff"/>
+        <w:shd w:val="clear" w:color="ffffff"/>
         <w:tcBorders>
-          <w:top w:val="none"/>
-          <w:left w:val="none"/>
-          <w:bottom w:val="none"/>
+          <w:top w:val="none" w:color="000000" w:sz="4" w:space="0"/>
+          <w:left w:val="none" w:color="000000" w:sz="4" w:space="0"/>
+          <w:bottom w:val="none" w:color="000000" w:sz="4" w:space="0"/>
           <w:right w:val="single" w:color="000000" w:themeColor="accent3" w:themeTint="98" w:sz="4" w:space="0"/>
         </w:tcBorders>
       </w:tcPr>
@@ -25222,10 +25524,10 @@
       <w:tcPr>
         <w:shd w:val="clear" w:color="ffffff" w:themeColor="light1" w:fill="ffffff" w:themeFill="light1"/>
         <w:tcBorders>
-          <w:top w:val="none"/>
-          <w:left w:val="none"/>
+          <w:top w:val="none" w:color="000000" w:sz="4" w:space="0"/>
+          <w:left w:val="none" w:color="000000" w:sz="4" w:space="0"/>
           <w:bottom w:val="single" w:color="000000" w:themeColor="accent3" w:themeTint="98" w:sz="4" w:space="0"/>
-          <w:right w:val="none"/>
+          <w:right w:val="none" w:color="000000" w:sz="4" w:space="0"/>
         </w:tcBorders>
       </w:tcPr>
     </w:tblStylePr>
@@ -25245,12 +25547,12 @@
         <w:tblBorders/>
       </w:tblPr>
       <w:tcPr>
-        <w:shd w:color="ffffff"/>
+        <w:shd w:val="clear" w:color="ffffff"/>
         <w:tcBorders>
-          <w:top w:val="none"/>
+          <w:top w:val="none" w:color="000000" w:sz="4" w:space="0"/>
           <w:left w:val="single" w:color="000000" w:themeColor="accent3" w:themeTint="98" w:sz="4" w:space="0"/>
-          <w:bottom w:val="none"/>
-          <w:right w:val="none"/>
+          <w:bottom w:val="none" w:color="000000" w:sz="4" w:space="0"/>
+          <w:right w:val="none" w:color="000000" w:sz="4" w:space="0"/>
         </w:tcBorders>
       </w:tcPr>
     </w:tblStylePr>
@@ -25273,9 +25575,9 @@
         <w:shd w:val="clear" w:color="ffffff" w:themeColor="light1" w:fill="ffffff" w:themeFill="light1"/>
         <w:tcBorders>
           <w:top w:val="single" w:color="000000" w:themeColor="accent3" w:themeTint="98" w:sz="4" w:space="0"/>
-          <w:left w:val="none"/>
-          <w:bottom w:val="none"/>
-          <w:right w:val="none"/>
+          <w:left w:val="none" w:color="000000" w:sz="4" w:space="0"/>
+          <w:bottom w:val="none" w:color="000000" w:sz="4" w:space="0"/>
+          <w:right w:val="none" w:color="000000" w:sz="4" w:space="0"/>
         </w:tcBorders>
       </w:tcPr>
     </w:tblStylePr>
@@ -25350,9 +25652,9 @@
       </w:tcPr>
     </w:tblStylePr>
   </w:style>
-  <w:style w:type="table" w:styleId="114">
+  <w:style w:type="table" w:styleId="803">
     <w:name w:val="List Table 7 Colorful - Accent 4"/>
-    <w:basedOn w:val="666"/>
+    <w:basedOn w:val="889"/>
     <w:uiPriority w:val="99"/>
     <w:pPr>
       <w:pBdr/>
@@ -25451,11 +25753,11 @@
         <w:tblBorders/>
       </w:tblPr>
       <w:tcPr>
-        <w:shd w:color="ffffff"/>
+        <w:shd w:val="clear" w:color="ffffff"/>
         <w:tcBorders>
-          <w:top w:val="none"/>
-          <w:left w:val="none"/>
-          <w:bottom w:val="none"/>
+          <w:top w:val="none" w:color="000000" w:sz="4" w:space="0"/>
+          <w:left w:val="none" w:color="000000" w:sz="4" w:space="0"/>
+          <w:bottom w:val="none" w:color="000000" w:sz="4" w:space="0"/>
           <w:right w:val="single" w:color="000000" w:themeColor="accent4" w:themeTint="9A" w:sz="4" w:space="0"/>
         </w:tcBorders>
       </w:tcPr>
@@ -25478,10 +25780,10 @@
       <w:tcPr>
         <w:shd w:val="clear" w:color="ffffff" w:themeColor="light1" w:fill="ffffff" w:themeFill="light1"/>
         <w:tcBorders>
-          <w:top w:val="none"/>
-          <w:left w:val="none"/>
+          <w:top w:val="none" w:color="000000" w:sz="4" w:space="0"/>
+          <w:left w:val="none" w:color="000000" w:sz="4" w:space="0"/>
           <w:bottom w:val="single" w:color="000000" w:themeColor="accent4" w:themeTint="9A" w:sz="4" w:space="0"/>
-          <w:right w:val="none"/>
+          <w:right w:val="none" w:color="000000" w:sz="4" w:space="0"/>
         </w:tcBorders>
       </w:tcPr>
     </w:tblStylePr>
@@ -25501,12 +25803,12 @@
         <w:tblBorders/>
       </w:tblPr>
       <w:tcPr>
-        <w:shd w:color="ffffff"/>
+        <w:shd w:val="clear" w:color="ffffff"/>
         <w:tcBorders>
-          <w:top w:val="none"/>
+          <w:top w:val="none" w:color="000000" w:sz="4" w:space="0"/>
           <w:left w:val="single" w:color="000000" w:themeColor="accent4" w:themeTint="9A" w:sz="4" w:space="0"/>
-          <w:bottom w:val="none"/>
-          <w:right w:val="none"/>
+          <w:bottom w:val="none" w:color="000000" w:sz="4" w:space="0"/>
+          <w:right w:val="none" w:color="000000" w:sz="4" w:space="0"/>
         </w:tcBorders>
       </w:tcPr>
     </w:tblStylePr>
@@ -25529,9 +25831,9 @@
         <w:shd w:val="clear" w:color="ffffff" w:themeColor="light1" w:fill="ffffff" w:themeFill="light1"/>
         <w:tcBorders>
           <w:top w:val="single" w:color="000000" w:themeColor="accent4" w:themeTint="9A" w:sz="4" w:space="0"/>
-          <w:left w:val="none"/>
-          <w:bottom w:val="none"/>
-          <w:right w:val="none"/>
+          <w:left w:val="none" w:color="000000" w:sz="4" w:space="0"/>
+          <w:bottom w:val="none" w:color="000000" w:sz="4" w:space="0"/>
+          <w:right w:val="none" w:color="000000" w:sz="4" w:space="0"/>
         </w:tcBorders>
       </w:tcPr>
     </w:tblStylePr>
@@ -25606,9 +25908,9 @@
       </w:tcPr>
     </w:tblStylePr>
   </w:style>
-  <w:style w:type="table" w:styleId="115">
+  <w:style w:type="table" w:styleId="804">
     <w:name w:val="List Table 7 Colorful - Accent 5"/>
-    <w:basedOn w:val="666"/>
+    <w:basedOn w:val="889"/>
     <w:uiPriority w:val="99"/>
     <w:pPr>
       <w:pBdr/>
@@ -25707,11 +26009,11 @@
         <w:tblBorders/>
       </w:tblPr>
       <w:tcPr>
-        <w:shd w:color="ffffff"/>
+        <w:shd w:val="clear" w:color="ffffff"/>
         <w:tcBorders>
-          <w:top w:val="none"/>
-          <w:left w:val="none"/>
-          <w:bottom w:val="none"/>
+          <w:top w:val="none" w:color="000000" w:sz="4" w:space="0"/>
+          <w:left w:val="none" w:color="000000" w:sz="4" w:space="0"/>
+          <w:bottom w:val="none" w:color="000000" w:sz="4" w:space="0"/>
           <w:right w:val="single" w:color="000000" w:themeColor="accent5" w:themeTint="9A" w:sz="4" w:space="0"/>
         </w:tcBorders>
       </w:tcPr>
@@ -25734,10 +26036,10 @@
       <w:tcPr>
         <w:shd w:val="clear" w:color="ffffff" w:themeColor="light1" w:fill="ffffff" w:themeFill="light1"/>
         <w:tcBorders>
-          <w:top w:val="none"/>
-          <w:left w:val="none"/>
+          <w:top w:val="none" w:color="000000" w:sz="4" w:space="0"/>
+          <w:left w:val="none" w:color="000000" w:sz="4" w:space="0"/>
           <w:bottom w:val="single" w:color="000000" w:themeColor="accent5" w:themeTint="9A" w:sz="4" w:space="0"/>
-          <w:right w:val="none"/>
+          <w:right w:val="none" w:color="000000" w:sz="4" w:space="0"/>
         </w:tcBorders>
       </w:tcPr>
     </w:tblStylePr>
@@ -25757,12 +26059,12 @@
         <w:tblBorders/>
       </w:tblPr>
       <w:tcPr>
-        <w:shd w:color="ffffff"/>
+        <w:shd w:val="clear" w:color="ffffff"/>
         <w:tcBorders>
-          <w:top w:val="none"/>
+          <w:top w:val="none" w:color="000000" w:sz="4" w:space="0"/>
           <w:left w:val="single" w:color="000000" w:themeColor="accent5" w:themeTint="9A" w:sz="4" w:space="0"/>
-          <w:bottom w:val="none"/>
-          <w:right w:val="none"/>
+          <w:bottom w:val="none" w:color="000000" w:sz="4" w:space="0"/>
+          <w:right w:val="none" w:color="000000" w:sz="4" w:space="0"/>
         </w:tcBorders>
       </w:tcPr>
     </w:tblStylePr>
@@ -25785,9 +26087,9 @@
         <w:shd w:val="clear" w:color="ffffff" w:themeColor="light1" w:fill="ffffff" w:themeFill="light1"/>
         <w:tcBorders>
           <w:top w:val="single" w:color="000000" w:themeColor="accent5" w:themeTint="9A" w:sz="4" w:space="0"/>
-          <w:left w:val="none"/>
-          <w:bottom w:val="none"/>
-          <w:right w:val="none"/>
+          <w:left w:val="none" w:color="000000" w:sz="4" w:space="0"/>
+          <w:bottom w:val="none" w:color="000000" w:sz="4" w:space="0"/>
+          <w:right w:val="none" w:color="000000" w:sz="4" w:space="0"/>
         </w:tcBorders>
       </w:tcPr>
     </w:tblStylePr>
@@ -25862,9 +26164,9 @@
       </w:tcPr>
     </w:tblStylePr>
   </w:style>
-  <w:style w:type="table" w:styleId="116">
+  <w:style w:type="table" w:styleId="805">
     <w:name w:val="List Table 7 Colorful - Accent 6"/>
-    <w:basedOn w:val="666"/>
+    <w:basedOn w:val="889"/>
     <w:uiPriority w:val="99"/>
     <w:pPr>
       <w:pBdr/>
@@ -25963,11 +26265,11 @@
         <w:tblBorders/>
       </w:tblPr>
       <w:tcPr>
-        <w:shd w:color="ffffff"/>
+        <w:shd w:val="clear" w:color="ffffff"/>
         <w:tcBorders>
-          <w:top w:val="none"/>
-          <w:left w:val="none"/>
-          <w:bottom w:val="none"/>
+          <w:top w:val="none" w:color="000000" w:sz="4" w:space="0"/>
+          <w:left w:val="none" w:color="000000" w:sz="4" w:space="0"/>
+          <w:bottom w:val="none" w:color="000000" w:sz="4" w:space="0"/>
           <w:right w:val="single" w:color="000000" w:themeColor="accent6" w:themeTint="98" w:sz="4" w:space="0"/>
         </w:tcBorders>
       </w:tcPr>
@@ -25990,10 +26292,10 @@
       <w:tcPr>
         <w:shd w:val="clear" w:color="ffffff" w:themeColor="light1" w:fill="ffffff" w:themeFill="light1"/>
         <w:tcBorders>
-          <w:top w:val="none"/>
-          <w:left w:val="none"/>
+          <w:top w:val="none" w:color="000000" w:sz="4" w:space="0"/>
+          <w:left w:val="none" w:color="000000" w:sz="4" w:space="0"/>
           <w:bottom w:val="single" w:color="000000" w:themeColor="accent6" w:themeTint="98" w:sz="4" w:space="0"/>
-          <w:right w:val="none"/>
+          <w:right w:val="none" w:color="000000" w:sz="4" w:space="0"/>
         </w:tcBorders>
       </w:tcPr>
     </w:tblStylePr>
@@ -26013,12 +26315,12 @@
         <w:tblBorders/>
       </w:tblPr>
       <w:tcPr>
-        <w:shd w:color="ffffff"/>
+        <w:shd w:val="clear" w:color="ffffff"/>
         <w:tcBorders>
-          <w:top w:val="none"/>
+          <w:top w:val="none" w:color="000000" w:sz="4" w:space="0"/>
           <w:left w:val="single" w:color="000000" w:themeColor="accent6" w:themeTint="98" w:sz="4" w:space="0"/>
-          <w:bottom w:val="none"/>
-          <w:right w:val="none"/>
+          <w:bottom w:val="none" w:color="000000" w:sz="4" w:space="0"/>
+          <w:right w:val="none" w:color="000000" w:sz="4" w:space="0"/>
         </w:tcBorders>
       </w:tcPr>
     </w:tblStylePr>
@@ -26041,9 +26343,9 @@
         <w:shd w:val="clear" w:color="ffffff" w:themeColor="light1" w:fill="ffffff" w:themeFill="light1"/>
         <w:tcBorders>
           <w:top w:val="single" w:color="000000" w:themeColor="accent6" w:themeTint="98" w:sz="4" w:space="0"/>
-          <w:left w:val="none"/>
-          <w:bottom w:val="none"/>
-          <w:right w:val="none"/>
+          <w:left w:val="none" w:color="000000" w:sz="4" w:space="0"/>
+          <w:bottom w:val="none" w:color="000000" w:sz="4" w:space="0"/>
+          <w:right w:val="none" w:color="000000" w:sz="4" w:space="0"/>
         </w:tcBorders>
       </w:tcPr>
     </w:tblStylePr>
@@ -26118,9 +26420,9 @@
       </w:tcPr>
     </w:tblStylePr>
   </w:style>
-  <w:style w:type="table" w:styleId="117">
+  <w:style w:type="table" w:styleId="806">
     <w:name w:val="Lined - Accent"/>
-    <w:basedOn w:val="666"/>
+    <w:basedOn w:val="889"/>
     <w:uiPriority w:val="99"/>
     <w:pPr>
       <w:pBdr/>
@@ -26355,9 +26657,9 @@
       </w:tcPr>
     </w:tblStylePr>
   </w:style>
-  <w:style w:type="table" w:styleId="118">
+  <w:style w:type="table" w:styleId="807">
     <w:name w:val="Lined - Accent 1"/>
-    <w:basedOn w:val="666"/>
+    <w:basedOn w:val="889"/>
     <w:uiPriority w:val="99"/>
     <w:pPr>
       <w:pBdr/>
@@ -26592,9 +26894,9 @@
       </w:tcPr>
     </w:tblStylePr>
   </w:style>
-  <w:style w:type="table" w:styleId="119">
+  <w:style w:type="table" w:styleId="808">
     <w:name w:val="Lined - Accent 2"/>
-    <w:basedOn w:val="666"/>
+    <w:basedOn w:val="889"/>
     <w:uiPriority w:val="99"/>
     <w:pPr>
       <w:pBdr/>
@@ -26829,9 +27131,9 @@
       </w:tcPr>
     </w:tblStylePr>
   </w:style>
-  <w:style w:type="table" w:styleId="120">
+  <w:style w:type="table" w:styleId="809">
     <w:name w:val="Lined - Accent 3"/>
-    <w:basedOn w:val="666"/>
+    <w:basedOn w:val="889"/>
     <w:uiPriority w:val="99"/>
     <w:pPr>
       <w:pBdr/>
@@ -27066,9 +27368,9 @@
       </w:tcPr>
     </w:tblStylePr>
   </w:style>
-  <w:style w:type="table" w:styleId="121">
+  <w:style w:type="table" w:styleId="810">
     <w:name w:val="Lined - Accent 4"/>
-    <w:basedOn w:val="666"/>
+    <w:basedOn w:val="889"/>
     <w:uiPriority w:val="99"/>
     <w:pPr>
       <w:pBdr/>
@@ -27303,9 +27605,9 @@
       </w:tcPr>
     </w:tblStylePr>
   </w:style>
-  <w:style w:type="table" w:styleId="122">
+  <w:style w:type="table" w:styleId="811">
     <w:name w:val="Lined - Accent 5"/>
-    <w:basedOn w:val="666"/>
+    <w:basedOn w:val="889"/>
     <w:uiPriority w:val="99"/>
     <w:pPr>
       <w:pBdr/>
@@ -27540,9 +27842,9 @@
       </w:tcPr>
     </w:tblStylePr>
   </w:style>
-  <w:style w:type="table" w:styleId="123">
+  <w:style w:type="table" w:styleId="812">
     <w:name w:val="Lined - Accent 6"/>
-    <w:basedOn w:val="666"/>
+    <w:basedOn w:val="889"/>
     <w:uiPriority w:val="99"/>
     <w:pPr>
       <w:pBdr/>
@@ -27777,9 +28079,9 @@
       </w:tcPr>
     </w:tblStylePr>
   </w:style>
-  <w:style w:type="table" w:styleId="124">
+  <w:style w:type="table" w:styleId="813">
     <w:name w:val="Bordered &amp; Lined - Accent"/>
-    <w:basedOn w:val="666"/>
+    <w:basedOn w:val="889"/>
     <w:uiPriority w:val="99"/>
     <w:pPr>
       <w:pBdr/>
@@ -28021,9 +28323,9 @@
       </w:tcPr>
     </w:tblStylePr>
   </w:style>
-  <w:style w:type="table" w:styleId="125">
+  <w:style w:type="table" w:styleId="814">
     <w:name w:val="Bordered &amp; Lined - Accent 1"/>
-    <w:basedOn w:val="666"/>
+    <w:basedOn w:val="889"/>
     <w:uiPriority w:val="99"/>
     <w:pPr>
       <w:pBdr/>
@@ -28265,9 +28567,9 @@
       </w:tcPr>
     </w:tblStylePr>
   </w:style>
-  <w:style w:type="table" w:styleId="126">
+  <w:style w:type="table" w:styleId="815">
     <w:name w:val="Bordered &amp; Lined - Accent 2"/>
-    <w:basedOn w:val="666"/>
+    <w:basedOn w:val="889"/>
     <w:uiPriority w:val="99"/>
     <w:pPr>
       <w:pBdr/>
@@ -28509,9 +28811,9 @@
       </w:tcPr>
     </w:tblStylePr>
   </w:style>
-  <w:style w:type="table" w:styleId="127">
+  <w:style w:type="table" w:styleId="816">
     <w:name w:val="Bordered &amp; Lined - Accent 3"/>
-    <w:basedOn w:val="666"/>
+    <w:basedOn w:val="889"/>
     <w:uiPriority w:val="99"/>
     <w:pPr>
       <w:pBdr/>
@@ -28753,9 +29055,9 @@
       </w:tcPr>
     </w:tblStylePr>
   </w:style>
-  <w:style w:type="table" w:styleId="128">
+  <w:style w:type="table" w:styleId="817">
     <w:name w:val="Bordered &amp; Lined - Accent 4"/>
-    <w:basedOn w:val="666"/>
+    <w:basedOn w:val="889"/>
     <w:uiPriority w:val="99"/>
     <w:pPr>
       <w:pBdr/>
@@ -28997,9 +29299,9 @@
       </w:tcPr>
     </w:tblStylePr>
   </w:style>
-  <w:style w:type="table" w:styleId="129">
+  <w:style w:type="table" w:styleId="818">
     <w:name w:val="Bordered &amp; Lined - Accent 5"/>
-    <w:basedOn w:val="666"/>
+    <w:basedOn w:val="889"/>
     <w:uiPriority w:val="99"/>
     <w:pPr>
       <w:pBdr/>
@@ -29241,9 +29543,9 @@
       </w:tcPr>
     </w:tblStylePr>
   </w:style>
-  <w:style w:type="table" w:styleId="130">
+  <w:style w:type="table" w:styleId="819">
     <w:name w:val="Bordered &amp; Lined - Accent 6"/>
-    <w:basedOn w:val="666"/>
+    <w:basedOn w:val="889"/>
     <w:uiPriority w:val="99"/>
     <w:pPr>
       <w:pBdr/>
@@ -29485,9 +29787,9 @@
       </w:tcPr>
     </w:tblStylePr>
   </w:style>
-  <w:style w:type="table" w:styleId="131">
+  <w:style w:type="table" w:styleId="820">
     <w:name w:val="Bordered"/>
-    <w:basedOn w:val="666"/>
+    <w:basedOn w:val="889"/>
     <w:uiPriority w:val="99"/>
     <w:pPr>
       <w:pBdr/>
@@ -29716,9 +30018,9 @@
       </w:tcPr>
     </w:tblStylePr>
   </w:style>
-  <w:style w:type="table" w:styleId="132">
+  <w:style w:type="table" w:styleId="821">
     <w:name w:val="Bordered - Accent 1"/>
-    <w:basedOn w:val="666"/>
+    <w:basedOn w:val="889"/>
     <w:uiPriority w:val="99"/>
     <w:pPr>
       <w:pBdr/>
@@ -29947,9 +30249,9 @@
       </w:tcPr>
     </w:tblStylePr>
   </w:style>
-  <w:style w:type="table" w:styleId="133">
+  <w:style w:type="table" w:styleId="822">
     <w:name w:val="Bordered - Accent 2"/>
-    <w:basedOn w:val="666"/>
+    <w:basedOn w:val="889"/>
     <w:uiPriority w:val="99"/>
     <w:pPr>
       <w:pBdr/>
@@ -30178,9 +30480,9 @@
       </w:tcPr>
     </w:tblStylePr>
   </w:style>
-  <w:style w:type="table" w:styleId="134">
+  <w:style w:type="table" w:styleId="823">
     <w:name w:val="Bordered - Accent 3"/>
-    <w:basedOn w:val="666"/>
+    <w:basedOn w:val="889"/>
     <w:uiPriority w:val="99"/>
     <w:pPr>
       <w:pBdr/>
@@ -30409,9 +30711,9 @@
       </w:tcPr>
     </w:tblStylePr>
   </w:style>
-  <w:style w:type="table" w:styleId="135">
+  <w:style w:type="table" w:styleId="824">
     <w:name w:val="Bordered - Accent 4"/>
-    <w:basedOn w:val="666"/>
+    <w:basedOn w:val="889"/>
     <w:uiPriority w:val="99"/>
     <w:pPr>
       <w:pBdr/>
@@ -30640,9 +30942,9 @@
       </w:tcPr>
     </w:tblStylePr>
   </w:style>
-  <w:style w:type="table" w:styleId="136">
+  <w:style w:type="table" w:styleId="825">
     <w:name w:val="Bordered - Accent 5"/>
-    <w:basedOn w:val="666"/>
+    <w:basedOn w:val="889"/>
     <w:uiPriority w:val="99"/>
     <w:pPr>
       <w:pBdr/>
@@ -30871,9 +31173,9 @@
       </w:tcPr>
     </w:tblStylePr>
   </w:style>
-  <w:style w:type="table" w:styleId="137">
+  <w:style w:type="table" w:styleId="826">
     <w:name w:val="Bordered - Accent 6"/>
-    <w:basedOn w:val="666"/>
+    <w:basedOn w:val="889"/>
     <w:uiPriority w:val="99"/>
     <w:pPr>
       <w:pBdr/>
@@ -31102,11 +31404,11 @@
       </w:tcPr>
     </w:tblStylePr>
   </w:style>
-  <w:style w:type="paragraph" w:styleId="139">
+  <w:style w:type="paragraph" w:styleId="827">
     <w:name w:val="Heading 1"/>
-    <w:basedOn w:val="664"/>
-    <w:next w:val="664"/>
-    <w:link w:val="150"/>
+    <w:basedOn w:val="887"/>
+    <w:next w:val="887"/>
+    <w:link w:val="836"/>
     <w:uiPriority w:val="9"/>
     <w:qFormat/>
     <w:pPr>
@@ -31124,11 +31426,11 @@
       <w:szCs w:val="40"/>
     </w:rPr>
   </w:style>
-  <w:style w:type="paragraph" w:styleId="140">
+  <w:style w:type="paragraph" w:styleId="828">
     <w:name w:val="Heading 2"/>
-    <w:basedOn w:val="664"/>
-    <w:next w:val="664"/>
-    <w:link w:val="151"/>
+    <w:basedOn w:val="887"/>
+    <w:next w:val="887"/>
+    <w:link w:val="837"/>
     <w:uiPriority w:val="9"/>
     <w:unhideWhenUsed/>
     <w:qFormat/>
@@ -31147,11 +31449,11 @@
       <w:szCs w:val="32"/>
     </w:rPr>
   </w:style>
-  <w:style w:type="paragraph" w:styleId="141">
+  <w:style w:type="paragraph" w:styleId="829">
     <w:name w:val="Heading 3"/>
-    <w:basedOn w:val="664"/>
-    <w:next w:val="664"/>
-    <w:link w:val="152"/>
+    <w:basedOn w:val="887"/>
+    <w:next w:val="887"/>
+    <w:link w:val="838"/>
     <w:uiPriority w:val="9"/>
     <w:unhideWhenUsed/>
     <w:qFormat/>
@@ -31170,11 +31472,11 @@
       <w:szCs w:val="28"/>
     </w:rPr>
   </w:style>
-  <w:style w:type="paragraph" w:styleId="142">
+  <w:style w:type="paragraph" w:styleId="830">
     <w:name w:val="Heading 4"/>
-    <w:basedOn w:val="664"/>
-    <w:next w:val="664"/>
-    <w:link w:val="153"/>
+    <w:basedOn w:val="887"/>
+    <w:next w:val="887"/>
+    <w:link w:val="839"/>
     <w:uiPriority w:val="9"/>
     <w:unhideWhenUsed/>
     <w:qFormat/>
@@ -31193,11 +31495,11 @@
       <w:color w:val="0f4761" w:themeColor="accent1" w:themeShade="BF"/>
     </w:rPr>
   </w:style>
-  <w:style w:type="paragraph" w:styleId="143">
+  <w:style w:type="paragraph" w:styleId="831">
     <w:name w:val="Heading 5"/>
-    <w:basedOn w:val="664"/>
-    <w:next w:val="664"/>
-    <w:link w:val="154"/>
+    <w:basedOn w:val="887"/>
+    <w:next w:val="887"/>
+    <w:link w:val="840"/>
     <w:uiPriority w:val="9"/>
     <w:unhideWhenUsed/>
     <w:qFormat/>
@@ -31214,11 +31516,11 @@
       <w:color w:val="0f4761" w:themeColor="accent1" w:themeShade="BF"/>
     </w:rPr>
   </w:style>
-  <w:style w:type="paragraph" w:styleId="144">
+  <w:style w:type="paragraph" w:styleId="832">
     <w:name w:val="Heading 6"/>
-    <w:basedOn w:val="664"/>
-    <w:next w:val="664"/>
-    <w:link w:val="155"/>
+    <w:basedOn w:val="887"/>
+    <w:next w:val="887"/>
+    <w:link w:val="841"/>
     <w:uiPriority w:val="9"/>
     <w:unhideWhenUsed/>
     <w:qFormat/>
@@ -31237,11 +31539,11 @@
       <w:color w:val="595959" w:themeColor="text1" w:themeTint="A6"/>
     </w:rPr>
   </w:style>
-  <w:style w:type="paragraph" w:styleId="145">
+  <w:style w:type="paragraph" w:styleId="833">
     <w:name w:val="Heading 7"/>
-    <w:basedOn w:val="664"/>
-    <w:next w:val="664"/>
-    <w:link w:val="156"/>
+    <w:basedOn w:val="887"/>
+    <w:next w:val="887"/>
+    <w:link w:val="842"/>
     <w:uiPriority w:val="9"/>
     <w:unhideWhenUsed/>
     <w:qFormat/>
@@ -31258,11 +31560,11 @@
       <w:color w:val="595959" w:themeColor="text1" w:themeTint="A6"/>
     </w:rPr>
   </w:style>
-  <w:style w:type="paragraph" w:styleId="146">
+  <w:style w:type="paragraph" w:styleId="834">
     <w:name w:val="Heading 8"/>
-    <w:basedOn w:val="664"/>
-    <w:next w:val="664"/>
-    <w:link w:val="157"/>
+    <w:basedOn w:val="887"/>
+    <w:next w:val="887"/>
+    <w:link w:val="843"/>
     <w:uiPriority w:val="9"/>
     <w:unhideWhenUsed/>
     <w:qFormat/>
@@ -31281,11 +31583,11 @@
       <w:color w:val="272727" w:themeColor="text1" w:themeTint="D8"/>
     </w:rPr>
   </w:style>
-  <w:style w:type="paragraph" w:styleId="147">
+  <w:style w:type="paragraph" w:styleId="835">
     <w:name w:val="Heading 9"/>
-    <w:basedOn w:val="664"/>
-    <w:next w:val="664"/>
-    <w:link w:val="158"/>
+    <w:basedOn w:val="887"/>
+    <w:next w:val="887"/>
+    <w:link w:val="844"/>
     <w:uiPriority w:val="9"/>
     <w:unhideWhenUsed/>
     <w:qFormat/>
@@ -31304,10 +31606,10 @@
       <w:color w:val="272727" w:themeColor="text1" w:themeTint="D8"/>
     </w:rPr>
   </w:style>
-  <w:style w:type="character" w:styleId="150">
+  <w:style w:type="character" w:styleId="836">
     <w:name w:val="Heading 1 Char"/>
-    <w:basedOn w:val="665"/>
-    <w:link w:val="139"/>
+    <w:basedOn w:val="888"/>
+    <w:link w:val="827"/>
     <w:uiPriority w:val="9"/>
     <w:pPr>
       <w:pBdr/>
@@ -31321,10 +31623,10 @@
       <w:szCs w:val="40"/>
     </w:rPr>
   </w:style>
-  <w:style w:type="character" w:styleId="151">
+  <w:style w:type="character" w:styleId="837">
     <w:name w:val="Heading 2 Char"/>
-    <w:basedOn w:val="665"/>
-    <w:link w:val="140"/>
+    <w:basedOn w:val="888"/>
+    <w:link w:val="828"/>
     <w:uiPriority w:val="9"/>
     <w:pPr>
       <w:pBdr/>
@@ -31338,10 +31640,10 @@
       <w:szCs w:val="32"/>
     </w:rPr>
   </w:style>
-  <w:style w:type="character" w:styleId="152">
+  <w:style w:type="character" w:styleId="838">
     <w:name w:val="Heading 3 Char"/>
-    <w:basedOn w:val="665"/>
-    <w:link w:val="141"/>
+    <w:basedOn w:val="888"/>
+    <w:link w:val="829"/>
     <w:uiPriority w:val="9"/>
     <w:pPr>
       <w:pBdr/>
@@ -31355,10 +31657,10 @@
       <w:szCs w:val="28"/>
     </w:rPr>
   </w:style>
-  <w:style w:type="character" w:styleId="153">
+  <w:style w:type="character" w:styleId="839">
     <w:name w:val="Heading 4 Char"/>
-    <w:basedOn w:val="665"/>
-    <w:link w:val="142"/>
+    <w:basedOn w:val="888"/>
+    <w:link w:val="830"/>
     <w:uiPriority w:val="9"/>
     <w:pPr>
       <w:pBdr/>
@@ -31372,10 +31674,10 @@
       <w:color w:val="0f4761" w:themeColor="accent1" w:themeShade="BF"/>
     </w:rPr>
   </w:style>
-  <w:style w:type="character" w:styleId="154">
+  <w:style w:type="character" w:styleId="840">
     <w:name w:val="Heading 5 Char"/>
-    <w:basedOn w:val="665"/>
-    <w:link w:val="143"/>
+    <w:basedOn w:val="888"/>
+    <w:link w:val="831"/>
     <w:uiPriority w:val="9"/>
     <w:pPr>
       <w:pBdr/>
@@ -31387,10 +31689,10 @@
       <w:color w:val="0f4761" w:themeColor="accent1" w:themeShade="BF"/>
     </w:rPr>
   </w:style>
-  <w:style w:type="character" w:styleId="155">
+  <w:style w:type="character" w:styleId="841">
     <w:name w:val="Heading 6 Char"/>
-    <w:basedOn w:val="665"/>
-    <w:link w:val="144"/>
+    <w:basedOn w:val="888"/>
+    <w:link w:val="832"/>
     <w:uiPriority w:val="9"/>
     <w:pPr>
       <w:pBdr/>
@@ -31404,10 +31706,10 @@
       <w:color w:val="595959" w:themeColor="text1" w:themeTint="A6"/>
     </w:rPr>
   </w:style>
-  <w:style w:type="character" w:styleId="156">
+  <w:style w:type="character" w:styleId="842">
     <w:name w:val="Heading 7 Char"/>
-    <w:basedOn w:val="665"/>
-    <w:link w:val="145"/>
+    <w:basedOn w:val="888"/>
+    <w:link w:val="833"/>
     <w:uiPriority w:val="9"/>
     <w:pPr>
       <w:pBdr/>
@@ -31419,10 +31721,10 @@
       <w:color w:val="595959" w:themeColor="text1" w:themeTint="A6"/>
     </w:rPr>
   </w:style>
-  <w:style w:type="character" w:styleId="157">
+  <w:style w:type="character" w:styleId="843">
     <w:name w:val="Heading 8 Char"/>
-    <w:basedOn w:val="665"/>
-    <w:link w:val="146"/>
+    <w:basedOn w:val="888"/>
+    <w:link w:val="834"/>
     <w:uiPriority w:val="9"/>
     <w:pPr>
       <w:pBdr/>
@@ -31436,10 +31738,10 @@
       <w:color w:val="272727" w:themeColor="text1" w:themeTint="D8"/>
     </w:rPr>
   </w:style>
-  <w:style w:type="character" w:styleId="158">
+  <w:style w:type="character" w:styleId="844">
     <w:name w:val="Heading 9 Char"/>
-    <w:basedOn w:val="665"/>
-    <w:link w:val="147"/>
+    <w:basedOn w:val="888"/>
+    <w:link w:val="835"/>
     <w:uiPriority w:val="9"/>
     <w:pPr>
       <w:pBdr/>
@@ -31453,11 +31755,11 @@
       <w:color w:val="272727" w:themeColor="text1" w:themeTint="D8"/>
     </w:rPr>
   </w:style>
-  <w:style w:type="paragraph" w:styleId="159">
+  <w:style w:type="paragraph" w:styleId="845">
     <w:name w:val="Title"/>
-    <w:basedOn w:val="664"/>
-    <w:next w:val="664"/>
-    <w:link w:val="160"/>
+    <w:basedOn w:val="887"/>
+    <w:next w:val="887"/>
+    <w:link w:val="846"/>
     <w:uiPriority w:val="10"/>
     <w:qFormat/>
     <w:pPr>
@@ -31473,10 +31775,10 @@
       <w:szCs w:val="56"/>
     </w:rPr>
   </w:style>
-  <w:style w:type="character" w:styleId="160">
+  <w:style w:type="character" w:styleId="846">
     <w:name w:val="Title Char"/>
-    <w:basedOn w:val="665"/>
-    <w:link w:val="159"/>
+    <w:basedOn w:val="888"/>
+    <w:link w:val="845"/>
     <w:uiPriority w:val="10"/>
     <w:pPr>
       <w:pBdr/>
@@ -31490,11 +31792,11 @@
       <w:szCs w:val="56"/>
     </w:rPr>
   </w:style>
-  <w:style w:type="paragraph" w:styleId="161">
+  <w:style w:type="paragraph" w:styleId="847">
     <w:name w:val="Subtitle"/>
-    <w:basedOn w:val="664"/>
-    <w:next w:val="664"/>
-    <w:link w:val="162"/>
+    <w:basedOn w:val="887"/>
+    <w:next w:val="887"/>
+    <w:link w:val="848"/>
     <w:uiPriority w:val="11"/>
     <w:qFormat/>
     <w:pPr>
@@ -31512,10 +31814,10 @@
       <w:szCs w:val="28"/>
     </w:rPr>
   </w:style>
-  <w:style w:type="character" w:styleId="162">
+  <w:style w:type="character" w:styleId="848">
     <w:name w:val="Subtitle Char"/>
-    <w:basedOn w:val="665"/>
-    <w:link w:val="161"/>
+    <w:basedOn w:val="888"/>
+    <w:link w:val="847"/>
     <w:uiPriority w:val="11"/>
     <w:pPr>
       <w:pBdr/>
@@ -31529,11 +31831,11 @@
       <w:szCs w:val="28"/>
     </w:rPr>
   </w:style>
-  <w:style w:type="paragraph" w:styleId="163">
+  <w:style w:type="paragraph" w:styleId="849">
     <w:name w:val="Quote"/>
-    <w:basedOn w:val="664"/>
-    <w:next w:val="664"/>
-    <w:link w:val="164"/>
+    <w:basedOn w:val="887"/>
+    <w:next w:val="887"/>
+    <w:link w:val="850"/>
     <w:uiPriority w:val="29"/>
     <w:qFormat/>
     <w:pPr>
@@ -31548,10 +31850,10 @@
       <w:color w:val="404040" w:themeColor="text1" w:themeTint="BF"/>
     </w:rPr>
   </w:style>
-  <w:style w:type="character" w:styleId="164">
+  <w:style w:type="character" w:styleId="850">
     <w:name w:val="Quote Char"/>
-    <w:basedOn w:val="665"/>
-    <w:link w:val="163"/>
+    <w:basedOn w:val="888"/>
+    <w:link w:val="849"/>
     <w:uiPriority w:val="29"/>
     <w:pPr>
       <w:pBdr/>
@@ -31564,9 +31866,9 @@
       <w:color w:val="404040" w:themeColor="text1" w:themeTint="BF"/>
     </w:rPr>
   </w:style>
-  <w:style w:type="paragraph" w:styleId="165">
+  <w:style w:type="paragraph" w:styleId="851">
     <w:name w:val="List Paragraph"/>
-    <w:basedOn w:val="664"/>
+    <w:basedOn w:val="887"/>
     <w:uiPriority w:val="34"/>
     <w:qFormat/>
     <w:pPr>
@@ -31576,9 +31878,9 @@
       <w:contextualSpacing w:val="true"/>
     </w:pPr>
   </w:style>
-  <w:style w:type="character" w:styleId="166">
+  <w:style w:type="character" w:styleId="852">
     <w:name w:val="Intense Emphasis"/>
-    <w:basedOn w:val="665"/>
+    <w:basedOn w:val="888"/>
     <w:uiPriority w:val="21"/>
     <w:qFormat/>
     <w:pPr>
@@ -31592,11 +31894,11 @@
       <w:color w:val="0f4761" w:themeColor="accent1" w:themeShade="BF"/>
     </w:rPr>
   </w:style>
-  <w:style w:type="paragraph" w:styleId="167">
+  <w:style w:type="paragraph" w:styleId="853">
     <w:name w:val="Intense Quote"/>
-    <w:basedOn w:val="664"/>
-    <w:next w:val="664"/>
-    <w:link w:val="168"/>
+    <w:basedOn w:val="887"/>
+    <w:next w:val="887"/>
+    <w:link w:val="854"/>
     <w:uiPriority w:val="30"/>
     <w:qFormat/>
     <w:pPr>
@@ -31614,10 +31916,10 @@
       <w:color w:val="0f4761" w:themeColor="accent1" w:themeShade="BF"/>
     </w:rPr>
   </w:style>
-  <w:style w:type="character" w:styleId="168">
+  <w:style w:type="character" w:styleId="854">
     <w:name w:val="Intense Quote Char"/>
-    <w:basedOn w:val="665"/>
-    <w:link w:val="167"/>
+    <w:basedOn w:val="888"/>
+    <w:link w:val="853"/>
     <w:uiPriority w:val="30"/>
     <w:pPr>
       <w:pBdr/>
@@ -31630,9 +31932,9 @@
       <w:color w:val="0f4761" w:themeColor="accent1" w:themeShade="BF"/>
     </w:rPr>
   </w:style>
-  <w:style w:type="character" w:styleId="169">
+  <w:style w:type="character" w:styleId="855">
     <w:name w:val="Intense Reference"/>
-    <w:basedOn w:val="665"/>
+    <w:basedOn w:val="888"/>
     <w:uiPriority w:val="32"/>
     <w:qFormat/>
     <w:pPr>
@@ -31648,9 +31950,9 @@
       <w:spacing w:val="5"/>
     </w:rPr>
   </w:style>
-  <w:style w:type="paragraph" w:styleId="170">
+  <w:style w:type="paragraph" w:styleId="856">
     <w:name w:val="No Spacing"/>
-    <w:basedOn w:val="664"/>
+    <w:basedOn w:val="887"/>
     <w:uiPriority w:val="1"/>
     <w:qFormat/>
     <w:pPr>
@@ -31659,9 +31961,9 @@
       <w:ind/>
     </w:pPr>
   </w:style>
-  <w:style w:type="character" w:styleId="171">
+  <w:style w:type="character" w:styleId="857">
     <w:name w:val="Subtle Emphasis"/>
-    <w:basedOn w:val="665"/>
+    <w:basedOn w:val="888"/>
     <w:uiPriority w:val="19"/>
     <w:qFormat/>
     <w:pPr>
@@ -31675,9 +31977,9 @@
       <w:color w:val="404040" w:themeColor="text1" w:themeTint="BF"/>
     </w:rPr>
   </w:style>
-  <w:style w:type="character" w:styleId="172">
+  <w:style w:type="character" w:styleId="858">
     <w:name w:val="Emphasis"/>
-    <w:basedOn w:val="665"/>
+    <w:basedOn w:val="888"/>
     <w:uiPriority w:val="20"/>
     <w:qFormat/>
     <w:pPr>
@@ -31690,9 +31992,9 @@
       <w:iCs/>
     </w:rPr>
   </w:style>
-  <w:style w:type="character" w:styleId="173">
+  <w:style w:type="character" w:styleId="859">
     <w:name w:val="Strong"/>
-    <w:basedOn w:val="665"/>
+    <w:basedOn w:val="888"/>
     <w:uiPriority w:val="22"/>
     <w:qFormat/>
     <w:pPr>
@@ -31705,9 +32007,9 @@
       <w:bCs/>
     </w:rPr>
   </w:style>
-  <w:style w:type="character" w:styleId="174">
+  <w:style w:type="character" w:styleId="860">
     <w:name w:val="Subtle Reference"/>
-    <w:basedOn w:val="665"/>
+    <w:basedOn w:val="888"/>
     <w:uiPriority w:val="31"/>
     <w:qFormat/>
     <w:pPr>
@@ -31720,9 +32022,9 @@
       <w:color w:val="5a5a5a" w:themeColor="text1" w:themeTint="A5"/>
     </w:rPr>
   </w:style>
-  <w:style w:type="character" w:styleId="175">
+  <w:style w:type="character" w:styleId="861">
     <w:name w:val="Book Title"/>
-    <w:basedOn w:val="665"/>
+    <w:basedOn w:val="888"/>
     <w:uiPriority w:val="33"/>
     <w:qFormat/>
     <w:pPr>
@@ -31738,10 +32040,10 @@
       <w:spacing w:val="5"/>
     </w:rPr>
   </w:style>
-  <w:style w:type="paragraph" w:styleId="176">
+  <w:style w:type="paragraph" w:styleId="862">
     <w:name w:val="Header"/>
-    <w:basedOn w:val="664"/>
-    <w:link w:val="177"/>
+    <w:basedOn w:val="887"/>
+    <w:link w:val="863"/>
     <w:uiPriority w:val="99"/>
     <w:unhideWhenUsed/>
     <w:pPr>
@@ -31754,10 +32056,10 @@
       <w:ind/>
     </w:pPr>
   </w:style>
-  <w:style w:type="character" w:styleId="177">
+  <w:style w:type="character" w:styleId="863">
     <w:name w:val="Header Char"/>
-    <w:basedOn w:val="665"/>
-    <w:link w:val="176"/>
+    <w:basedOn w:val="888"/>
+    <w:link w:val="862"/>
     <w:uiPriority w:val="99"/>
     <w:pPr>
       <w:pBdr/>
@@ -31765,10 +32067,10 @@
       <w:ind/>
     </w:pPr>
   </w:style>
-  <w:style w:type="paragraph" w:styleId="178">
+  <w:style w:type="paragraph" w:styleId="864">
     <w:name w:val="Footer"/>
-    <w:basedOn w:val="664"/>
-    <w:link w:val="179"/>
+    <w:basedOn w:val="887"/>
+    <w:link w:val="865"/>
     <w:uiPriority w:val="99"/>
     <w:unhideWhenUsed/>
     <w:pPr>
@@ -31781,10 +32083,10 @@
       <w:ind/>
     </w:pPr>
   </w:style>
-  <w:style w:type="character" w:styleId="179">
+  <w:style w:type="character" w:styleId="865">
     <w:name w:val="Footer Char"/>
-    <w:basedOn w:val="665"/>
-    <w:link w:val="178"/>
+    <w:basedOn w:val="888"/>
+    <w:link w:val="864"/>
     <w:uiPriority w:val="99"/>
     <w:pPr>
       <w:pBdr/>
@@ -31792,10 +32094,10 @@
       <w:ind/>
     </w:pPr>
   </w:style>
-  <w:style w:type="paragraph" w:styleId="180">
+  <w:style w:type="paragraph" w:styleId="866">
     <w:name w:val="Caption"/>
-    <w:basedOn w:val="664"/>
-    <w:next w:val="664"/>
+    <w:basedOn w:val="887"/>
+    <w:next w:val="887"/>
     <w:uiPriority w:val="35"/>
     <w:unhideWhenUsed/>
     <w:qFormat/>
@@ -31812,10 +32114,10 @@
       <w:szCs w:val="18"/>
     </w:rPr>
   </w:style>
-  <w:style w:type="paragraph" w:styleId="181">
+  <w:style w:type="paragraph" w:styleId="867">
     <w:name w:val="footnote text"/>
-    <w:basedOn w:val="664"/>
-    <w:link w:val="182"/>
+    <w:basedOn w:val="887"/>
+    <w:link w:val="868"/>
     <w:uiPriority w:val="99"/>
     <w:semiHidden/>
     <w:unhideWhenUsed/>
@@ -31829,10 +32131,10 @@
       <w:szCs w:val="20"/>
     </w:rPr>
   </w:style>
-  <w:style w:type="character" w:styleId="182">
+  <w:style w:type="character" w:styleId="868">
     <w:name w:val="Footnote Text Char"/>
-    <w:basedOn w:val="665"/>
-    <w:link w:val="181"/>
+    <w:basedOn w:val="888"/>
+    <w:link w:val="867"/>
     <w:uiPriority w:val="99"/>
     <w:semiHidden/>
     <w:pPr>
@@ -31845,9 +32147,9 @@
       <w:szCs w:val="20"/>
     </w:rPr>
   </w:style>
-  <w:style w:type="character" w:styleId="183">
+  <w:style w:type="character" w:styleId="869">
     <w:name w:val="footnote reference"/>
-    <w:basedOn w:val="665"/>
+    <w:basedOn w:val="888"/>
     <w:uiPriority w:val="99"/>
     <w:semiHidden/>
     <w:unhideWhenUsed/>
@@ -31860,10 +32162,10 @@
       <w:vertAlign w:val="superscript"/>
     </w:rPr>
   </w:style>
-  <w:style w:type="paragraph" w:styleId="184">
+  <w:style w:type="paragraph" w:styleId="870">
     <w:name w:val="endnote text"/>
-    <w:basedOn w:val="664"/>
-    <w:link w:val="185"/>
+    <w:basedOn w:val="887"/>
+    <w:link w:val="871"/>
     <w:uiPriority w:val="99"/>
     <w:semiHidden/>
     <w:unhideWhenUsed/>
@@ -31877,10 +32179,10 @@
       <w:szCs w:val="20"/>
     </w:rPr>
   </w:style>
-  <w:style w:type="character" w:styleId="185">
+  <w:style w:type="character" w:styleId="871">
     <w:name w:val="Endnote Text Char"/>
-    <w:basedOn w:val="665"/>
-    <w:link w:val="184"/>
+    <w:basedOn w:val="888"/>
+    <w:link w:val="870"/>
     <w:uiPriority w:val="99"/>
     <w:semiHidden/>
     <w:pPr>
@@ -31893,9 +32195,9 @@
       <w:szCs w:val="20"/>
     </w:rPr>
   </w:style>
-  <w:style w:type="character" w:styleId="186">
+  <w:style w:type="character" w:styleId="872">
     <w:name w:val="endnote reference"/>
-    <w:basedOn w:val="665"/>
+    <w:basedOn w:val="888"/>
     <w:uiPriority w:val="99"/>
     <w:semiHidden/>
     <w:unhideWhenUsed/>
@@ -31908,9 +32210,9 @@
       <w:vertAlign w:val="superscript"/>
     </w:rPr>
   </w:style>
-  <w:style w:type="character" w:styleId="187">
+  <w:style w:type="character" w:styleId="873">
     <w:name w:val="Hyperlink"/>
-    <w:basedOn w:val="665"/>
+    <w:basedOn w:val="888"/>
     <w:uiPriority w:val="99"/>
     <w:unhideWhenUsed/>
     <w:pPr>
@@ -31923,9 +32225,9 @@
       <w:u w:val="single"/>
     </w:rPr>
   </w:style>
-  <w:style w:type="character" w:styleId="188">
+  <w:style w:type="character" w:styleId="874">
     <w:name w:val="FollowedHyperlink"/>
-    <w:basedOn w:val="665"/>
+    <w:basedOn w:val="888"/>
     <w:uiPriority w:val="99"/>
     <w:semiHidden/>
     <w:unhideWhenUsed/>
@@ -31939,10 +32241,10 @@
       <w:u w:val="single"/>
     </w:rPr>
   </w:style>
-  <w:style w:type="paragraph" w:styleId="189">
+  <w:style w:type="paragraph" w:styleId="875">
     <w:name w:val="toc 1"/>
-    <w:basedOn w:val="664"/>
-    <w:next w:val="664"/>
+    <w:basedOn w:val="887"/>
+    <w:next w:val="887"/>
     <w:uiPriority w:val="39"/>
     <w:unhideWhenUsed/>
     <w:pPr>
@@ -31951,10 +32253,10 @@
       <w:ind/>
     </w:pPr>
   </w:style>
-  <w:style w:type="paragraph" w:styleId="190">
+  <w:style w:type="paragraph" w:styleId="876">
     <w:name w:val="toc 2"/>
-    <w:basedOn w:val="664"/>
-    <w:next w:val="664"/>
+    <w:basedOn w:val="887"/>
+    <w:next w:val="887"/>
     <w:uiPriority w:val="39"/>
     <w:unhideWhenUsed/>
     <w:pPr>
@@ -31963,10 +32265,10 @@
       <w:ind w:left="220"/>
     </w:pPr>
   </w:style>
-  <w:style w:type="paragraph" w:styleId="191">
+  <w:style w:type="paragraph" w:styleId="877">
     <w:name w:val="toc 3"/>
-    <w:basedOn w:val="664"/>
-    <w:next w:val="664"/>
+    <w:basedOn w:val="887"/>
+    <w:next w:val="887"/>
     <w:uiPriority w:val="39"/>
     <w:unhideWhenUsed/>
     <w:pPr>
@@ -31975,10 +32277,10 @@
       <w:ind w:left="440"/>
     </w:pPr>
   </w:style>
-  <w:style w:type="paragraph" w:styleId="192">
+  <w:style w:type="paragraph" w:styleId="878">
     <w:name w:val="toc 4"/>
-    <w:basedOn w:val="664"/>
-    <w:next w:val="664"/>
+    <w:basedOn w:val="887"/>
+    <w:next w:val="887"/>
     <w:uiPriority w:val="39"/>
     <w:unhideWhenUsed/>
     <w:pPr>
@@ -31987,10 +32289,10 @@
       <w:ind w:left="660"/>
     </w:pPr>
   </w:style>
-  <w:style w:type="paragraph" w:styleId="193">
+  <w:style w:type="paragraph" w:styleId="879">
     <w:name w:val="toc 5"/>
-    <w:basedOn w:val="664"/>
-    <w:next w:val="664"/>
+    <w:basedOn w:val="887"/>
+    <w:next w:val="887"/>
     <w:uiPriority w:val="39"/>
     <w:unhideWhenUsed/>
     <w:pPr>
@@ -31999,10 +32301,10 @@
       <w:ind w:left="880"/>
     </w:pPr>
   </w:style>
-  <w:style w:type="paragraph" w:styleId="194">
+  <w:style w:type="paragraph" w:styleId="880">
     <w:name w:val="toc 6"/>
-    <w:basedOn w:val="664"/>
-    <w:next w:val="664"/>
+    <w:basedOn w:val="887"/>
+    <w:next w:val="887"/>
     <w:uiPriority w:val="39"/>
     <w:unhideWhenUsed/>
     <w:pPr>
@@ -32011,10 +32313,10 @@
       <w:ind w:left="1100"/>
     </w:pPr>
   </w:style>
-  <w:style w:type="paragraph" w:styleId="195">
+  <w:style w:type="paragraph" w:styleId="881">
     <w:name w:val="toc 7"/>
-    <w:basedOn w:val="664"/>
-    <w:next w:val="664"/>
+    <w:basedOn w:val="887"/>
+    <w:next w:val="887"/>
     <w:uiPriority w:val="39"/>
     <w:unhideWhenUsed/>
     <w:pPr>
@@ -32023,10 +32325,10 @@
       <w:ind w:left="1320"/>
     </w:pPr>
   </w:style>
-  <w:style w:type="paragraph" w:styleId="196">
+  <w:style w:type="paragraph" w:styleId="882">
     <w:name w:val="toc 8"/>
-    <w:basedOn w:val="664"/>
-    <w:next w:val="664"/>
+    <w:basedOn w:val="887"/>
+    <w:next w:val="887"/>
     <w:uiPriority w:val="39"/>
     <w:unhideWhenUsed/>
     <w:pPr>
@@ -32035,10 +32337,10 @@
       <w:ind w:left="1540"/>
     </w:pPr>
   </w:style>
-  <w:style w:type="paragraph" w:styleId="197">
+  <w:style w:type="paragraph" w:styleId="883">
     <w:name w:val="toc 9"/>
-    <w:basedOn w:val="664"/>
-    <w:next w:val="664"/>
+    <w:basedOn w:val="887"/>
+    <w:next w:val="887"/>
     <w:uiPriority w:val="39"/>
     <w:unhideWhenUsed/>
     <w:pPr>
@@ -32047,9 +32349,9 @@
       <w:ind w:left="1760"/>
     </w:pPr>
   </w:style>
-  <w:style w:type="character" w:styleId="198">
+  <w:style w:type="character" w:styleId="884">
     <w:name w:val="Placeholder Text"/>
-    <w:basedOn w:val="665"/>
+    <w:basedOn w:val="888"/>
     <w:uiPriority w:val="99"/>
     <w:semiHidden/>
     <w:pPr>
@@ -32061,7 +32363,7 @@
       <w:color w:val="666666"/>
     </w:rPr>
   </w:style>
-  <w:style w:type="paragraph" w:styleId="208">
+  <w:style w:type="paragraph" w:styleId="885">
     <w:name w:val="TOC Heading"/>
     <w:uiPriority w:val="39"/>
     <w:unhideWhenUsed/>
@@ -32071,10 +32373,10 @@
       <w:ind/>
     </w:pPr>
   </w:style>
-  <w:style w:type="paragraph" w:styleId="209">
+  <w:style w:type="paragraph" w:styleId="886">
     <w:name w:val="table of figures"/>
-    <w:basedOn w:val="664"/>
-    <w:next w:val="664"/>
+    <w:basedOn w:val="887"/>
+    <w:next w:val="887"/>
     <w:uiPriority w:val="99"/>
     <w:unhideWhenUsed/>
     <w:pPr>
@@ -32083,7 +32385,7 @@
       <w:ind/>
     </w:pPr>
   </w:style>
-  <w:style w:type="paragraph" w:styleId="664" w:default="1">
+  <w:style w:type="paragraph" w:styleId="887" w:default="1">
     <w:name w:val="Normal"/>
     <w:qFormat/>
     <w:pPr>
@@ -32095,7 +32397,7 @@
       <w:rFonts w:ascii="Bookman Old Style" w:hAnsi="Bookman Old Style"/>
     </w:rPr>
   </w:style>
-  <w:style w:type="character" w:styleId="665" w:default="1">
+  <w:style w:type="character" w:styleId="888" w:default="1">
     <w:name w:val="Default Paragraph Font"/>
     <w:semiHidden/>
     <w:pPr>
@@ -32104,7 +32406,7 @@
       <w:ind/>
     </w:pPr>
   </w:style>
-  <w:style w:type="table" w:styleId="666" w:default="1">
+  <w:style w:type="table" w:styleId="889" w:default="1">
     <w:name w:val="Normal Table"/>
     <w:semiHidden/>
     <w:pPr>
@@ -32295,7 +32597,7 @@
       </w:tcPr>
     </w:tblStylePr>
   </w:style>
-  <w:style w:type="numbering" w:styleId="667" w:default="1">
+  <w:style w:type="numbering" w:styleId="890" w:default="1">
     <w:name w:val="No List"/>
     <w:semiHidden/>
     <w:pPr>
@@ -32304,9 +32606,9 @@
       <w:ind/>
     </w:pPr>
   </w:style>
-  <w:style w:type="paragraph" w:styleId="668">
+  <w:style w:type="paragraph" w:styleId="891">
     <w:name w:val="Body Text"/>
-    <w:basedOn w:val="664"/>
+    <w:basedOn w:val="887"/>
     <w:pPr>
       <w:pBdr/>
       <w:spacing/>
